--- a/docs/CISC699_HardStop2_DesignReview.docx
+++ b/docs/CISC699_HardStop2_DesignReview.docx
@@ -1937,7 +1937,7 @@
                 <w:sz w:val="20"/>
                 <w:szCs w:val="20"/>
               </w:rPr>
-              <w:t xml:space="preserve">Student decided whether and how to send the drafted supervisor-review request ahead of submission (see Section 11 for the outcome as of submission).</w:t>
+              <w:t xml:space="preserve">Student sent the supervisor-review email (Sep 26, 5:55 PM EDT) after the AI-drafted text was shortened and made more conversational at the student's direction; a follow-up on the later design change was drafted (see Section 11).</w:t>
             </w:r>
           </w:p>
         </w:tc>
@@ -2847,7 +2847,7 @@
                 <w:sz w:val="20"/>
                 <w:szCs w:val="20"/>
               </w:rPr>
-              <w:t xml:space="preserve">Section 11 documents a specific review request drafted as an Outlook message to the supervisor (offering a Teams meeting), not another self-review disclosure. Sending it is the student's own action; Section 11 states plainly whether it had been sent at submission.</w:t>
+              <w:t xml:space="preserve">A specific review request was emailed to the supervisor on Saturday, Sep 26 at 5:55 PM EDT, offering a Teams meeting (Section 11), not another self-review disclosure. A short follow-up describing the later design change has been drafted.</w:t>
             </w:r>
           </w:p>
         </w:tc>
@@ -14675,7 +14675,21 @@
           <w:sz w:val="22"/>
           <w:szCs w:val="22"/>
         </w:rPr>
-        <w:t xml:space="preserve">Applying the Week 3 feedback that a disclosed self-review does not substitute for the required supervisor review, a specific review request has been drafted as an Outlook message addressed to the supervisor, offering a short Teams meeting. It asks three things: (1) whether the archetype-based dynamic weighting and the scope expansion into needs-profile are acceptable, together with the AHP protocol (single judge, CR below 0.10, one-step sensitivity check); (2) whether the supervisor wants to act as a second AHP judge or review the matrices afterward; and (3) whether the seeded shelters, one real case, and eight annotated synthetic cases are enough for the Week 7 midpoint, given that one person annotated them.</w:t>
+        <w:t xml:space="preserve">Applying the Week 3 feedback that a disclosed self-review does not substitute for the required supervisor review, a specific review request was emailed to the supervisor on Saturday, Sep 26 at 5:55 PM EDT, offering a short Teams meeting. It asked about the AHP protocol as then planned (a single 5x5 matrix, a single judge, CR below 0.10, and a one-step sensitivity check), whether the supervisor wanted to act as a second judge, and whether the seeded shelters, one real case, and synthetic cases are enough evidence for the Week 7 midpoint.</w:t>
+      </w:r>
+    </w:p>
+    <w:p>
+      <w:pPr>
+        <w:spacing w:after="120" w:before="0" w:line="264"/>
+        <w:jc w:val="both"/>
+      </w:pPr>
+      <w:r>
+        <w:rPr>
+          <w:rFonts w:ascii="Calibri" w:cs="Calibri" w:eastAsia="Calibri" w:hAnsi="Calibri"/>
+          <w:sz w:val="22"/>
+          <w:szCs w:val="22"/>
+        </w:rPr>
+        <w:t xml:space="preserve">The design then changed (Section 2.2). A short follow-up describing the three-archetype approach, the 30 judgments it requires, and the scope expansion into needs-profile has been drafted; it re-frames the first question of the original note as "is this approach and scope reasonable?" The second and third questions stand. Separately, the synthetic cases were annotated by a single person, which this document discloses as a limitation (Section 8).</w:t>
       </w:r>
     </w:p>
     <w:p>
@@ -14690,7 +14704,7 @@
           <w:sz w:val="22"/>
           <w:szCs w:val="22"/>
         </w:rPr>
-        <w:t xml:space="preserve">•  Status: sending the request is the student's own action, and this document does not claim it was sent unless the student confirms it. Any response will be recorded as a dated revision note, not presented as having shaped this draft.</w:t>
+        <w:t xml:space="preserve">•  Status at the time of writing: no response had been received. Any response will be recorded as a dated revision note, not presented as having shaped this draft. The follow-up is drafted for the student to send and is not claimed as sent here.</w:t>
       </w:r>
     </w:p>
     <w:p>
@@ -22295,7 +22309,7 @@
                 <w:sz w:val="20"/>
                 <w:szCs w:val="20"/>
               </w:rPr>
-              <w:t xml:space="preserve">Student decided whether and how to send the drafted supervisor-review request ahead of submission.</w:t>
+              <w:t xml:space="preserve">Student sent the supervisor-review email (Sep 26, 5:55 PM EDT) after the AI-drafted text was shortened and made more conversational at the student's direction; a follow-up on the later design change was drafted.</w:t>
             </w:r>
           </w:p>
         </w:tc>

--- a/docs/CISC699_HardStop2_DesignReview.docx
+++ b/docs/CISC699_HardStop2_DesignReview.docx
@@ -714,7 +714,7 @@
                 <w:sz w:val="20"/>
                 <w:szCs w:val="20"/>
               </w:rPr>
-              <w:t xml:space="preserve">Every component listed in Section 3 and every code line in Section 5 was confirmed against the actual Lambda source files, not described generically; the RI(5) value was independently re-verified via search rather than trusted from training knowledge.</w:t>
+              <w:t xml:space="preserve">Components and code lines were checked against the Lambda source, but the first draft of the pipeline ordering (Figure 2) was wrong and was corrected after the EventBridge rules were read directly (see Entry 15); the RI(5) value was independently re-verified via search rather than trusted from training knowledge.</w:t>
             </w:r>
           </w:p>
         </w:tc>
@@ -1178,7 +1178,7 @@
                 <w:sz w:val="20"/>
                 <w:szCs w:val="20"/>
               </w:rPr>
-              <w:t xml:space="preserve">Sections 6 and 7 (Environment section drafted separately, see Entry 13).</w:t>
+              <w:t xml:space="preserve">Sections 8 and 9.</w:t>
             </w:r>
           </w:p>
         </w:tc>
@@ -2541,6 +2541,588 @@
     <w:p>
       <w:pPr>
         <w:keepNext/>
+        <w:spacing w:after="60" w:before="120" w:line="264"/>
+      </w:pPr>
+      <w:r>
+        <w:rPr>
+          <w:rFonts w:ascii="Calibri" w:cs="Calibri" w:eastAsia="Calibri" w:hAnsi="Calibri"/>
+          <w:b/>
+          <w:bCs/>
+          <w:i/>
+          <w:iCs/>
+          <w:sz w:val="22"/>
+          <w:szCs w:val="22"/>
+        </w:rPr>
+        <w:t xml:space="preserve">Entry 15 — Rubric Audit and Corrections</w:t>
+      </w:r>
+    </w:p>
+    <w:tbl>
+      <w:tblPr>
+        <w:tblW w:type="dxa" w:w="9360"/>
+        <w:tblBorders>
+          <w:top w:val="single" w:color="999999" w:sz="4"/>
+          <w:left w:val="single" w:color="999999" w:sz="4"/>
+          <w:bottom w:val="single" w:color="999999" w:sz="4"/>
+          <w:right w:val="single" w:color="999999" w:sz="4"/>
+          <w:insideH w:val="single" w:color="CCCCCC" w:sz="2"/>
+          <w:insideV w:val="single" w:color="CCCCCC" w:sz="2"/>
+        </w:tblBorders>
+      </w:tblPr>
+      <w:tblGrid>
+        <w:gridCol w:w="2400"/>
+        <w:gridCol w:w="6960"/>
+      </w:tblGrid>
+      <w:tr>
+        <w:trPr>
+          <w:cantSplit/>
+          <w:tblHeader/>
+        </w:trPr>
+        <w:tc>
+          <w:tcPr>
+            <w:tcW w:type="dxa" w:w="2400"/>
+            <w:shd w:fill="E8F3EF" w:val="clear"/>
+            <w:tcMar>
+              <w:top w:type="dxa" w:w="80"/>
+              <w:left w:type="dxa" w:w="100"/>
+              <w:bottom w:type="dxa" w:w="80"/>
+              <w:right w:type="dxa" w:w="100"/>
+            </w:tcMar>
+            <w:vAlign w:val="top"/>
+          </w:tcPr>
+          <w:p>
+            <w:pPr>
+              <w:spacing w:after="0" w:before="0" w:line="250"/>
+            </w:pPr>
+            <w:r>
+              <w:rPr>
+                <w:rFonts w:ascii="Calibri" w:cs="Calibri" w:eastAsia="Calibri" w:hAnsi="Calibri"/>
+                <w:b/>
+                <w:bCs/>
+                <w:sz w:val="20"/>
+                <w:szCs w:val="20"/>
+              </w:rPr>
+              <w:t xml:space="preserve">Field</w:t>
+            </w:r>
+          </w:p>
+        </w:tc>
+        <w:tc>
+          <w:tcPr>
+            <w:tcW w:type="dxa" w:w="6960"/>
+            <w:shd w:fill="E8F3EF" w:val="clear"/>
+            <w:tcMar>
+              <w:top w:type="dxa" w:w="80"/>
+              <w:left w:type="dxa" w:w="100"/>
+              <w:bottom w:type="dxa" w:w="80"/>
+              <w:right w:type="dxa" w:w="100"/>
+            </w:tcMar>
+            <w:vAlign w:val="top"/>
+          </w:tcPr>
+          <w:p>
+            <w:pPr>
+              <w:spacing w:after="0" w:before="0" w:line="250"/>
+            </w:pPr>
+            <w:r>
+              <w:rPr>
+                <w:rFonts w:ascii="Calibri" w:cs="Calibri" w:eastAsia="Calibri" w:hAnsi="Calibri"/>
+                <w:b/>
+                <w:bCs/>
+                <w:sz w:val="20"/>
+                <w:szCs w:val="20"/>
+              </w:rPr>
+              <w:t xml:space="preserve">Detail</w:t>
+            </w:r>
+          </w:p>
+        </w:tc>
+      </w:tr>
+      <w:tr>
+        <w:trPr>
+          <w:cantSplit/>
+        </w:trPr>
+        <w:tc>
+          <w:tcPr>
+            <w:tcW w:type="dxa" w:w="2400"/>
+            <w:tcMar>
+              <w:top w:type="dxa" w:w="80"/>
+              <w:left w:type="dxa" w:w="100"/>
+              <w:bottom w:type="dxa" w:w="80"/>
+              <w:right w:type="dxa" w:w="100"/>
+            </w:tcMar>
+            <w:vAlign w:val="top"/>
+          </w:tcPr>
+          <w:p>
+            <w:pPr>
+              <w:spacing w:after="0" w:before="0" w:line="250"/>
+            </w:pPr>
+            <w:r>
+              <w:rPr>
+                <w:rFonts w:ascii="Calibri" w:cs="Calibri" w:eastAsia="Calibri" w:hAnsi="Calibri"/>
+                <w:b w:val="false"/>
+                <w:bCs w:val="false"/>
+                <w:sz w:val="20"/>
+                <w:szCs w:val="20"/>
+              </w:rPr>
+              <w:t xml:space="preserve">Tool</w:t>
+            </w:r>
+          </w:p>
+        </w:tc>
+        <w:tc>
+          <w:tcPr>
+            <w:tcW w:type="dxa" w:w="6960"/>
+            <w:tcMar>
+              <w:top w:type="dxa" w:w="80"/>
+              <w:left w:type="dxa" w:w="100"/>
+              <w:bottom w:type="dxa" w:w="80"/>
+              <w:right w:type="dxa" w:w="100"/>
+            </w:tcMar>
+            <w:vAlign w:val="top"/>
+          </w:tcPr>
+          <w:p>
+            <w:pPr>
+              <w:spacing w:after="0" w:before="0" w:line="250"/>
+            </w:pPr>
+            <w:r>
+              <w:rPr>
+                <w:rFonts w:ascii="Calibri" w:cs="Calibri" w:eastAsia="Calibri" w:hAnsi="Calibri"/>
+                <w:b w:val="false"/>
+                <w:bCs w:val="false"/>
+                <w:sz w:val="20"/>
+                <w:szCs w:val="20"/>
+              </w:rPr>
+              <w:t xml:space="preserve">Claude (Anthropic, Claude Sonnet 5)</w:t>
+            </w:r>
+          </w:p>
+        </w:tc>
+      </w:tr>
+      <w:tr>
+        <w:trPr>
+          <w:cantSplit/>
+        </w:trPr>
+        <w:tc>
+          <w:tcPr>
+            <w:tcW w:type="dxa" w:w="2400"/>
+            <w:tcMar>
+              <w:top w:type="dxa" w:w="80"/>
+              <w:left w:type="dxa" w:w="100"/>
+              <w:bottom w:type="dxa" w:w="80"/>
+              <w:right w:type="dxa" w:w="100"/>
+            </w:tcMar>
+            <w:vAlign w:val="top"/>
+          </w:tcPr>
+          <w:p>
+            <w:pPr>
+              <w:spacing w:after="0" w:before="0" w:line="250"/>
+            </w:pPr>
+            <w:r>
+              <w:rPr>
+                <w:rFonts w:ascii="Calibri" w:cs="Calibri" w:eastAsia="Calibri" w:hAnsi="Calibri"/>
+                <w:b w:val="false"/>
+                <w:bCs w:val="false"/>
+                <w:sz w:val="20"/>
+                <w:szCs w:val="20"/>
+              </w:rPr>
+              <w:t xml:space="preserve">Date / Phase</w:t>
+            </w:r>
+          </w:p>
+        </w:tc>
+        <w:tc>
+          <w:tcPr>
+            <w:tcW w:type="dxa" w:w="6960"/>
+            <w:tcMar>
+              <w:top w:type="dxa" w:w="80"/>
+              <w:left w:type="dxa" w:w="100"/>
+              <w:bottom w:type="dxa" w:w="80"/>
+              <w:right w:type="dxa" w:w="100"/>
+            </w:tcMar>
+            <w:vAlign w:val="top"/>
+          </w:tcPr>
+          <w:p>
+            <w:pPr>
+              <w:spacing w:after="0" w:before="0" w:line="250"/>
+            </w:pPr>
+            <w:r>
+              <w:rPr>
+                <w:rFonts w:ascii="Calibri" w:cs="Calibri" w:eastAsia="Calibri" w:hAnsi="Calibri"/>
+                <w:b w:val="false"/>
+                <w:bCs w:val="false"/>
+                <w:sz w:val="20"/>
+                <w:szCs w:val="20"/>
+              </w:rPr>
+              <w:t xml:space="preserve">Week 4 (2026-09-26), audit before submission</w:t>
+            </w:r>
+          </w:p>
+        </w:tc>
+      </w:tr>
+      <w:tr>
+        <w:trPr>
+          <w:cantSplit/>
+        </w:trPr>
+        <w:tc>
+          <w:tcPr>
+            <w:tcW w:type="dxa" w:w="2400"/>
+            <w:tcMar>
+              <w:top w:type="dxa" w:w="80"/>
+              <w:left w:type="dxa" w:w="100"/>
+              <w:bottom w:type="dxa" w:w="80"/>
+              <w:right w:type="dxa" w:w="100"/>
+            </w:tcMar>
+            <w:vAlign w:val="top"/>
+          </w:tcPr>
+          <w:p>
+            <w:pPr>
+              <w:spacing w:after="0" w:before="0" w:line="250"/>
+            </w:pPr>
+            <w:r>
+              <w:rPr>
+                <w:rFonts w:ascii="Calibri" w:cs="Calibri" w:eastAsia="Calibri" w:hAnsi="Calibri"/>
+                <w:b w:val="false"/>
+                <w:bCs w:val="false"/>
+                <w:sz w:val="20"/>
+                <w:szCs w:val="20"/>
+              </w:rPr>
+              <w:t xml:space="preserve">Purpose</w:t>
+            </w:r>
+          </w:p>
+        </w:tc>
+        <w:tc>
+          <w:tcPr>
+            <w:tcW w:type="dxa" w:w="6960"/>
+            <w:tcMar>
+              <w:top w:type="dxa" w:w="80"/>
+              <w:left w:type="dxa" w:w="100"/>
+              <w:bottom w:type="dxa" w:w="80"/>
+              <w:right w:type="dxa" w:w="100"/>
+            </w:tcMar>
+            <w:vAlign w:val="top"/>
+          </w:tcPr>
+          <w:p>
+            <w:pPr>
+              <w:spacing w:after="0" w:before="0" w:line="250"/>
+            </w:pPr>
+            <w:r>
+              <w:rPr>
+                <w:rFonts w:ascii="Calibri" w:cs="Calibri" w:eastAsia="Calibri" w:hAnsi="Calibri"/>
+                <w:b w:val="false"/>
+                <w:bCs w:val="false"/>
+                <w:sz w:val="20"/>
+                <w:szCs w:val="20"/>
+              </w:rPr>
+              <w:t xml:space="preserve">Check this package against the RU-04 rubric and the assignment task list, and close the gaps found.</w:t>
+            </w:r>
+          </w:p>
+        </w:tc>
+      </w:tr>
+      <w:tr>
+        <w:trPr>
+          <w:cantSplit/>
+        </w:trPr>
+        <w:tc>
+          <w:tcPr>
+            <w:tcW w:type="dxa" w:w="2400"/>
+            <w:tcMar>
+              <w:top w:type="dxa" w:w="80"/>
+              <w:left w:type="dxa" w:w="100"/>
+              <w:bottom w:type="dxa" w:w="80"/>
+              <w:right w:type="dxa" w:w="100"/>
+            </w:tcMar>
+            <w:vAlign w:val="top"/>
+          </w:tcPr>
+          <w:p>
+            <w:pPr>
+              <w:spacing w:after="0" w:before="0" w:line="250"/>
+            </w:pPr>
+            <w:r>
+              <w:rPr>
+                <w:rFonts w:ascii="Calibri" w:cs="Calibri" w:eastAsia="Calibri" w:hAnsi="Calibri"/>
+                <w:b w:val="false"/>
+                <w:bCs w:val="false"/>
+                <w:sz w:val="20"/>
+                <w:szCs w:val="20"/>
+              </w:rPr>
+              <w:t xml:space="preserve">Prompt / Task Summary</w:t>
+            </w:r>
+          </w:p>
+        </w:tc>
+        <w:tc>
+          <w:tcPr>
+            <w:tcW w:type="dxa" w:w="6960"/>
+            <w:tcMar>
+              <w:top w:type="dxa" w:w="80"/>
+              <w:left w:type="dxa" w:w="100"/>
+              <w:bottom w:type="dxa" w:w="80"/>
+              <w:right w:type="dxa" w:w="100"/>
+            </w:tcMar>
+            <w:vAlign w:val="top"/>
+          </w:tcPr>
+          <w:p>
+            <w:pPr>
+              <w:spacing w:after="0" w:before="0" w:line="250"/>
+            </w:pPr>
+            <w:r>
+              <w:rPr>
+                <w:rFonts w:ascii="Calibri" w:cs="Calibri" w:eastAsia="Calibri" w:hAnsi="Calibri"/>
+                <w:b w:val="false"/>
+                <w:bCs w:val="false"/>
+                <w:sz w:val="20"/>
+                <w:szCs w:val="20"/>
+              </w:rPr>
+              <w:t xml:space="preserve">Compare each section with the five rubric criteria and nine tasks; re-read lib/stacks/lambda-stack.ts for the real event wiring; re-check every reader and writer of NEEDS_TABLE; add the missing tradeoff analysis, setup steps, data-validation steps, failure-mode table, interface table, revised success criteria, Figure 3, and the risks, dependencies, and gaps lists.</w:t>
+            </w:r>
+          </w:p>
+        </w:tc>
+      </w:tr>
+      <w:tr>
+        <w:trPr>
+          <w:cantSplit/>
+        </w:trPr>
+        <w:tc>
+          <w:tcPr>
+            <w:tcW w:type="dxa" w:w="2400"/>
+            <w:tcMar>
+              <w:top w:type="dxa" w:w="80"/>
+              <w:left w:type="dxa" w:w="100"/>
+              <w:bottom w:type="dxa" w:w="80"/>
+              <w:right w:type="dxa" w:w="100"/>
+            </w:tcMar>
+            <w:vAlign w:val="top"/>
+          </w:tcPr>
+          <w:p>
+            <w:pPr>
+              <w:spacing w:after="0" w:before="0" w:line="250"/>
+            </w:pPr>
+            <w:r>
+              <w:rPr>
+                <w:rFonts w:ascii="Calibri" w:cs="Calibri" w:eastAsia="Calibri" w:hAnsi="Calibri"/>
+                <w:b w:val="false"/>
+                <w:bCs w:val="false"/>
+                <w:sz w:val="20"/>
+                <w:szCs w:val="20"/>
+              </w:rPr>
+              <w:t xml:space="preserve">Output Used</w:t>
+            </w:r>
+          </w:p>
+        </w:tc>
+        <w:tc>
+          <w:tcPr>
+            <w:tcW w:type="dxa" w:w="6960"/>
+            <w:tcMar>
+              <w:top w:type="dxa" w:w="80"/>
+              <w:left w:type="dxa" w:w="100"/>
+              <w:bottom w:type="dxa" w:w="80"/>
+              <w:right w:type="dxa" w:w="100"/>
+            </w:tcMar>
+            <w:vAlign w:val="top"/>
+          </w:tcPr>
+          <w:p>
+            <w:pPr>
+              <w:spacing w:after="0" w:before="0" w:line="250"/>
+            </w:pPr>
+            <w:r>
+              <w:rPr>
+                <w:rFonts w:ascii="Calibri" w:cs="Calibri" w:eastAsia="Calibri" w:hAnsi="Calibri"/>
+                <w:b w:val="false"/>
+                <w:bCs w:val="false"/>
+                <w:sz w:val="20"/>
+                <w:szCs w:val="20"/>
+              </w:rPr>
+              <w:t xml:space="preserve">Sections 2.3, 3 (interface table), 5.4, 6.1 to 6.3, 8 (failure modes), 9 (revised success criteria), 11 (three-part lists), Figures 2 and 3; corrections to the RU-03 brief and engineering log.</w:t>
+            </w:r>
+          </w:p>
+        </w:tc>
+      </w:tr>
+      <w:tr>
+        <w:trPr>
+          <w:cantSplit/>
+        </w:trPr>
+        <w:tc>
+          <w:tcPr>
+            <w:tcW w:type="dxa" w:w="2400"/>
+            <w:tcMar>
+              <w:top w:type="dxa" w:w="80"/>
+              <w:left w:type="dxa" w:w="100"/>
+              <w:bottom w:type="dxa" w:w="80"/>
+              <w:right w:type="dxa" w:w="100"/>
+            </w:tcMar>
+            <w:vAlign w:val="top"/>
+          </w:tcPr>
+          <w:p>
+            <w:pPr>
+              <w:spacing w:after="0" w:before="0" w:line="250"/>
+            </w:pPr>
+            <w:r>
+              <w:rPr>
+                <w:rFonts w:ascii="Calibri" w:cs="Calibri" w:eastAsia="Calibri" w:hAnsi="Calibri"/>
+                <w:b w:val="false"/>
+                <w:bCs w:val="false"/>
+                <w:sz w:val="20"/>
+                <w:szCs w:val="20"/>
+              </w:rPr>
+              <w:t xml:space="preserve">Affected Section / Artifact</w:t>
+            </w:r>
+          </w:p>
+        </w:tc>
+        <w:tc>
+          <w:tcPr>
+            <w:tcW w:type="dxa" w:w="6960"/>
+            <w:tcMar>
+              <w:top w:type="dxa" w:w="80"/>
+              <w:left w:type="dxa" w:w="100"/>
+              <w:bottom w:type="dxa" w:w="80"/>
+              <w:right w:type="dxa" w:w="100"/>
+            </w:tcMar>
+            <w:vAlign w:val="top"/>
+          </w:tcPr>
+          <w:p>
+            <w:pPr>
+              <w:spacing w:after="0" w:before="0" w:line="250"/>
+            </w:pPr>
+            <w:r>
+              <w:rPr>
+                <w:rFonts w:ascii="Calibri" w:cs="Calibri" w:eastAsia="Calibri" w:hAnsi="Calibri"/>
+                <w:b w:val="false"/>
+                <w:bCs w:val="false"/>
+                <w:sz w:val="20"/>
+                <w:szCs w:val="20"/>
+              </w:rPr>
+              <w:t xml:space="preserve">Most of this document, the RU-03 repository copy, ENGINEERING_LOG.md.</w:t>
+            </w:r>
+          </w:p>
+        </w:tc>
+      </w:tr>
+      <w:tr>
+        <w:trPr>
+          <w:cantSplit/>
+        </w:trPr>
+        <w:tc>
+          <w:tcPr>
+            <w:tcW w:type="dxa" w:w="2400"/>
+            <w:tcMar>
+              <w:top w:type="dxa" w:w="80"/>
+              <w:left w:type="dxa" w:w="100"/>
+              <w:bottom w:type="dxa" w:w="80"/>
+              <w:right w:type="dxa" w:w="100"/>
+            </w:tcMar>
+            <w:vAlign w:val="top"/>
+          </w:tcPr>
+          <w:p>
+            <w:pPr>
+              <w:spacing w:after="0" w:before="0" w:line="250"/>
+            </w:pPr>
+            <w:r>
+              <w:rPr>
+                <w:rFonts w:ascii="Calibri" w:cs="Calibri" w:eastAsia="Calibri" w:hAnsi="Calibri"/>
+                <w:b w:val="false"/>
+                <w:bCs w:val="false"/>
+                <w:sz w:val="20"/>
+                <w:szCs w:val="20"/>
+              </w:rPr>
+              <w:t xml:space="preserve">Human Verification</w:t>
+            </w:r>
+          </w:p>
+        </w:tc>
+        <w:tc>
+          <w:tcPr>
+            <w:tcW w:type="dxa" w:w="6960"/>
+            <w:tcMar>
+              <w:top w:type="dxa" w:w="80"/>
+              <w:left w:type="dxa" w:w="100"/>
+              <w:bottom w:type="dxa" w:w="80"/>
+              <w:right w:type="dxa" w:w="100"/>
+            </w:tcMar>
+            <w:vAlign w:val="top"/>
+          </w:tcPr>
+          <w:p>
+            <w:pPr>
+              <w:spacing w:after="0" w:before="0" w:line="250"/>
+            </w:pPr>
+            <w:r>
+              <w:rPr>
+                <w:rFonts w:ascii="Calibri" w:cs="Calibri" w:eastAsia="Calibri" w:hAnsi="Calibri"/>
+                <w:b w:val="false"/>
+                <w:bCs w:val="false"/>
+                <w:sz w:val="20"/>
+                <w:szCs w:val="20"/>
+              </w:rPr>
+              <w:t xml:space="preserve">The event fan-out was read from the EventBridge rules; the unused needs table was confirmed by searching every reference to NEEDS_TABLE. Both showed earlier AI-drafted claims were wrong, which is why they are disclosed in Section 2.3.</w:t>
+            </w:r>
+          </w:p>
+        </w:tc>
+      </w:tr>
+      <w:tr>
+        <w:trPr>
+          <w:cantSplit/>
+        </w:trPr>
+        <w:tc>
+          <w:tcPr>
+            <w:tcW w:type="dxa" w:w="2400"/>
+            <w:tcMar>
+              <w:top w:type="dxa" w:w="80"/>
+              <w:left w:type="dxa" w:w="100"/>
+              <w:bottom w:type="dxa" w:w="80"/>
+              <w:right w:type="dxa" w:w="100"/>
+            </w:tcMar>
+            <w:vAlign w:val="top"/>
+          </w:tcPr>
+          <w:p>
+            <w:pPr>
+              <w:spacing w:after="0" w:before="0" w:line="250"/>
+            </w:pPr>
+            <w:r>
+              <w:rPr>
+                <w:rFonts w:ascii="Calibri" w:cs="Calibri" w:eastAsia="Calibri" w:hAnsi="Calibri"/>
+                <w:b w:val="false"/>
+                <w:bCs w:val="false"/>
+                <w:sz w:val="20"/>
+                <w:szCs w:val="20"/>
+              </w:rPr>
+              <w:t xml:space="preserve">Final Student Revisions</w:t>
+            </w:r>
+          </w:p>
+        </w:tc>
+        <w:tc>
+          <w:tcPr>
+            <w:tcW w:type="dxa" w:w="6960"/>
+            <w:tcMar>
+              <w:top w:type="dxa" w:w="80"/>
+              <w:left w:type="dxa" w:w="100"/>
+              <w:bottom w:type="dxa" w:w="80"/>
+              <w:right w:type="dxa" w:w="100"/>
+            </w:tcMar>
+            <w:vAlign w:val="top"/>
+          </w:tcPr>
+          <w:p>
+            <w:pPr>
+              <w:spacing w:after="0" w:before="0" w:line="250"/>
+            </w:pPr>
+            <w:r>
+              <w:rPr>
+                <w:rFonts w:ascii="Calibri" w:cs="Calibri" w:eastAsia="Calibri" w:hAnsi="Calibri"/>
+                <w:b w:val="false"/>
+                <w:bCs w:val="false"/>
+                <w:sz w:val="20"/>
+                <w:szCs w:val="20"/>
+              </w:rPr>
+              <w:t xml:space="preserve">Student requested the rubric check. Whether to tell the instructor about the RU-03 correction is the student's decision. Figures 2 and 3 were drawn by the AI as SVG from the verified design.</w:t>
+            </w:r>
+          </w:p>
+        </w:tc>
+      </w:tr>
+    </w:tbl>
+    <w:p>
+      <w:pPr>
+        <w:spacing w:after="0" w:before="0" w:line="264"/>
+      </w:pPr>
+      <w:r>
+        <w:rPr>
+          <w:rFonts w:ascii="Calibri" w:cs="Calibri" w:eastAsia="Calibri" w:hAnsi="Calibri"/>
+          <w:sz w:val="22"/>
+          <w:szCs w:val="22"/>
+        </w:rPr>
+        <w:t xml:space="preserve"/>
+      </w:r>
+    </w:p>
+    <w:p>
+      <w:pPr>
+        <w:keepNext/>
         <w:spacing w:after="100" w:before="200" w:line="264"/>
       </w:pPr>
       <w:r>
@@ -2566,7 +3148,7 @@
           <w:sz w:val="22"/>
           <w:szCs w:val="22"/>
         </w:rPr>
-        <w:t xml:space="preserve">All architecture, method, and evaluation-design decisions in this package are the student's own. AI assistance was used for drafting, diagram construction, and technical-writing support as disclosed above; every technical claim about the real system (component behavior, dependency versions, code snippets) was checked directly against the actual repository rather than described generically, and the one previously mis-verified citation from Week 3 (Section 2, if referenced here) has been corrected at its source rather than repeated.</w:t>
+        <w:t xml:space="preserve">All architecture, method, and evaluation-design decisions in this package are the student's own. AI assistance was used for drafting, diagram construction, and technical-writing support as disclosed above; designs marked as proposals (the v2 contract, the weights module, the thresholds) are not implemented code; every technical claim about the real system (component behavior, dependency versions, code snippets) was checked directly against the actual repository rather than described generically, and the one previously mis-verified citation from Week 3 (Section 2, if referenced here) has been corrected at its source rather than repeated.</w:t>
       </w:r>
     </w:p>
     <w:p>
@@ -3282,6 +3864,82 @@
           <w:szCs w:val="22"/>
         </w:rPr>
         <w:t xml:space="preserve"/>
+      </w:r>
+    </w:p>
+    <w:p>
+      <w:pPr>
+        <w:keepNext/>
+        <w:spacing w:after="100" w:before="200" w:line="264"/>
+      </w:pPr>
+      <w:r>
+        <w:rPr>
+          <w:rFonts w:ascii="Calibri" w:cs="Calibri" w:eastAsia="Calibri" w:hAnsi="Calibri"/>
+          <w:b/>
+          <w:bCs/>
+          <w:color w:val="0A3A35"/>
+          <w:sz w:val="24"/>
+          <w:szCs w:val="24"/>
+        </w:rPr>
+        <w:t xml:space="preserve">2.3 Corrections Found While Auditing This Package</w:t>
+      </w:r>
+    </w:p>
+    <w:p>
+      <w:pPr>
+        <w:spacing w:after="120" w:before="0" w:line="264"/>
+        <w:jc w:val="both"/>
+      </w:pPr>
+      <w:r>
+        <w:rPr>
+          <w:rFonts w:ascii="Calibri" w:cs="Calibri" w:eastAsia="Calibri" w:hAnsi="Calibri"/>
+          <w:sz w:val="22"/>
+          <w:szCs w:val="22"/>
+        </w:rPr>
+        <w:t xml:space="preserve">Auditing this package against its own rubric surfaced three errors in earlier work, corrected here and disclosed rather than absorbed quietly:</w:t>
+      </w:r>
+    </w:p>
+    <w:p>
+      <w:pPr>
+        <w:spacing w:after="80" w:before="0" w:line="264"/>
+        <w:ind w:left="450" w:hanging="270"/>
+        <w:jc w:val="both"/>
+      </w:pPr>
+      <w:r>
+        <w:rPr>
+          <w:rFonts w:ascii="Calibri" w:cs="Calibri" w:eastAsia="Calibri" w:hAnsi="Calibri"/>
+          <w:sz w:val="22"/>
+          <w:szCs w:val="22"/>
+        </w:rPr>
+        <w:t xml:space="preserve">•  Data flow: an earlier draft of Figure 2 showed a sequential chain (image, geocoding, needs-profile, dedup). The EventBridge rules show a fan-out: dedup publishes CasePublished, which triggers needs-profile and both bidding agents in parallel. Figure 2 and the component table now follow the rules.</w:t>
+      </w:r>
+    </w:p>
+    <w:p>
+      <w:pPr>
+        <w:spacing w:after="80" w:before="0" w:line="264"/>
+        <w:ind w:left="450" w:hanging="270"/>
+        <w:jc w:val="both"/>
+      </w:pPr>
+      <w:r>
+        <w:rPr>
+          <w:rFonts w:ascii="Calibri" w:cs="Calibri" w:eastAsia="Calibri" w:hAnsi="Calibri"/>
+          <w:sz w:val="22"/>
+          <w:szCs w:val="22"/>
+        </w:rPr>
+        <w:t xml:space="preserve">•  RU-03 data inventory: the Week 3 brief said the needs profile was duplicated across the rescuenet-needs table and the Case item. It is not: no Lambda reads or writes rescuenet-needs, so it is an unused table, not a duplicate. The repository copy of the brief and the engineering log are corrected; the version already submitted still carries the original wording.</w:t>
+      </w:r>
+    </w:p>
+    <w:p>
+      <w:pPr>
+        <w:spacing w:after="80" w:before="0" w:line="264"/>
+        <w:ind w:left="450" w:hanging="270"/>
+        <w:jc w:val="both"/>
+      </w:pPr>
+      <w:r>
+        <w:rPr>
+          <w:rFonts w:ascii="Calibri" w:cs="Calibri" w:eastAsia="Calibri" w:hAnsi="Calibri"/>
+          <w:sz w:val="22"/>
+          <w:szCs w:val="22"/>
+        </w:rPr>
+        <w:t xml:space="preserve">•  Verification claims: both errors happened where a component or table was described without checking every reader and writer. This package applies the stricter standard (rules and call sites read directly), and Entry 15 in the AI-use log records the correction.</w:t>
       </w:r>
     </w:p>
     <w:p>
@@ -3572,7 +4230,7 @@
                 <w:sz w:val="20"/>
                 <w:szCs w:val="20"/>
               </w:rPr>
-              <w:t xml:space="preserve">Validates and accepts a new report; writes the initial Case item; triggers the pipeline.</w:t>
+              <w:t xml:space="preserve">Validates and accepts a new report; writes the initial Case item; publishes ReportSubmitted.</w:t>
             </w:r>
           </w:p>
         </w:tc>
@@ -3599,7 +4257,7 @@
                 <w:sz w:val="20"/>
                 <w:szCs w:val="20"/>
               </w:rPr>
-              <w:t xml:space="preserve">None (entry point)</w:t>
+              <w:t xml:space="preserve">image-agent, geocoding-agent, and dedup-agent, triggered in parallel</w:t>
             </w:r>
           </w:p>
         </w:tc>
@@ -3685,7 +4343,7 @@
                 <w:sz w:val="20"/>
                 <w:szCs w:val="20"/>
               </w:rPr>
-              <w:t xml:space="preserve">needs-profile (provides species/injury signal)</w:t>
+              <w:t xml:space="preserve">dedup-agent (AgentEnriched event); enriches the case record</w:t>
             </w:r>
           </w:p>
         </w:tc>
@@ -3771,7 +4429,7 @@
                 <w:sz w:val="20"/>
                 <w:szCs w:val="20"/>
               </w:rPr>
-              <w:t xml:space="preserve">None downstream</w:t>
+              <w:t xml:space="preserve">dedup-agent (AgentEnriched event)</w:t>
             </w:r>
           </w:p>
         </w:tc>
@@ -4002,7 +4660,7 @@
                 <w:sz w:val="20"/>
                 <w:szCs w:val="20"/>
               </w:rPr>
-              <w:t xml:space="preserve">Queries active-status cases via the status-timestamp-index GSI; merges near-certain duplicates, soft-links probable lost/found matches.</w:t>
+              <w:t xml:space="preserve">Queries active-status cases via the status-timestamp-index GSI; merges near-certain duplicates, soft-links probable lost/found matches; once the image and geocoding agents have finished, publishes CasePublished.</w:t>
             </w:r>
           </w:p>
         </w:tc>
@@ -4029,7 +4687,7 @@
                 <w:sz w:val="20"/>
                 <w:szCs w:val="20"/>
               </w:rPr>
-              <w:t xml:space="preserve">Runs in parallel with needs-profile; both must complete before scoring</w:t>
+              <w:t xml:space="preserve">CasePublished triggers needs-profile, tier1-agent, and tier2-agent in parallel</w:t>
             </w:r>
           </w:p>
         </w:tc>
@@ -4632,6 +5290,978 @@
                 <w:szCs w:val="20"/>
               </w:rPr>
               <w:t xml:space="preserve">tier2-agent</w:t>
+            </w:r>
+          </w:p>
+        </w:tc>
+      </w:tr>
+    </w:tbl>
+    <w:p>
+      <w:pPr>
+        <w:spacing w:after="0" w:before="0" w:line="264"/>
+      </w:pPr>
+      <w:r>
+        <w:rPr>
+          <w:rFonts w:ascii="Calibri" w:cs="Calibri" w:eastAsia="Calibri" w:hAnsi="Calibri"/>
+          <w:sz w:val="22"/>
+          <w:szCs w:val="22"/>
+        </w:rPr>
+        <w:t xml:space="preserve"/>
+      </w:r>
+    </w:p>
+    <w:p>
+      <w:pPr>
+        <w:keepNext/>
+        <w:spacing w:after="100" w:before="200" w:line="264"/>
+      </w:pPr>
+      <w:r>
+        <w:rPr>
+          <w:rFonts w:ascii="Calibri" w:cs="Calibri" w:eastAsia="Calibri" w:hAnsi="Calibri"/>
+          <w:b/>
+          <w:bCs/>
+          <w:color w:val="0A3A35"/>
+          <w:sz w:val="24"/>
+          <w:szCs w:val="24"/>
+        </w:rPr>
+        <w:t xml:space="preserve">Key Interfaces</w:t>
+      </w:r>
+    </w:p>
+    <w:p>
+      <w:pPr>
+        <w:spacing w:after="120" w:before="0" w:line="264"/>
+        <w:jc w:val="both"/>
+      </w:pPr>
+      <w:r>
+        <w:rPr>
+          <w:rFonts w:ascii="Calibri" w:cs="Calibri" w:eastAsia="Calibri" w:hAnsi="Calibri"/>
+          <w:sz w:val="22"/>
+          <w:szCs w:val="22"/>
+        </w:rPr>
+        <w:t xml:space="preserve">Interfaces between components are EventBridge events plus one shared record attribute, per the rules in lib/stacks/lambda-stack.ts. Only the needsProfile attribute changes this term.</w:t>
+      </w:r>
+    </w:p>
+    <w:tbl>
+      <w:tblPr>
+        <w:tblW w:type="dxa" w:w="9360"/>
+        <w:tblBorders>
+          <w:top w:val="single" w:color="999999" w:sz="4"/>
+          <w:left w:val="single" w:color="999999" w:sz="4"/>
+          <w:bottom w:val="single" w:color="999999" w:sz="4"/>
+          <w:right w:val="single" w:color="999999" w:sz="4"/>
+          <w:insideH w:val="single" w:color="CCCCCC" w:sz="2"/>
+          <w:insideV w:val="single" w:color="CCCCCC" w:sz="2"/>
+        </w:tblBorders>
+      </w:tblPr>
+      <w:tblGrid>
+        <w:gridCol w:w="2000"/>
+        <w:gridCol w:w="2600"/>
+        <w:gridCol w:w="3000"/>
+        <w:gridCol w:w="1760"/>
+      </w:tblGrid>
+      <w:tr>
+        <w:trPr>
+          <w:cantSplit/>
+          <w:tblHeader/>
+        </w:trPr>
+        <w:tc>
+          <w:tcPr>
+            <w:tcW w:type="dxa" w:w="2000"/>
+            <w:shd w:fill="E8F3EF" w:val="clear"/>
+            <w:tcMar>
+              <w:top w:type="dxa" w:w="80"/>
+              <w:left w:type="dxa" w:w="100"/>
+              <w:bottom w:type="dxa" w:w="80"/>
+              <w:right w:type="dxa" w:w="100"/>
+            </w:tcMar>
+            <w:vAlign w:val="top"/>
+          </w:tcPr>
+          <w:p>
+            <w:pPr>
+              <w:spacing w:after="0" w:before="0" w:line="250"/>
+            </w:pPr>
+            <w:r>
+              <w:rPr>
+                <w:rFonts w:ascii="Calibri" w:cs="Calibri" w:eastAsia="Calibri" w:hAnsi="Calibri"/>
+                <w:b/>
+                <w:bCs/>
+                <w:sz w:val="20"/>
+                <w:szCs w:val="20"/>
+              </w:rPr>
+              <w:t xml:space="preserve">Interface</w:t>
+            </w:r>
+          </w:p>
+        </w:tc>
+        <w:tc>
+          <w:tcPr>
+            <w:tcW w:type="dxa" w:w="2600"/>
+            <w:shd w:fill="E8F3EF" w:val="clear"/>
+            <w:tcMar>
+              <w:top w:type="dxa" w:w="80"/>
+              <w:left w:type="dxa" w:w="100"/>
+              <w:bottom w:type="dxa" w:w="80"/>
+              <w:right w:type="dxa" w:w="100"/>
+            </w:tcMar>
+            <w:vAlign w:val="top"/>
+          </w:tcPr>
+          <w:p>
+            <w:pPr>
+              <w:spacing w:after="0" w:before="0" w:line="250"/>
+            </w:pPr>
+            <w:r>
+              <w:rPr>
+                <w:rFonts w:ascii="Calibri" w:cs="Calibri" w:eastAsia="Calibri" w:hAnsi="Calibri"/>
+                <w:b/>
+                <w:bCs/>
+                <w:sz w:val="20"/>
+                <w:szCs w:val="20"/>
+              </w:rPr>
+              <w:t xml:space="preserve">Producer to Consumer</w:t>
+            </w:r>
+          </w:p>
+        </w:tc>
+        <w:tc>
+          <w:tcPr>
+            <w:tcW w:type="dxa" w:w="3000"/>
+            <w:shd w:fill="E8F3EF" w:val="clear"/>
+            <w:tcMar>
+              <w:top w:type="dxa" w:w="80"/>
+              <w:left w:type="dxa" w:w="100"/>
+              <w:bottom w:type="dxa" w:w="80"/>
+              <w:right w:type="dxa" w:w="100"/>
+            </w:tcMar>
+            <w:vAlign w:val="top"/>
+          </w:tcPr>
+          <w:p>
+            <w:pPr>
+              <w:spacing w:after="0" w:before="0" w:line="250"/>
+            </w:pPr>
+            <w:r>
+              <w:rPr>
+                <w:rFonts w:ascii="Calibri" w:cs="Calibri" w:eastAsia="Calibri" w:hAnsi="Calibri"/>
+                <w:b/>
+                <w:bCs/>
+                <w:sz w:val="20"/>
+                <w:szCs w:val="20"/>
+              </w:rPr>
+              <w:t xml:space="preserve">Key Contents</w:t>
+            </w:r>
+          </w:p>
+        </w:tc>
+        <w:tc>
+          <w:tcPr>
+            <w:tcW w:type="dxa" w:w="1760"/>
+            <w:shd w:fill="E8F3EF" w:val="clear"/>
+            <w:tcMar>
+              <w:top w:type="dxa" w:w="80"/>
+              <w:left w:type="dxa" w:w="100"/>
+              <w:bottom w:type="dxa" w:w="80"/>
+              <w:right w:type="dxa" w:w="100"/>
+            </w:tcMar>
+            <w:vAlign w:val="top"/>
+          </w:tcPr>
+          <w:p>
+            <w:pPr>
+              <w:spacing w:after="0" w:before="0" w:line="250"/>
+            </w:pPr>
+            <w:r>
+              <w:rPr>
+                <w:rFonts w:ascii="Calibri" w:cs="Calibri" w:eastAsia="Calibri" w:hAnsi="Calibri"/>
+                <w:b/>
+                <w:bCs/>
+                <w:sz w:val="20"/>
+                <w:szCs w:val="20"/>
+              </w:rPr>
+              <w:t xml:space="preserve">Changed This Term?</w:t>
+            </w:r>
+          </w:p>
+        </w:tc>
+      </w:tr>
+      <w:tr>
+        <w:trPr>
+          <w:cantSplit/>
+        </w:trPr>
+        <w:tc>
+          <w:tcPr>
+            <w:tcW w:type="dxa" w:w="2000"/>
+            <w:tcMar>
+              <w:top w:type="dxa" w:w="80"/>
+              <w:left w:type="dxa" w:w="100"/>
+              <w:bottom w:type="dxa" w:w="80"/>
+              <w:right w:type="dxa" w:w="100"/>
+            </w:tcMar>
+            <w:vAlign w:val="top"/>
+          </w:tcPr>
+          <w:p>
+            <w:pPr>
+              <w:spacing w:after="0" w:before="0" w:line="250"/>
+            </w:pPr>
+            <w:r>
+              <w:rPr>
+                <w:rFonts w:ascii="Calibri" w:cs="Calibri" w:eastAsia="Calibri" w:hAnsi="Calibri"/>
+                <w:b w:val="false"/>
+                <w:bCs w:val="false"/>
+                <w:sz w:val="20"/>
+                <w:szCs w:val="20"/>
+              </w:rPr>
+              <w:t xml:space="preserve">ReportSubmitted</w:t>
+            </w:r>
+          </w:p>
+        </w:tc>
+        <w:tc>
+          <w:tcPr>
+            <w:tcW w:type="dxa" w:w="2600"/>
+            <w:tcMar>
+              <w:top w:type="dxa" w:w="80"/>
+              <w:left w:type="dxa" w:w="100"/>
+              <w:bottom w:type="dxa" w:w="80"/>
+              <w:right w:type="dxa" w:w="100"/>
+            </w:tcMar>
+            <w:vAlign w:val="top"/>
+          </w:tcPr>
+          <w:p>
+            <w:pPr>
+              <w:spacing w:after="0" w:before="0" w:line="250"/>
+            </w:pPr>
+            <w:r>
+              <w:rPr>
+                <w:rFonts w:ascii="Calibri" w:cs="Calibri" w:eastAsia="Calibri" w:hAnsi="Calibri"/>
+                <w:b w:val="false"/>
+                <w:bCs w:val="false"/>
+                <w:sz w:val="20"/>
+                <w:szCs w:val="20"/>
+              </w:rPr>
+              <w:t xml:space="preserve">intake to image-agent, geocoding-agent, dedup-agent</w:t>
+            </w:r>
+          </w:p>
+        </w:tc>
+        <w:tc>
+          <w:tcPr>
+            <w:tcW w:type="dxa" w:w="3000"/>
+            <w:tcMar>
+              <w:top w:type="dxa" w:w="80"/>
+              <w:left w:type="dxa" w:w="100"/>
+              <w:bottom w:type="dxa" w:w="80"/>
+              <w:right w:type="dxa" w:w="100"/>
+            </w:tcMar>
+            <w:vAlign w:val="top"/>
+          </w:tcPr>
+          <w:p>
+            <w:pPr>
+              <w:spacing w:after="0" w:before="0" w:line="250"/>
+            </w:pPr>
+            <w:r>
+              <w:rPr>
+                <w:rFonts w:ascii="Calibri" w:cs="Calibri" w:eastAsia="Calibri" w:hAnsi="Calibri"/>
+                <w:b w:val="false"/>
+                <w:bCs w:val="false"/>
+                <w:sz w:val="20"/>
+                <w:szCs w:val="20"/>
+              </w:rPr>
+              <w:t xml:space="preserve">caseId, reportData, location</w:t>
+            </w:r>
+          </w:p>
+        </w:tc>
+        <w:tc>
+          <w:tcPr>
+            <w:tcW w:type="dxa" w:w="1760"/>
+            <w:tcMar>
+              <w:top w:type="dxa" w:w="80"/>
+              <w:left w:type="dxa" w:w="100"/>
+              <w:bottom w:type="dxa" w:w="80"/>
+              <w:right w:type="dxa" w:w="100"/>
+            </w:tcMar>
+            <w:vAlign w:val="top"/>
+          </w:tcPr>
+          <w:p>
+            <w:pPr>
+              <w:spacing w:after="0" w:before="0" w:line="250"/>
+            </w:pPr>
+            <w:r>
+              <w:rPr>
+                <w:rFonts w:ascii="Calibri" w:cs="Calibri" w:eastAsia="Calibri" w:hAnsi="Calibri"/>
+                <w:b w:val="false"/>
+                <w:bCs w:val="false"/>
+                <w:sz w:val="20"/>
+                <w:szCs w:val="20"/>
+              </w:rPr>
+              <w:t xml:space="preserve">No</w:t>
+            </w:r>
+          </w:p>
+        </w:tc>
+      </w:tr>
+      <w:tr>
+        <w:trPr>
+          <w:cantSplit/>
+        </w:trPr>
+        <w:tc>
+          <w:tcPr>
+            <w:tcW w:type="dxa" w:w="2000"/>
+            <w:tcMar>
+              <w:top w:type="dxa" w:w="80"/>
+              <w:left w:type="dxa" w:w="100"/>
+              <w:bottom w:type="dxa" w:w="80"/>
+              <w:right w:type="dxa" w:w="100"/>
+            </w:tcMar>
+            <w:vAlign w:val="top"/>
+          </w:tcPr>
+          <w:p>
+            <w:pPr>
+              <w:spacing w:after="0" w:before="0" w:line="250"/>
+            </w:pPr>
+            <w:r>
+              <w:rPr>
+                <w:rFonts w:ascii="Calibri" w:cs="Calibri" w:eastAsia="Calibri" w:hAnsi="Calibri"/>
+                <w:b w:val="false"/>
+                <w:bCs w:val="false"/>
+                <w:sz w:val="20"/>
+                <w:szCs w:val="20"/>
+              </w:rPr>
+              <w:t xml:space="preserve">AgentEnriched</w:t>
+            </w:r>
+          </w:p>
+        </w:tc>
+        <w:tc>
+          <w:tcPr>
+            <w:tcW w:type="dxa" w:w="2600"/>
+            <w:tcMar>
+              <w:top w:type="dxa" w:w="80"/>
+              <w:left w:type="dxa" w:w="100"/>
+              <w:bottom w:type="dxa" w:w="80"/>
+              <w:right w:type="dxa" w:w="100"/>
+            </w:tcMar>
+            <w:vAlign w:val="top"/>
+          </w:tcPr>
+          <w:p>
+            <w:pPr>
+              <w:spacing w:after="0" w:before="0" w:line="250"/>
+            </w:pPr>
+            <w:r>
+              <w:rPr>
+                <w:rFonts w:ascii="Calibri" w:cs="Calibri" w:eastAsia="Calibri" w:hAnsi="Calibri"/>
+                <w:b w:val="false"/>
+                <w:bCs w:val="false"/>
+                <w:sz w:val="20"/>
+                <w:szCs w:val="20"/>
+              </w:rPr>
+              <w:t xml:space="preserve">image-agent, geocoding-agent to dedup-agent</w:t>
+            </w:r>
+          </w:p>
+        </w:tc>
+        <w:tc>
+          <w:tcPr>
+            <w:tcW w:type="dxa" w:w="3000"/>
+            <w:tcMar>
+              <w:top w:type="dxa" w:w="80"/>
+              <w:left w:type="dxa" w:w="100"/>
+              <w:bottom w:type="dxa" w:w="80"/>
+              <w:right w:type="dxa" w:w="100"/>
+            </w:tcMar>
+            <w:vAlign w:val="top"/>
+          </w:tcPr>
+          <w:p>
+            <w:pPr>
+              <w:spacing w:after="0" w:before="0" w:line="250"/>
+            </w:pPr>
+            <w:r>
+              <w:rPr>
+                <w:rFonts w:ascii="Calibri" w:cs="Calibri" w:eastAsia="Calibri" w:hAnsi="Calibri"/>
+                <w:b w:val="false"/>
+                <w:bCs w:val="false"/>
+                <w:sz w:val="20"/>
+                <w:szCs w:val="20"/>
+              </w:rPr>
+              <w:t xml:space="preserve">caseId, enrichment output</w:t>
+            </w:r>
+          </w:p>
+        </w:tc>
+        <w:tc>
+          <w:tcPr>
+            <w:tcW w:type="dxa" w:w="1760"/>
+            <w:tcMar>
+              <w:top w:type="dxa" w:w="80"/>
+              <w:left w:type="dxa" w:w="100"/>
+              <w:bottom w:type="dxa" w:w="80"/>
+              <w:right w:type="dxa" w:w="100"/>
+            </w:tcMar>
+            <w:vAlign w:val="top"/>
+          </w:tcPr>
+          <w:p>
+            <w:pPr>
+              <w:spacing w:after="0" w:before="0" w:line="250"/>
+            </w:pPr>
+            <w:r>
+              <w:rPr>
+                <w:rFonts w:ascii="Calibri" w:cs="Calibri" w:eastAsia="Calibri" w:hAnsi="Calibri"/>
+                <w:b w:val="false"/>
+                <w:bCs w:val="false"/>
+                <w:sz w:val="20"/>
+                <w:szCs w:val="20"/>
+              </w:rPr>
+              <w:t xml:space="preserve">No</w:t>
+            </w:r>
+          </w:p>
+        </w:tc>
+      </w:tr>
+      <w:tr>
+        <w:trPr>
+          <w:cantSplit/>
+        </w:trPr>
+        <w:tc>
+          <w:tcPr>
+            <w:tcW w:type="dxa" w:w="2000"/>
+            <w:tcMar>
+              <w:top w:type="dxa" w:w="80"/>
+              <w:left w:type="dxa" w:w="100"/>
+              <w:bottom w:type="dxa" w:w="80"/>
+              <w:right w:type="dxa" w:w="100"/>
+            </w:tcMar>
+            <w:vAlign w:val="top"/>
+          </w:tcPr>
+          <w:p>
+            <w:pPr>
+              <w:spacing w:after="0" w:before="0" w:line="250"/>
+            </w:pPr>
+            <w:r>
+              <w:rPr>
+                <w:rFonts w:ascii="Calibri" w:cs="Calibri" w:eastAsia="Calibri" w:hAnsi="Calibri"/>
+                <w:b w:val="false"/>
+                <w:bCs w:val="false"/>
+                <w:sz w:val="20"/>
+                <w:szCs w:val="20"/>
+              </w:rPr>
+              <w:t xml:space="preserve">CasePublished</w:t>
+            </w:r>
+          </w:p>
+        </w:tc>
+        <w:tc>
+          <w:tcPr>
+            <w:tcW w:type="dxa" w:w="2600"/>
+            <w:tcMar>
+              <w:top w:type="dxa" w:w="80"/>
+              <w:left w:type="dxa" w:w="100"/>
+              <w:bottom w:type="dxa" w:w="80"/>
+              <w:right w:type="dxa" w:w="100"/>
+            </w:tcMar>
+            <w:vAlign w:val="top"/>
+          </w:tcPr>
+          <w:p>
+            <w:pPr>
+              <w:spacing w:after="0" w:before="0" w:line="250"/>
+            </w:pPr>
+            <w:r>
+              <w:rPr>
+                <w:rFonts w:ascii="Calibri" w:cs="Calibri" w:eastAsia="Calibri" w:hAnsi="Calibri"/>
+                <w:b w:val="false"/>
+                <w:bCs w:val="false"/>
+                <w:sz w:val="20"/>
+                <w:szCs w:val="20"/>
+              </w:rPr>
+              <w:t xml:space="preserve">dedup-agent to needs-profile, tier1-agent, tier2-agent</w:t>
+            </w:r>
+          </w:p>
+        </w:tc>
+        <w:tc>
+          <w:tcPr>
+            <w:tcW w:type="dxa" w:w="3000"/>
+            <w:tcMar>
+              <w:top w:type="dxa" w:w="80"/>
+              <w:left w:type="dxa" w:w="100"/>
+              <w:bottom w:type="dxa" w:w="80"/>
+              <w:right w:type="dxa" w:w="100"/>
+            </w:tcMar>
+            <w:vAlign w:val="top"/>
+          </w:tcPr>
+          <w:p>
+            <w:pPr>
+              <w:spacing w:after="0" w:before="0" w:line="250"/>
+            </w:pPr>
+            <w:r>
+              <w:rPr>
+                <w:rFonts w:ascii="Calibri" w:cs="Calibri" w:eastAsia="Calibri" w:hAnsi="Calibri"/>
+                <w:b w:val="false"/>
+                <w:bCs w:val="false"/>
+                <w:sz w:val="20"/>
+                <w:szCs w:val="20"/>
+              </w:rPr>
+              <w:t xml:space="preserve">caseId, reportData, location</w:t>
+            </w:r>
+          </w:p>
+        </w:tc>
+        <w:tc>
+          <w:tcPr>
+            <w:tcW w:type="dxa" w:w="1760"/>
+            <w:tcMar>
+              <w:top w:type="dxa" w:w="80"/>
+              <w:left w:type="dxa" w:w="100"/>
+              <w:bottom w:type="dxa" w:w="80"/>
+              <w:right w:type="dxa" w:w="100"/>
+            </w:tcMar>
+            <w:vAlign w:val="top"/>
+          </w:tcPr>
+          <w:p>
+            <w:pPr>
+              <w:spacing w:after="0" w:before="0" w:line="250"/>
+            </w:pPr>
+            <w:r>
+              <w:rPr>
+                <w:rFonts w:ascii="Calibri" w:cs="Calibri" w:eastAsia="Calibri" w:hAnsi="Calibri"/>
+                <w:b w:val="false"/>
+                <w:bCs w:val="false"/>
+                <w:sz w:val="20"/>
+                <w:szCs w:val="20"/>
+              </w:rPr>
+              <w:t xml:space="preserve">No</w:t>
+            </w:r>
+          </w:p>
+        </w:tc>
+      </w:tr>
+      <w:tr>
+        <w:trPr>
+          <w:cantSplit/>
+        </w:trPr>
+        <w:tc>
+          <w:tcPr>
+            <w:tcW w:type="dxa" w:w="2000"/>
+            <w:tcMar>
+              <w:top w:type="dxa" w:w="80"/>
+              <w:left w:type="dxa" w:w="100"/>
+              <w:bottom w:type="dxa" w:w="80"/>
+              <w:right w:type="dxa" w:w="100"/>
+            </w:tcMar>
+            <w:vAlign w:val="top"/>
+          </w:tcPr>
+          <w:p>
+            <w:pPr>
+              <w:spacing w:after="0" w:before="0" w:line="250"/>
+            </w:pPr>
+            <w:r>
+              <w:rPr>
+                <w:rFonts w:ascii="Calibri" w:cs="Calibri" w:eastAsia="Calibri" w:hAnsi="Calibri"/>
+                <w:b w:val="false"/>
+                <w:bCs w:val="false"/>
+                <w:sz w:val="20"/>
+                <w:szCs w:val="20"/>
+              </w:rPr>
+              <w:t xml:space="preserve">needsProfile (attribute on the Case item)</w:t>
+            </w:r>
+          </w:p>
+        </w:tc>
+        <w:tc>
+          <w:tcPr>
+            <w:tcW w:type="dxa" w:w="2600"/>
+            <w:tcMar>
+              <w:top w:type="dxa" w:w="80"/>
+              <w:left w:type="dxa" w:w="100"/>
+              <w:bottom w:type="dxa" w:w="80"/>
+              <w:right w:type="dxa" w:w="100"/>
+            </w:tcMar>
+            <w:vAlign w:val="top"/>
+          </w:tcPr>
+          <w:p>
+            <w:pPr>
+              <w:spacing w:after="0" w:before="0" w:line="250"/>
+            </w:pPr>
+            <w:r>
+              <w:rPr>
+                <w:rFonts w:ascii="Calibri" w:cs="Calibri" w:eastAsia="Calibri" w:hAnsi="Calibri"/>
+                <w:b w:val="false"/>
+                <w:bCs w:val="false"/>
+                <w:sz w:val="20"/>
+                <w:szCs w:val="20"/>
+              </w:rPr>
+              <w:t xml:space="preserve">needs-profile writes; tier1-agent and arbitrator read</w:t>
+            </w:r>
+          </w:p>
+        </w:tc>
+        <w:tc>
+          <w:tcPr>
+            <w:tcW w:type="dxa" w:w="3000"/>
+            <w:tcMar>
+              <w:top w:type="dxa" w:w="80"/>
+              <w:left w:type="dxa" w:w="100"/>
+              <w:bottom w:type="dxa" w:w="80"/>
+              <w:right w:type="dxa" w:w="100"/>
+            </w:tcMar>
+            <w:vAlign w:val="top"/>
+          </w:tcPr>
+          <w:p>
+            <w:pPr>
+              <w:spacing w:after="0" w:before="0" w:line="250"/>
+            </w:pPr>
+            <w:r>
+              <w:rPr>
+                <w:rFonts w:ascii="Calibri" w:cs="Calibri" w:eastAsia="Calibri" w:hAnsi="Calibri"/>
+                <w:b w:val="false"/>
+                <w:bCs w:val="false"/>
+                <w:sz w:val="20"/>
+                <w:szCs w:val="20"/>
+              </w:rPr>
+              <w:t xml:space="preserve">hardConstraints, softWeights, urgencyLevel, reasoning; new: archetypeProbabilities, weightsVersion</w:t>
+            </w:r>
+          </w:p>
+        </w:tc>
+        <w:tc>
+          <w:tcPr>
+            <w:tcW w:type="dxa" w:w="1760"/>
+            <w:tcMar>
+              <w:top w:type="dxa" w:w="80"/>
+              <w:left w:type="dxa" w:w="100"/>
+              <w:bottom w:type="dxa" w:w="80"/>
+              <w:right w:type="dxa" w:w="100"/>
+            </w:tcMar>
+            <w:vAlign w:val="top"/>
+          </w:tcPr>
+          <w:p>
+            <w:pPr>
+              <w:spacing w:after="0" w:before="0" w:line="250"/>
+            </w:pPr>
+            <w:r>
+              <w:rPr>
+                <w:rFonts w:ascii="Calibri" w:cs="Calibri" w:eastAsia="Calibri" w:hAnsi="Calibri"/>
+                <w:b w:val="false"/>
+                <w:bCs w:val="false"/>
+                <w:sz w:val="20"/>
+                <w:szCs w:val="20"/>
+              </w:rPr>
+              <w:t xml:space="preserve">Yes: new fields; softWeights now derived in code</w:t>
+            </w:r>
+          </w:p>
+        </w:tc>
+      </w:tr>
+      <w:tr>
+        <w:trPr>
+          <w:cantSplit/>
+        </w:trPr>
+        <w:tc>
+          <w:tcPr>
+            <w:tcW w:type="dxa" w:w="2000"/>
+            <w:tcMar>
+              <w:top w:type="dxa" w:w="80"/>
+              <w:left w:type="dxa" w:w="100"/>
+              <w:bottom w:type="dxa" w:w="80"/>
+              <w:right w:type="dxa" w:w="100"/>
+            </w:tcMar>
+            <w:vAlign w:val="top"/>
+          </w:tcPr>
+          <w:p>
+            <w:pPr>
+              <w:spacing w:after="0" w:before="0" w:line="250"/>
+            </w:pPr>
+            <w:r>
+              <w:rPr>
+                <w:rFonts w:ascii="Calibri" w:cs="Calibri" w:eastAsia="Calibri" w:hAnsi="Calibri"/>
+                <w:b w:val="false"/>
+                <w:bCs w:val="false"/>
+                <w:sz w:val="20"/>
+                <w:szCs w:val="20"/>
+              </w:rPr>
+              <w:t xml:space="preserve">ShelterBid</w:t>
+            </w:r>
+          </w:p>
+        </w:tc>
+        <w:tc>
+          <w:tcPr>
+            <w:tcW w:type="dxa" w:w="2600"/>
+            <w:tcMar>
+              <w:top w:type="dxa" w:w="80"/>
+              <w:left w:type="dxa" w:w="100"/>
+              <w:bottom w:type="dxa" w:w="80"/>
+              <w:right w:type="dxa" w:w="100"/>
+            </w:tcMar>
+            <w:vAlign w:val="top"/>
+          </w:tcPr>
+          <w:p>
+            <w:pPr>
+              <w:spacing w:after="0" w:before="0" w:line="250"/>
+            </w:pPr>
+            <w:r>
+              <w:rPr>
+                <w:rFonts w:ascii="Calibri" w:cs="Calibri" w:eastAsia="Calibri" w:hAnsi="Calibri"/>
+                <w:b w:val="false"/>
+                <w:bCs w:val="false"/>
+                <w:sz w:val="20"/>
+                <w:szCs w:val="20"/>
+              </w:rPr>
+              <w:t xml:space="preserve">tier1-agent, tier2-agent to arbitrator</w:t>
+            </w:r>
+          </w:p>
+        </w:tc>
+        <w:tc>
+          <w:tcPr>
+            <w:tcW w:type="dxa" w:w="3000"/>
+            <w:tcMar>
+              <w:top w:type="dxa" w:w="80"/>
+              <w:left w:type="dxa" w:w="100"/>
+              <w:bottom w:type="dxa" w:w="80"/>
+              <w:right w:type="dxa" w:w="100"/>
+            </w:tcMar>
+            <w:vAlign w:val="top"/>
+          </w:tcPr>
+          <w:p>
+            <w:pPr>
+              <w:spacing w:after="0" w:before="0" w:line="250"/>
+            </w:pPr>
+            <w:r>
+              <w:rPr>
+                <w:rFonts w:ascii="Calibri" w:cs="Calibri" w:eastAsia="Calibri" w:hAnsi="Calibri"/>
+                <w:b w:val="false"/>
+                <w:bCs w:val="false"/>
+                <w:sz w:val="20"/>
+                <w:szCs w:val="20"/>
+              </w:rPr>
+              <w:t xml:space="preserve">ShelterBid record (shelterId, slots, vet, species, distance, confidence, freshness)</w:t>
+            </w:r>
+          </w:p>
+        </w:tc>
+        <w:tc>
+          <w:tcPr>
+            <w:tcW w:type="dxa" w:w="1760"/>
+            <w:tcMar>
+              <w:top w:type="dxa" w:w="80"/>
+              <w:left w:type="dxa" w:w="100"/>
+              <w:bottom w:type="dxa" w:w="80"/>
+              <w:right w:type="dxa" w:w="100"/>
+            </w:tcMar>
+            <w:vAlign w:val="top"/>
+          </w:tcPr>
+          <w:p>
+            <w:pPr>
+              <w:spacing w:after="0" w:before="0" w:line="250"/>
+            </w:pPr>
+            <w:r>
+              <w:rPr>
+                <w:rFonts w:ascii="Calibri" w:cs="Calibri" w:eastAsia="Calibri" w:hAnsi="Calibri"/>
+                <w:b w:val="false"/>
+                <w:bCs w:val="false"/>
+                <w:sz w:val="20"/>
+                <w:szCs w:val="20"/>
+              </w:rPr>
+              <w:t xml:space="preserve">No</w:t>
+            </w:r>
+          </w:p>
+        </w:tc>
+      </w:tr>
+      <w:tr>
+        <w:trPr>
+          <w:cantSplit/>
+        </w:trPr>
+        <w:tc>
+          <w:tcPr>
+            <w:tcW w:type="dxa" w:w="2000"/>
+            <w:tcMar>
+              <w:top w:type="dxa" w:w="80"/>
+              <w:left w:type="dxa" w:w="100"/>
+              <w:bottom w:type="dxa" w:w="80"/>
+              <w:right w:type="dxa" w:w="100"/>
+            </w:tcMar>
+            <w:vAlign w:val="top"/>
+          </w:tcPr>
+          <w:p>
+            <w:pPr>
+              <w:spacing w:after="0" w:before="0" w:line="250"/>
+            </w:pPr>
+            <w:r>
+              <w:rPr>
+                <w:rFonts w:ascii="Calibri" w:cs="Calibri" w:eastAsia="Calibri" w:hAnsi="Calibri"/>
+                <w:b w:val="false"/>
+                <w:bCs w:val="false"/>
+                <w:sz w:val="20"/>
+                <w:szCs w:val="20"/>
+              </w:rPr>
+              <w:t xml:space="preserve">BidWindowClosed</w:t>
+            </w:r>
+          </w:p>
+        </w:tc>
+        <w:tc>
+          <w:tcPr>
+            <w:tcW w:type="dxa" w:w="2600"/>
+            <w:tcMar>
+              <w:top w:type="dxa" w:w="80"/>
+              <w:left w:type="dxa" w:w="100"/>
+              <w:bottom w:type="dxa" w:w="80"/>
+              <w:right w:type="dxa" w:w="100"/>
+            </w:tcMar>
+            <w:vAlign w:val="top"/>
+          </w:tcPr>
+          <w:p>
+            <w:pPr>
+              <w:spacing w:after="0" w:before="0" w:line="250"/>
+            </w:pPr>
+            <w:r>
+              <w:rPr>
+                <w:rFonts w:ascii="Calibri" w:cs="Calibri" w:eastAsia="Calibri" w:hAnsi="Calibri"/>
+                <w:b w:val="false"/>
+                <w:bCs w:val="false"/>
+                <w:sz w:val="20"/>
+                <w:szCs w:val="20"/>
+              </w:rPr>
+              <w:t xml:space="preserve">arbitrator to arbitrator</w:t>
+            </w:r>
+          </w:p>
+        </w:tc>
+        <w:tc>
+          <w:tcPr>
+            <w:tcW w:type="dxa" w:w="3000"/>
+            <w:tcMar>
+              <w:top w:type="dxa" w:w="80"/>
+              <w:left w:type="dxa" w:w="100"/>
+              <w:bottom w:type="dxa" w:w="80"/>
+              <w:right w:type="dxa" w:w="100"/>
+            </w:tcMar>
+            <w:vAlign w:val="top"/>
+          </w:tcPr>
+          <w:p>
+            <w:pPr>
+              <w:spacing w:after="0" w:before="0" w:line="250"/>
+            </w:pPr>
+            <w:r>
+              <w:rPr>
+                <w:rFonts w:ascii="Calibri" w:cs="Calibri" w:eastAsia="Calibri" w:hAnsi="Calibri"/>
+                <w:b w:val="false"/>
+                <w:bCs w:val="false"/>
+                <w:sz w:val="20"/>
+                <w:szCs w:val="20"/>
+              </w:rPr>
+              <w:t xml:space="preserve">caseId, timestamp</w:t>
+            </w:r>
+          </w:p>
+        </w:tc>
+        <w:tc>
+          <w:tcPr>
+            <w:tcW w:type="dxa" w:w="1760"/>
+            <w:tcMar>
+              <w:top w:type="dxa" w:w="80"/>
+              <w:left w:type="dxa" w:w="100"/>
+              <w:bottom w:type="dxa" w:w="80"/>
+              <w:right w:type="dxa" w:w="100"/>
+            </w:tcMar>
+            <w:vAlign w:val="top"/>
+          </w:tcPr>
+          <w:p>
+            <w:pPr>
+              <w:spacing w:after="0" w:before="0" w:line="250"/>
+            </w:pPr>
+            <w:r>
+              <w:rPr>
+                <w:rFonts w:ascii="Calibri" w:cs="Calibri" w:eastAsia="Calibri" w:hAnsi="Calibri"/>
+                <w:b w:val="false"/>
+                <w:bCs w:val="false"/>
+                <w:sz w:val="20"/>
+                <w:szCs w:val="20"/>
+              </w:rPr>
+              <w:t xml:space="preserve">No</w:t>
+            </w:r>
+          </w:p>
+        </w:tc>
+      </w:tr>
+      <w:tr>
+        <w:trPr>
+          <w:cantSplit/>
+        </w:trPr>
+        <w:tc>
+          <w:tcPr>
+            <w:tcW w:type="dxa" w:w="2000"/>
+            <w:tcMar>
+              <w:top w:type="dxa" w:w="80"/>
+              <w:left w:type="dxa" w:w="100"/>
+              <w:bottom w:type="dxa" w:w="80"/>
+              <w:right w:type="dxa" w:w="100"/>
+            </w:tcMar>
+            <w:vAlign w:val="top"/>
+          </w:tcPr>
+          <w:p>
+            <w:pPr>
+              <w:spacing w:after="0" w:before="0" w:line="250"/>
+            </w:pPr>
+            <w:r>
+              <w:rPr>
+                <w:rFonts w:ascii="Calibri" w:cs="Calibri" w:eastAsia="Calibri" w:hAnsi="Calibri"/>
+                <w:b w:val="false"/>
+                <w:bCs w:val="false"/>
+                <w:sz w:val="20"/>
+                <w:szCs w:val="20"/>
+              </w:rPr>
+              <w:t xml:space="preserve">CaseAssigned</w:t>
+            </w:r>
+          </w:p>
+        </w:tc>
+        <w:tc>
+          <w:tcPr>
+            <w:tcW w:type="dxa" w:w="2600"/>
+            <w:tcMar>
+              <w:top w:type="dxa" w:w="80"/>
+              <w:left w:type="dxa" w:w="100"/>
+              <w:bottom w:type="dxa" w:w="80"/>
+              <w:right w:type="dxa" w:w="100"/>
+            </w:tcMar>
+            <w:vAlign w:val="top"/>
+          </w:tcPr>
+          <w:p>
+            <w:pPr>
+              <w:spacing w:after="0" w:before="0" w:line="250"/>
+            </w:pPr>
+            <w:r>
+              <w:rPr>
+                <w:rFonts w:ascii="Calibri" w:cs="Calibri" w:eastAsia="Calibri" w:hAnsi="Calibri"/>
+                <w:b w:val="false"/>
+                <w:bCs w:val="false"/>
+                <w:sz w:val="20"/>
+                <w:szCs w:val="20"/>
+              </w:rPr>
+              <w:t xml:space="preserve">arbitrator to confirmation-handler</w:t>
+            </w:r>
+          </w:p>
+        </w:tc>
+        <w:tc>
+          <w:tcPr>
+            <w:tcW w:type="dxa" w:w="3000"/>
+            <w:tcMar>
+              <w:top w:type="dxa" w:w="80"/>
+              <w:left w:type="dxa" w:w="100"/>
+              <w:bottom w:type="dxa" w:w="80"/>
+              <w:right w:type="dxa" w:w="100"/>
+            </w:tcMar>
+            <w:vAlign w:val="top"/>
+          </w:tcPr>
+          <w:p>
+            <w:pPr>
+              <w:spacing w:after="0" w:before="0" w:line="250"/>
+            </w:pPr>
+            <w:r>
+              <w:rPr>
+                <w:rFonts w:ascii="Calibri" w:cs="Calibri" w:eastAsia="Calibri" w:hAnsi="Calibri"/>
+                <w:b w:val="false"/>
+                <w:bCs w:val="false"/>
+                <w:sz w:val="20"/>
+                <w:szCs w:val="20"/>
+              </w:rPr>
+              <w:t xml:space="preserve">winning shelter, all scored bids, needsProfile</w:t>
+            </w:r>
+          </w:p>
+        </w:tc>
+        <w:tc>
+          <w:tcPr>
+            <w:tcW w:type="dxa" w:w="1760"/>
+            <w:tcMar>
+              <w:top w:type="dxa" w:w="80"/>
+              <w:left w:type="dxa" w:w="100"/>
+              <w:bottom w:type="dxa" w:w="80"/>
+              <w:right w:type="dxa" w:w="100"/>
+            </w:tcMar>
+            <w:vAlign w:val="top"/>
+          </w:tcPr>
+          <w:p>
+            <w:pPr>
+              <w:spacing w:after="0" w:before="0" w:line="250"/>
+            </w:pPr>
+            <w:r>
+              <w:rPr>
+                <w:rFonts w:ascii="Calibri" w:cs="Calibri" w:eastAsia="Calibri" w:hAnsi="Calibri"/>
+                <w:b w:val="false"/>
+                <w:bCs w:val="false"/>
+                <w:sz w:val="20"/>
+                <w:szCs w:val="20"/>
+              </w:rPr>
+              <w:t xml:space="preserve">Payload carries the new needsProfile fields; contract otherwise unchanged</w:t>
             </w:r>
           </w:p>
         </w:tc>
@@ -4686,7 +6316,7 @@
           <w:sz w:val="22"/>
           <w:szCs w:val="22"/>
         </w:rPr>
-        <w:t xml:space="preserve">Figure 2 traces one case through the pipeline to make the weighting hand-off legible: needs-profile now classifies the case into archetype probabilities, blends the AHP vectors into softWeights, and stores both on the NeedsProfile before any bid is scored; both tier1-agent and tier2-agent bids then feed the same accumulateBid path in the arbitrator regardless of tier.</w:t>
+        <w:t xml:space="preserve">Figure 2 is drawn from the actual EventBridge rules. A submitted report fans out to three agents in parallel (image, geocoding, dedup); dedup waits for the other two and then publishes CasePublished, which fans out again to needs-profile and both bidding agents in parallel. The arbitrator collects bids, and confirmation follows.</w:t>
       </w:r>
     </w:p>
     <w:p>
@@ -4697,7 +6327,7 @@
       <w:r>
         <w:drawing>
           <wp:inline distT="0" distB="0" distL="0" distR="0">
-            <wp:extent cx="5762625" cy="2419350"/>
+            <wp:extent cx="5762625" cy="2476500"/>
             <wp:effectExtent t="0" r="0" b="0" l="0"/>
             <wp:docPr id="1" name="" descr="" title=""/>
             <wp:cNvGraphicFramePr>
@@ -4722,7 +6352,7 @@
                   <pic:spPr bwMode="auto">
                     <a:xfrm>
                       <a:off x="0" y="0"/>
-                      <a:ext cx="5762625" cy="2419350"/>
+                      <a:ext cx="5762625" cy="2476500"/>
                     </a:xfrm>
                     <a:prstGeom prst="rect">
                       <a:avLst/>
@@ -4762,7 +6392,7 @@
           <w:sz w:val="22"/>
           <w:szCs w:val="22"/>
         </w:rPr>
-        <w:t xml:space="preserve">Two data-flow properties matter for this project's testing plan (Section 8): (1) the arbitrator cannot score a bid until needs-profile has written softWeights — a race the existing code already handles with one bounded retry (Section 5); and (2) bids from tier1 and tier2 are structurally identical ShelterBid records by the time they reach the arbitrator, so the hardened scoring function requires no tier-specific logic.</w:t>
+        <w:t xml:space="preserve">Two data-flow properties matter for the design and the test plan (Section 8). First, needs-profile and the bidding agents start at the same moment, so a bidder or the arbitrator cannot assume the needs profile exists yet. Today's code handles that with bounded waits: tier1-agent reads the case up to three times (immediately, then after 1.5 s twice), and the arbitrator waits once for 4 s before falling back to a hard-coded default profile. The v2 design keeps that behavior but replaces the default with the AHP STABLE_ROUTINE vector. Second, bids from tier1 and tier2 are structurally identical ShelterBid records by the time they reach the arbitrator, so the scoring function needs no tier-specific logic.</w:t>
       </w:r>
     </w:p>
     <w:p>
@@ -6261,6 +7891,1666 @@
     </w:p>
     <w:p>
       <w:pPr>
+        <w:spacing w:after="0" w:before="60" w:line="264"/>
+        <w:jc w:val="center"/>
+      </w:pPr>
+      <w:r>
+        <w:drawing>
+          <wp:inline distT="0" distB="0" distL="0" distR="0">
+            <wp:extent cx="5762625" cy="2190750"/>
+            <wp:effectExtent t="0" r="0" b="0" l="0"/>
+            <wp:docPr id="1" name="" descr="" title=""/>
+            <wp:cNvGraphicFramePr>
+              <a:graphicFrameLocks xmlns:a="http://schemas.openxmlformats.org/drawingml/2006/main" noChangeAspect="1"/>
+            </wp:cNvGraphicFramePr>
+            <a:graphic xmlns:a="http://schemas.openxmlformats.org/drawingml/2006/main">
+              <a:graphicData uri="http://schemas.openxmlformats.org/drawingml/2006/picture">
+                <pic:pic xmlns:pic="http://schemas.openxmlformats.org/drawingml/2006/picture">
+                  <pic:nvPicPr>
+                    <pic:cNvPr id="0" name="" descr=""/>
+                    <pic:cNvPicPr>
+                      <a:picLocks noChangeAspect="1" noChangeArrowheads="1"/>
+                    </pic:cNvPicPr>
+                  </pic:nvPicPr>
+                  <pic:blipFill>
+                    <a:blip r:embed="rId9" cstate="none"/>
+                    <a:srcRect/>
+                    <a:stretch>
+                      <a:fillRect/>
+                    </a:stretch>
+                  </pic:blipFill>
+                  <pic:spPr bwMode="auto">
+                    <a:xfrm>
+                      <a:off x="0" y="0"/>
+                      <a:ext cx="5762625" cy="2190750"/>
+                    </a:xfrm>
+                    <a:prstGeom prst="rect">
+                      <a:avLst/>
+                    </a:prstGeom>
+                  </pic:spPr>
+                </pic:pic>
+              </a:graphicData>
+            </a:graphic>
+          </wp:inline>
+        </w:drawing>
+      </w:r>
+    </w:p>
+    <w:p>
+      <w:pPr>
+        <w:spacing w:after="160" w:before="60" w:line="264"/>
+        <w:jc w:val="center"/>
+      </w:pPr>
+      <w:r>
+        <w:rPr>
+          <w:rFonts w:ascii="Calibri" w:cs="Calibri" w:eastAsia="Calibri" w:hAnsi="Calibri"/>
+          <w:i/>
+          <w:iCs/>
+          <w:sz w:val="18"/>
+          <w:szCs w:val="18"/>
+        </w:rPr>
+        <w:t xml:space="preserve">Figure 3. Dynamic weight derivation with validation, fallback, and the degradation ladder.</w:t>
+      </w:r>
+    </w:p>
+    <w:p>
+      <w:pPr>
+        <w:keepNext/>
+        <w:spacing w:after="100" w:before="200" w:line="264"/>
+      </w:pPr>
+      <w:r>
+        <w:rPr>
+          <w:rFonts w:ascii="Calibri" w:cs="Calibri" w:eastAsia="Calibri" w:hAnsi="Calibri"/>
+          <w:b/>
+          <w:bCs/>
+          <w:color w:val="0A3A35"/>
+          <w:sz w:val="24"/>
+          <w:szCs w:val="24"/>
+        </w:rPr>
+        <w:t xml:space="preserve">5.4 Method Selection: Options, Tradeoffs, and Edge Cases</w:t>
+      </w:r>
+    </w:p>
+    <w:p>
+      <w:pPr>
+        <w:spacing w:after="120" w:before="0" w:line="264"/>
+        <w:jc w:val="both"/>
+      </w:pPr>
+      <w:r>
+        <w:rPr>
+          <w:rFonts w:ascii="Calibri" w:cs="Calibri" w:eastAsia="Calibri" w:hAnsi="Calibri"/>
+          <w:sz w:val="22"/>
+          <w:szCs w:val="22"/>
+        </w:rPr>
+        <w:t xml:space="preserve">Four ways of setting the weights were considered. The choice, and what was given up, is stated explicitly:</w:t>
+      </w:r>
+    </w:p>
+    <w:tbl>
+      <w:tblPr>
+        <w:tblW w:type="dxa" w:w="9360"/>
+        <w:tblBorders>
+          <w:top w:val="single" w:color="999999" w:sz="4"/>
+          <w:left w:val="single" w:color="999999" w:sz="4"/>
+          <w:bottom w:val="single" w:color="999999" w:sz="4"/>
+          <w:right w:val="single" w:color="999999" w:sz="4"/>
+          <w:insideH w:val="single" w:color="CCCCCC" w:sz="2"/>
+          <w:insideV w:val="single" w:color="CCCCCC" w:sz="2"/>
+        </w:tblBorders>
+      </w:tblPr>
+      <w:tblGrid>
+        <w:gridCol w:w="2100"/>
+        <w:gridCol w:w="2500"/>
+        <w:gridCol w:w="2600"/>
+        <w:gridCol w:w="2160"/>
+      </w:tblGrid>
+      <w:tr>
+        <w:trPr>
+          <w:cantSplit/>
+          <w:tblHeader/>
+        </w:trPr>
+        <w:tc>
+          <w:tcPr>
+            <w:tcW w:type="dxa" w:w="2100"/>
+            <w:shd w:fill="E8F3EF" w:val="clear"/>
+            <w:tcMar>
+              <w:top w:type="dxa" w:w="80"/>
+              <w:left w:type="dxa" w:w="100"/>
+              <w:bottom w:type="dxa" w:w="80"/>
+              <w:right w:type="dxa" w:w="100"/>
+            </w:tcMar>
+            <w:vAlign w:val="top"/>
+          </w:tcPr>
+          <w:p>
+            <w:pPr>
+              <w:spacing w:after="0" w:before="0" w:line="250"/>
+            </w:pPr>
+            <w:r>
+              <w:rPr>
+                <w:rFonts w:ascii="Calibri" w:cs="Calibri" w:eastAsia="Calibri" w:hAnsi="Calibri"/>
+                <w:b/>
+                <w:bCs/>
+                <w:sz w:val="20"/>
+                <w:szCs w:val="20"/>
+              </w:rPr>
+              <w:t xml:space="preserve">Option</w:t>
+            </w:r>
+          </w:p>
+        </w:tc>
+        <w:tc>
+          <w:tcPr>
+            <w:tcW w:type="dxa" w:w="2500"/>
+            <w:shd w:fill="E8F3EF" w:val="clear"/>
+            <w:tcMar>
+              <w:top w:type="dxa" w:w="80"/>
+              <w:left w:type="dxa" w:w="100"/>
+              <w:bottom w:type="dxa" w:w="80"/>
+              <w:right w:type="dxa" w:w="100"/>
+            </w:tcMar>
+            <w:vAlign w:val="top"/>
+          </w:tcPr>
+          <w:p>
+            <w:pPr>
+              <w:spacing w:after="0" w:before="0" w:line="250"/>
+            </w:pPr>
+            <w:r>
+              <w:rPr>
+                <w:rFonts w:ascii="Calibri" w:cs="Calibri" w:eastAsia="Calibri" w:hAnsi="Calibri"/>
+                <w:b/>
+                <w:bCs/>
+                <w:sz w:val="20"/>
+                <w:szCs w:val="20"/>
+              </w:rPr>
+              <w:t xml:space="preserve">Strengths</w:t>
+            </w:r>
+          </w:p>
+        </w:tc>
+        <w:tc>
+          <w:tcPr>
+            <w:tcW w:type="dxa" w:w="2600"/>
+            <w:shd w:fill="E8F3EF" w:val="clear"/>
+            <w:tcMar>
+              <w:top w:type="dxa" w:w="80"/>
+              <w:left w:type="dxa" w:w="100"/>
+              <w:bottom w:type="dxa" w:w="80"/>
+              <w:right w:type="dxa" w:w="100"/>
+            </w:tcMar>
+            <w:vAlign w:val="top"/>
+          </w:tcPr>
+          <w:p>
+            <w:pPr>
+              <w:spacing w:after="0" w:before="0" w:line="250"/>
+            </w:pPr>
+            <w:r>
+              <w:rPr>
+                <w:rFonts w:ascii="Calibri" w:cs="Calibri" w:eastAsia="Calibri" w:hAnsi="Calibri"/>
+                <w:b/>
+                <w:bCs/>
+                <w:sz w:val="20"/>
+                <w:szCs w:val="20"/>
+              </w:rPr>
+              <w:t xml:space="preserve">Weaknesses</w:t>
+            </w:r>
+          </w:p>
+        </w:tc>
+        <w:tc>
+          <w:tcPr>
+            <w:tcW w:type="dxa" w:w="2160"/>
+            <w:shd w:fill="E8F3EF" w:val="clear"/>
+            <w:tcMar>
+              <w:top w:type="dxa" w:w="80"/>
+              <w:left w:type="dxa" w:w="100"/>
+              <w:bottom w:type="dxa" w:w="80"/>
+              <w:right w:type="dxa" w:w="100"/>
+            </w:tcMar>
+            <w:vAlign w:val="top"/>
+          </w:tcPr>
+          <w:p>
+            <w:pPr>
+              <w:spacing w:after="0" w:before="0" w:line="250"/>
+            </w:pPr>
+            <w:r>
+              <w:rPr>
+                <w:rFonts w:ascii="Calibri" w:cs="Calibri" w:eastAsia="Calibri" w:hAnsi="Calibri"/>
+                <w:b/>
+                <w:bCs/>
+                <w:sz w:val="20"/>
+                <w:szCs w:val="20"/>
+              </w:rPr>
+              <w:t xml:space="preserve">Decision</w:t>
+            </w:r>
+          </w:p>
+        </w:tc>
+      </w:tr>
+      <w:tr>
+        <w:trPr>
+          <w:cantSplit/>
+        </w:trPr>
+        <w:tc>
+          <w:tcPr>
+            <w:tcW w:type="dxa" w:w="2100"/>
+            <w:tcMar>
+              <w:top w:type="dxa" w:w="80"/>
+              <w:left w:type="dxa" w:w="100"/>
+              <w:bottom w:type="dxa" w:w="80"/>
+              <w:right w:type="dxa" w:w="100"/>
+            </w:tcMar>
+            <w:vAlign w:val="top"/>
+          </w:tcPr>
+          <w:p>
+            <w:pPr>
+              <w:spacing w:after="0" w:before="0" w:line="250"/>
+            </w:pPr>
+            <w:r>
+              <w:rPr>
+                <w:rFonts w:ascii="Calibri" w:cs="Calibri" w:eastAsia="Calibri" w:hAnsi="Calibri"/>
+                <w:b w:val="false"/>
+                <w:bCs w:val="false"/>
+                <w:sz w:val="20"/>
+                <w:szCs w:val="20"/>
+              </w:rPr>
+              <w:t xml:space="preserve">A. One fixed AHP weight set for every case</w:t>
+            </w:r>
+          </w:p>
+        </w:tc>
+        <w:tc>
+          <w:tcPr>
+            <w:tcW w:type="dxa" w:w="2500"/>
+            <w:tcMar>
+              <w:top w:type="dxa" w:w="80"/>
+              <w:left w:type="dxa" w:w="100"/>
+              <w:bottom w:type="dxa" w:w="80"/>
+              <w:right w:type="dxa" w:w="100"/>
+            </w:tcMar>
+            <w:vAlign w:val="top"/>
+          </w:tcPr>
+          <w:p>
+            <w:pPr>
+              <w:spacing w:after="0" w:before="0" w:line="250"/>
+            </w:pPr>
+            <w:r>
+              <w:rPr>
+                <w:rFonts w:ascii="Calibri" w:cs="Calibri" w:eastAsia="Calibri" w:hAnsi="Calibri"/>
+                <w:b w:val="false"/>
+                <w:bCs w:val="false"/>
+                <w:sz w:val="20"/>
+                <w:szCs w:val="20"/>
+              </w:rPr>
+              <w:t xml:space="preserve">Simplest; fully auditable; only 10 judgments.</w:t>
+            </w:r>
+          </w:p>
+        </w:tc>
+        <w:tc>
+          <w:tcPr>
+            <w:tcW w:type="dxa" w:w="2600"/>
+            <w:tcMar>
+              <w:top w:type="dxa" w:w="80"/>
+              <w:left w:type="dxa" w:w="100"/>
+              <w:bottom w:type="dxa" w:w="80"/>
+              <w:right w:type="dxa" w:w="100"/>
+            </w:tcMar>
+            <w:vAlign w:val="top"/>
+          </w:tcPr>
+          <w:p>
+            <w:pPr>
+              <w:spacing w:after="0" w:before="0" w:line="250"/>
+            </w:pPr>
+            <w:r>
+              <w:rPr>
+                <w:rFonts w:ascii="Calibri" w:cs="Calibri" w:eastAsia="Calibri" w:hAnsi="Calibri"/>
+                <w:b w:val="false"/>
+                <w:bCs w:val="false"/>
+                <w:sz w:val="20"/>
+                <w:szCs w:val="20"/>
+              </w:rPr>
+              <w:t xml:space="preserve">Ignores case severity: a critically injured animal weights vet care no more than a healthy one.</w:t>
+            </w:r>
+          </w:p>
+        </w:tc>
+        <w:tc>
+          <w:tcPr>
+            <w:tcW w:type="dxa" w:w="2160"/>
+            <w:tcMar>
+              <w:top w:type="dxa" w:w="80"/>
+              <w:left w:type="dxa" w:w="100"/>
+              <w:bottom w:type="dxa" w:w="80"/>
+              <w:right w:type="dxa" w:w="100"/>
+            </w:tcMar>
+            <w:vAlign w:val="top"/>
+          </w:tcPr>
+          <w:p>
+            <w:pPr>
+              <w:spacing w:after="0" w:before="0" w:line="250"/>
+            </w:pPr>
+            <w:r>
+              <w:rPr>
+                <w:rFonts w:ascii="Calibri" w:cs="Calibri" w:eastAsia="Calibri" w:hAnsi="Calibri"/>
+                <w:b w:val="false"/>
+                <w:bCs w:val="false"/>
+                <w:sz w:val="20"/>
+                <w:szCs w:val="20"/>
+              </w:rPr>
+              <w:t xml:space="preserve">Kept only as the last rung of the degradation ladder.</w:t>
+            </w:r>
+          </w:p>
+        </w:tc>
+      </w:tr>
+      <w:tr>
+        <w:trPr>
+          <w:cantSplit/>
+        </w:trPr>
+        <w:tc>
+          <w:tcPr>
+            <w:tcW w:type="dxa" w:w="2100"/>
+            <w:tcMar>
+              <w:top w:type="dxa" w:w="80"/>
+              <w:left w:type="dxa" w:w="100"/>
+              <w:bottom w:type="dxa" w:w="80"/>
+              <w:right w:type="dxa" w:w="100"/>
+            </w:tcMar>
+            <w:vAlign w:val="top"/>
+          </w:tcPr>
+          <w:p>
+            <w:pPr>
+              <w:spacing w:after="0" w:before="0" w:line="250"/>
+            </w:pPr>
+            <w:r>
+              <w:rPr>
+                <w:rFonts w:ascii="Calibri" w:cs="Calibri" w:eastAsia="Calibri" w:hAnsi="Calibri"/>
+                <w:b w:val="false"/>
+                <w:bCs w:val="false"/>
+                <w:sz w:val="20"/>
+                <w:szCs w:val="20"/>
+              </w:rPr>
+              <w:t xml:space="preserve">B. AHP vector per archetype, blended by classifier probabilities</w:t>
+            </w:r>
+          </w:p>
+        </w:tc>
+        <w:tc>
+          <w:tcPr>
+            <w:tcW w:type="dxa" w:w="2500"/>
+            <w:tcMar>
+              <w:top w:type="dxa" w:w="80"/>
+              <w:left w:type="dxa" w:w="100"/>
+              <w:bottom w:type="dxa" w:w="80"/>
+              <w:right w:type="dxa" w:w="100"/>
+            </w:tcMar>
+            <w:vAlign w:val="top"/>
+          </w:tcPr>
+          <w:p>
+            <w:pPr>
+              <w:spacing w:after="0" w:before="0" w:line="250"/>
+            </w:pPr>
+            <w:r>
+              <w:rPr>
+                <w:rFonts w:ascii="Calibri" w:cs="Calibri" w:eastAsia="Calibri" w:hAnsi="Calibri"/>
+                <w:b w:val="false"/>
+                <w:bCs w:val="false"/>
+                <w:sz w:val="20"/>
+                <w:szCs w:val="20"/>
+              </w:rPr>
+              <w:t xml:space="preserve">Case-specific and continuous, yet every weight traces to an elicited judgment; reproducible given p; safe fallback.</w:t>
+            </w:r>
+          </w:p>
+        </w:tc>
+        <w:tc>
+          <w:tcPr>
+            <w:tcW w:type="dxa" w:w="2600"/>
+            <w:tcMar>
+              <w:top w:type="dxa" w:w="80"/>
+              <w:left w:type="dxa" w:w="100"/>
+              <w:bottom w:type="dxa" w:w="80"/>
+              <w:right w:type="dxa" w:w="100"/>
+            </w:tcMar>
+            <w:vAlign w:val="top"/>
+          </w:tcPr>
+          <w:p>
+            <w:pPr>
+              <w:spacing w:after="0" w:before="0" w:line="250"/>
+            </w:pPr>
+            <w:r>
+              <w:rPr>
+                <w:rFonts w:ascii="Calibri" w:cs="Calibri" w:eastAsia="Calibri" w:hAnsi="Calibri"/>
+                <w:b w:val="false"/>
+                <w:bCs w:val="false"/>
+                <w:sz w:val="20"/>
+                <w:szCs w:val="20"/>
+              </w:rPr>
+              <w:t xml:space="preserve">30 judgments for one judge; adds a classifier that must itself be evaluated; touches needs-profile.</w:t>
+            </w:r>
+          </w:p>
+        </w:tc>
+        <w:tc>
+          <w:tcPr>
+            <w:tcW w:type="dxa" w:w="2160"/>
+            <w:tcMar>
+              <w:top w:type="dxa" w:w="80"/>
+              <w:left w:type="dxa" w:w="100"/>
+              <w:bottom w:type="dxa" w:w="80"/>
+              <w:right w:type="dxa" w:w="100"/>
+            </w:tcMar>
+            <w:vAlign w:val="top"/>
+          </w:tcPr>
+          <w:p>
+            <w:pPr>
+              <w:spacing w:after="0" w:before="0" w:line="250"/>
+            </w:pPr>
+            <w:r>
+              <w:rPr>
+                <w:rFonts w:ascii="Calibri" w:cs="Calibri" w:eastAsia="Calibri" w:hAnsi="Calibri"/>
+                <w:b w:val="false"/>
+                <w:bCs w:val="false"/>
+                <w:sz w:val="20"/>
+                <w:szCs w:val="20"/>
+              </w:rPr>
+              <w:t xml:space="preserve">Chosen.</w:t>
+            </w:r>
+          </w:p>
+        </w:tc>
+      </w:tr>
+      <w:tr>
+        <w:trPr>
+          <w:cantSplit/>
+        </w:trPr>
+        <w:tc>
+          <w:tcPr>
+            <w:tcW w:type="dxa" w:w="2100"/>
+            <w:tcMar>
+              <w:top w:type="dxa" w:w="80"/>
+              <w:left w:type="dxa" w:w="100"/>
+              <w:bottom w:type="dxa" w:w="80"/>
+              <w:right w:type="dxa" w:w="100"/>
+            </w:tcMar>
+            <w:vAlign w:val="top"/>
+          </w:tcPr>
+          <w:p>
+            <w:pPr>
+              <w:spacing w:after="0" w:before="0" w:line="250"/>
+            </w:pPr>
+            <w:r>
+              <w:rPr>
+                <w:rFonts w:ascii="Calibri" w:cs="Calibri" w:eastAsia="Calibri" w:hAnsi="Calibri"/>
+                <w:b w:val="false"/>
+                <w:bCs w:val="false"/>
+                <w:sz w:val="20"/>
+                <w:szCs w:val="20"/>
+              </w:rPr>
+              <w:t xml:space="preserve">C. Leave LLM-generated weights as they are today</w:t>
+            </w:r>
+          </w:p>
+        </w:tc>
+        <w:tc>
+          <w:tcPr>
+            <w:tcW w:type="dxa" w:w="2500"/>
+            <w:tcMar>
+              <w:top w:type="dxa" w:w="80"/>
+              <w:left w:type="dxa" w:w="100"/>
+              <w:bottom w:type="dxa" w:w="80"/>
+              <w:right w:type="dxa" w:w="100"/>
+            </w:tcMar>
+            <w:vAlign w:val="top"/>
+          </w:tcPr>
+          <w:p>
+            <w:pPr>
+              <w:spacing w:after="0" w:before="0" w:line="250"/>
+            </w:pPr>
+            <w:r>
+              <w:rPr>
+                <w:rFonts w:ascii="Calibri" w:cs="Calibri" w:eastAsia="Calibri" w:hAnsi="Calibri"/>
+                <w:b w:val="false"/>
+                <w:bCs w:val="false"/>
+                <w:sz w:val="20"/>
+                <w:szCs w:val="20"/>
+              </w:rPr>
+              <w:t xml:space="preserve">Most flexible; no elicitation effort.</w:t>
+            </w:r>
+          </w:p>
+        </w:tc>
+        <w:tc>
+          <w:tcPr>
+            <w:tcW w:type="dxa" w:w="2600"/>
+            <w:tcMar>
+              <w:top w:type="dxa" w:w="80"/>
+              <w:left w:type="dxa" w:w="100"/>
+              <w:bottom w:type="dxa" w:w="80"/>
+              <w:right w:type="dxa" w:w="100"/>
+            </w:tcMar>
+            <w:vAlign w:val="top"/>
+          </w:tcPr>
+          <w:p>
+            <w:pPr>
+              <w:spacing w:after="0" w:before="0" w:line="250"/>
+            </w:pPr>
+            <w:r>
+              <w:rPr>
+                <w:rFonts w:ascii="Calibri" w:cs="Calibri" w:eastAsia="Calibri" w:hAnsi="Calibri"/>
+                <w:b w:val="false"/>
+                <w:bCs w:val="false"/>
+                <w:sz w:val="20"/>
+                <w:szCs w:val="20"/>
+              </w:rPr>
+              <w:t xml:space="preserve">Not reproducible (no temperature set), not auditable, no documented basis.</w:t>
+            </w:r>
+          </w:p>
+        </w:tc>
+        <w:tc>
+          <w:tcPr>
+            <w:tcW w:type="dxa" w:w="2160"/>
+            <w:tcMar>
+              <w:top w:type="dxa" w:w="80"/>
+              <w:left w:type="dxa" w:w="100"/>
+              <w:bottom w:type="dxa" w:w="80"/>
+              <w:right w:type="dxa" w:w="100"/>
+            </w:tcMar>
+            <w:vAlign w:val="top"/>
+          </w:tcPr>
+          <w:p>
+            <w:pPr>
+              <w:spacing w:after="0" w:before="0" w:line="250"/>
+            </w:pPr>
+            <w:r>
+              <w:rPr>
+                <w:rFonts w:ascii="Calibri" w:cs="Calibri" w:eastAsia="Calibri" w:hAnsi="Calibri"/>
+                <w:b w:val="false"/>
+                <w:bCs w:val="false"/>
+                <w:sz w:val="20"/>
+                <w:szCs w:val="20"/>
+              </w:rPr>
+              <w:t xml:space="preserve">Kept only as the frozen v1 baseline.</w:t>
+            </w:r>
+          </w:p>
+        </w:tc>
+      </w:tr>
+      <w:tr>
+        <w:trPr>
+          <w:cantSplit/>
+        </w:trPr>
+        <w:tc>
+          <w:tcPr>
+            <w:tcW w:type="dxa" w:w="2100"/>
+            <w:tcMar>
+              <w:top w:type="dxa" w:w="80"/>
+              <w:left w:type="dxa" w:w="100"/>
+              <w:bottom w:type="dxa" w:w="80"/>
+              <w:right w:type="dxa" w:w="100"/>
+            </w:tcMar>
+            <w:vAlign w:val="top"/>
+          </w:tcPr>
+          <w:p>
+            <w:pPr>
+              <w:spacing w:after="0" w:before="0" w:line="250"/>
+            </w:pPr>
+            <w:r>
+              <w:rPr>
+                <w:rFonts w:ascii="Calibri" w:cs="Calibri" w:eastAsia="Calibri" w:hAnsi="Calibri"/>
+                <w:b w:val="false"/>
+                <w:bCs w:val="false"/>
+                <w:sz w:val="20"/>
+                <w:szCs w:val="20"/>
+              </w:rPr>
+              <w:t xml:space="preserve">D. Learned weights (learning-to-rank, MARL; Liu, 2009; Hady et al., 2025)</w:t>
+            </w:r>
+          </w:p>
+        </w:tc>
+        <w:tc>
+          <w:tcPr>
+            <w:tcW w:type="dxa" w:w="2500"/>
+            <w:tcMar>
+              <w:top w:type="dxa" w:w="80"/>
+              <w:left w:type="dxa" w:w="100"/>
+              <w:bottom w:type="dxa" w:w="80"/>
+              <w:right w:type="dxa" w:w="100"/>
+            </w:tcMar>
+            <w:vAlign w:val="top"/>
+          </w:tcPr>
+          <w:p>
+            <w:pPr>
+              <w:spacing w:after="0" w:before="0" w:line="250"/>
+            </w:pPr>
+            <w:r>
+              <w:rPr>
+                <w:rFonts w:ascii="Calibri" w:cs="Calibri" w:eastAsia="Calibri" w:hAnsi="Calibri"/>
+                <w:b w:val="false"/>
+                <w:bCs w:val="false"/>
+                <w:sz w:val="20"/>
+                <w:szCs w:val="20"/>
+              </w:rPr>
+              <w:t xml:space="preserve">Potentially best long run; empirical calibration.</w:t>
+            </w:r>
+          </w:p>
+        </w:tc>
+        <w:tc>
+          <w:tcPr>
+            <w:tcW w:type="dxa" w:w="2600"/>
+            <w:tcMar>
+              <w:top w:type="dxa" w:w="80"/>
+              <w:left w:type="dxa" w:w="100"/>
+              <w:bottom w:type="dxa" w:w="80"/>
+              <w:right w:type="dxa" w:w="100"/>
+            </w:tcMar>
+            <w:vAlign w:val="top"/>
+          </w:tcPr>
+          <w:p>
+            <w:pPr>
+              <w:spacing w:after="0" w:before="0" w:line="250"/>
+            </w:pPr>
+            <w:r>
+              <w:rPr>
+                <w:rFonts w:ascii="Calibri" w:cs="Calibri" w:eastAsia="Calibri" w:hAnsi="Calibri"/>
+                <w:b w:val="false"/>
+                <w:bCs w:val="false"/>
+                <w:sz w:val="20"/>
+                <w:szCs w:val="20"/>
+              </w:rPr>
+              <w:t xml:space="preserve">Needs outcome data that does not exist yet.</w:t>
+            </w:r>
+          </w:p>
+        </w:tc>
+        <w:tc>
+          <w:tcPr>
+            <w:tcW w:type="dxa" w:w="2160"/>
+            <w:tcMar>
+              <w:top w:type="dxa" w:w="80"/>
+              <w:left w:type="dxa" w:w="100"/>
+              <w:bottom w:type="dxa" w:w="80"/>
+              <w:right w:type="dxa" w:w="100"/>
+            </w:tcMar>
+            <w:vAlign w:val="top"/>
+          </w:tcPr>
+          <w:p>
+            <w:pPr>
+              <w:spacing w:after="0" w:before="0" w:line="250"/>
+            </w:pPr>
+            <w:r>
+              <w:rPr>
+                <w:rFonts w:ascii="Calibri" w:cs="Calibri" w:eastAsia="Calibri" w:hAnsi="Calibri"/>
+                <w:b w:val="false"/>
+                <w:bCs w:val="false"/>
+                <w:sz w:val="20"/>
+                <w:szCs w:val="20"/>
+              </w:rPr>
+              <w:t xml:space="preserve">Deferred to a stretch goal once real outcomes accumulate.</w:t>
+            </w:r>
+          </w:p>
+        </w:tc>
+      </w:tr>
+    </w:tbl>
+    <w:p>
+      <w:pPr>
+        <w:spacing w:after="0" w:before="0" w:line="264"/>
+      </w:pPr>
+      <w:r>
+        <w:rPr>
+          <w:rFonts w:ascii="Calibri" w:cs="Calibri" w:eastAsia="Calibri" w:hAnsi="Calibri"/>
+          <w:sz w:val="22"/>
+          <w:szCs w:val="22"/>
+        </w:rPr>
+        <w:t xml:space="preserve"/>
+      </w:r>
+    </w:p>
+    <w:p>
+      <w:pPr>
+        <w:spacing w:after="120" w:before="0" w:line="264"/>
+        <w:jc w:val="both"/>
+      </w:pPr>
+      <w:r>
+        <w:rPr>
+          <w:rFonts w:ascii="Calibri" w:cs="Calibri" w:eastAsia="Calibri" w:hAnsi="Calibri"/>
+          <w:sz w:val="22"/>
+          <w:szCs w:val="22"/>
+        </w:rPr>
+        <w:t xml:space="preserve">Within option B, six sub-decisions were made and each has a stated alternative:</w:t>
+      </w:r>
+    </w:p>
+    <w:tbl>
+      <w:tblPr>
+        <w:tblW w:type="dxa" w:w="9360"/>
+        <w:tblBorders>
+          <w:top w:val="single" w:color="999999" w:sz="4"/>
+          <w:left w:val="single" w:color="999999" w:sz="4"/>
+          <w:bottom w:val="single" w:color="999999" w:sz="4"/>
+          <w:right w:val="single" w:color="999999" w:sz="4"/>
+          <w:insideH w:val="single" w:color="CCCCCC" w:sz="2"/>
+          <w:insideV w:val="single" w:color="CCCCCC" w:sz="2"/>
+        </w:tblBorders>
+      </w:tblPr>
+      <w:tblGrid>
+        <w:gridCol w:w="1700"/>
+        <w:gridCol w:w="2000"/>
+        <w:gridCol w:w="2200"/>
+        <w:gridCol w:w="3460"/>
+      </w:tblGrid>
+      <w:tr>
+        <w:trPr>
+          <w:cantSplit/>
+          <w:tblHeader/>
+        </w:trPr>
+        <w:tc>
+          <w:tcPr>
+            <w:tcW w:type="dxa" w:w="1700"/>
+            <w:shd w:fill="E8F3EF" w:val="clear"/>
+            <w:tcMar>
+              <w:top w:type="dxa" w:w="80"/>
+              <w:left w:type="dxa" w:w="100"/>
+              <w:bottom w:type="dxa" w:w="80"/>
+              <w:right w:type="dxa" w:w="100"/>
+            </w:tcMar>
+            <w:vAlign w:val="top"/>
+          </w:tcPr>
+          <w:p>
+            <w:pPr>
+              <w:spacing w:after="0" w:before="0" w:line="250"/>
+            </w:pPr>
+            <w:r>
+              <w:rPr>
+                <w:rFonts w:ascii="Calibri" w:cs="Calibri" w:eastAsia="Calibri" w:hAnsi="Calibri"/>
+                <w:b/>
+                <w:bCs/>
+                <w:sz w:val="20"/>
+                <w:szCs w:val="20"/>
+              </w:rPr>
+              <w:t xml:space="preserve">Decision</w:t>
+            </w:r>
+          </w:p>
+        </w:tc>
+        <w:tc>
+          <w:tcPr>
+            <w:tcW w:type="dxa" w:w="2000"/>
+            <w:shd w:fill="E8F3EF" w:val="clear"/>
+            <w:tcMar>
+              <w:top w:type="dxa" w:w="80"/>
+              <w:left w:type="dxa" w:w="100"/>
+              <w:bottom w:type="dxa" w:w="80"/>
+              <w:right w:type="dxa" w:w="100"/>
+            </w:tcMar>
+            <w:vAlign w:val="top"/>
+          </w:tcPr>
+          <w:p>
+            <w:pPr>
+              <w:spacing w:after="0" w:before="0" w:line="250"/>
+            </w:pPr>
+            <w:r>
+              <w:rPr>
+                <w:rFonts w:ascii="Calibri" w:cs="Calibri" w:eastAsia="Calibri" w:hAnsi="Calibri"/>
+                <w:b/>
+                <w:bCs/>
+                <w:sz w:val="20"/>
+                <w:szCs w:val="20"/>
+              </w:rPr>
+              <w:t xml:space="preserve">Choice</w:t>
+            </w:r>
+          </w:p>
+        </w:tc>
+        <w:tc>
+          <w:tcPr>
+            <w:tcW w:type="dxa" w:w="2200"/>
+            <w:shd w:fill="E8F3EF" w:val="clear"/>
+            <w:tcMar>
+              <w:top w:type="dxa" w:w="80"/>
+              <w:left w:type="dxa" w:w="100"/>
+              <w:bottom w:type="dxa" w:w="80"/>
+              <w:right w:type="dxa" w:w="100"/>
+            </w:tcMar>
+            <w:vAlign w:val="top"/>
+          </w:tcPr>
+          <w:p>
+            <w:pPr>
+              <w:spacing w:after="0" w:before="0" w:line="250"/>
+            </w:pPr>
+            <w:r>
+              <w:rPr>
+                <w:rFonts w:ascii="Calibri" w:cs="Calibri" w:eastAsia="Calibri" w:hAnsi="Calibri"/>
+                <w:b/>
+                <w:bCs/>
+                <w:sz w:val="20"/>
+                <w:szCs w:val="20"/>
+              </w:rPr>
+              <w:t xml:space="preserve">Alternative</w:t>
+            </w:r>
+          </w:p>
+        </w:tc>
+        <w:tc>
+          <w:tcPr>
+            <w:tcW w:type="dxa" w:w="3460"/>
+            <w:shd w:fill="E8F3EF" w:val="clear"/>
+            <w:tcMar>
+              <w:top w:type="dxa" w:w="80"/>
+              <w:left w:type="dxa" w:w="100"/>
+              <w:bottom w:type="dxa" w:w="80"/>
+              <w:right w:type="dxa" w:w="100"/>
+            </w:tcMar>
+            <w:vAlign w:val="top"/>
+          </w:tcPr>
+          <w:p>
+            <w:pPr>
+              <w:spacing w:after="0" w:before="0" w:line="250"/>
+            </w:pPr>
+            <w:r>
+              <w:rPr>
+                <w:rFonts w:ascii="Calibri" w:cs="Calibri" w:eastAsia="Calibri" w:hAnsi="Calibri"/>
+                <w:b/>
+                <w:bCs/>
+                <w:sz w:val="20"/>
+                <w:szCs w:val="20"/>
+              </w:rPr>
+              <w:t xml:space="preserve">Why</w:t>
+            </w:r>
+          </w:p>
+        </w:tc>
+      </w:tr>
+      <w:tr>
+        <w:trPr>
+          <w:cantSplit/>
+        </w:trPr>
+        <w:tc>
+          <w:tcPr>
+            <w:tcW w:type="dxa" w:w="1700"/>
+            <w:tcMar>
+              <w:top w:type="dxa" w:w="80"/>
+              <w:left w:type="dxa" w:w="100"/>
+              <w:bottom w:type="dxa" w:w="80"/>
+              <w:right w:type="dxa" w:w="100"/>
+            </w:tcMar>
+            <w:vAlign w:val="top"/>
+          </w:tcPr>
+          <w:p>
+            <w:pPr>
+              <w:spacing w:after="0" w:before="0" w:line="250"/>
+            </w:pPr>
+            <w:r>
+              <w:rPr>
+                <w:rFonts w:ascii="Calibri" w:cs="Calibri" w:eastAsia="Calibri" w:hAnsi="Calibri"/>
+                <w:b w:val="false"/>
+                <w:bCs w:val="false"/>
+                <w:sz w:val="20"/>
+                <w:szCs w:val="20"/>
+              </w:rPr>
+              <w:t xml:space="preserve">Number of archetypes</w:t>
+            </w:r>
+          </w:p>
+        </w:tc>
+        <w:tc>
+          <w:tcPr>
+            <w:tcW w:type="dxa" w:w="2000"/>
+            <w:tcMar>
+              <w:top w:type="dxa" w:w="80"/>
+              <w:left w:type="dxa" w:w="100"/>
+              <w:bottom w:type="dxa" w:w="80"/>
+              <w:right w:type="dxa" w:w="100"/>
+            </w:tcMar>
+            <w:vAlign w:val="top"/>
+          </w:tcPr>
+          <w:p>
+            <w:pPr>
+              <w:spacing w:after="0" w:before="0" w:line="250"/>
+            </w:pPr>
+            <w:r>
+              <w:rPr>
+                <w:rFonts w:ascii="Calibri" w:cs="Calibri" w:eastAsia="Calibri" w:hAnsi="Calibri"/>
+                <w:b w:val="false"/>
+                <w:bCs w:val="false"/>
+                <w:sz w:val="20"/>
+                <w:szCs w:val="20"/>
+              </w:rPr>
+              <w:t xml:space="preserve">3</w:t>
+            </w:r>
+          </w:p>
+        </w:tc>
+        <w:tc>
+          <w:tcPr>
+            <w:tcW w:type="dxa" w:w="2200"/>
+            <w:tcMar>
+              <w:top w:type="dxa" w:w="80"/>
+              <w:left w:type="dxa" w:w="100"/>
+              <w:bottom w:type="dxa" w:w="80"/>
+              <w:right w:type="dxa" w:w="100"/>
+            </w:tcMar>
+            <w:vAlign w:val="top"/>
+          </w:tcPr>
+          <w:p>
+            <w:pPr>
+              <w:spacing w:after="0" w:before="0" w:line="250"/>
+            </w:pPr>
+            <w:r>
+              <w:rPr>
+                <w:rFonts w:ascii="Calibri" w:cs="Calibri" w:eastAsia="Calibri" w:hAnsi="Calibri"/>
+                <w:b w:val="false"/>
+                <w:bCs w:val="false"/>
+                <w:sz w:val="20"/>
+                <w:szCs w:val="20"/>
+              </w:rPr>
+              <w:t xml:space="preserve">2, or 5 or more</w:t>
+            </w:r>
+          </w:p>
+        </w:tc>
+        <w:tc>
+          <w:tcPr>
+            <w:tcW w:type="dxa" w:w="3460"/>
+            <w:tcMar>
+              <w:top w:type="dxa" w:w="80"/>
+              <w:left w:type="dxa" w:w="100"/>
+              <w:bottom w:type="dxa" w:w="80"/>
+              <w:right w:type="dxa" w:w="100"/>
+            </w:tcMar>
+            <w:vAlign w:val="top"/>
+          </w:tcPr>
+          <w:p>
+            <w:pPr>
+              <w:spacing w:after="0" w:before="0" w:line="250"/>
+            </w:pPr>
+            <w:r>
+              <w:rPr>
+                <w:rFonts w:ascii="Calibri" w:cs="Calibri" w:eastAsia="Calibri" w:hAnsi="Calibri"/>
+                <w:b w:val="false"/>
+                <w:bCs w:val="false"/>
+                <w:sz w:val="20"/>
+                <w:szCs w:val="20"/>
+              </w:rPr>
+              <w:t xml:space="preserve">Three match the situations the current prompt already distinguishes; judgments grow linearly (10 per archetype), so more archetypes are future work.</w:t>
+            </w:r>
+          </w:p>
+        </w:tc>
+      </w:tr>
+      <w:tr>
+        <w:trPr>
+          <w:cantSplit/>
+        </w:trPr>
+        <w:tc>
+          <w:tcPr>
+            <w:tcW w:type="dxa" w:w="1700"/>
+            <w:tcMar>
+              <w:top w:type="dxa" w:w="80"/>
+              <w:left w:type="dxa" w:w="100"/>
+              <w:bottom w:type="dxa" w:w="80"/>
+              <w:right w:type="dxa" w:w="100"/>
+            </w:tcMar>
+            <w:vAlign w:val="top"/>
+          </w:tcPr>
+          <w:p>
+            <w:pPr>
+              <w:spacing w:after="0" w:before="0" w:line="250"/>
+            </w:pPr>
+            <w:r>
+              <w:rPr>
+                <w:rFonts w:ascii="Calibri" w:cs="Calibri" w:eastAsia="Calibri" w:hAnsi="Calibri"/>
+                <w:b w:val="false"/>
+                <w:bCs w:val="false"/>
+                <w:sz w:val="20"/>
+                <w:szCs w:val="20"/>
+              </w:rPr>
+              <w:t xml:space="preserve">How to combine</w:t>
+            </w:r>
+          </w:p>
+        </w:tc>
+        <w:tc>
+          <w:tcPr>
+            <w:tcW w:type="dxa" w:w="2000"/>
+            <w:tcMar>
+              <w:top w:type="dxa" w:w="80"/>
+              <w:left w:type="dxa" w:w="100"/>
+              <w:bottom w:type="dxa" w:w="80"/>
+              <w:right w:type="dxa" w:w="100"/>
+            </w:tcMar>
+            <w:vAlign w:val="top"/>
+          </w:tcPr>
+          <w:p>
+            <w:pPr>
+              <w:spacing w:after="0" w:before="0" w:line="250"/>
+            </w:pPr>
+            <w:r>
+              <w:rPr>
+                <w:rFonts w:ascii="Calibri" w:cs="Calibri" w:eastAsia="Calibri" w:hAnsi="Calibri"/>
+                <w:b w:val="false"/>
+                <w:bCs w:val="false"/>
+                <w:sz w:val="20"/>
+                <w:szCs w:val="20"/>
+              </w:rPr>
+              <w:t xml:space="preserve">Soft convex blend of the vectors</w:t>
+            </w:r>
+          </w:p>
+        </w:tc>
+        <w:tc>
+          <w:tcPr>
+            <w:tcW w:type="dxa" w:w="2200"/>
+            <w:tcMar>
+              <w:top w:type="dxa" w:w="80"/>
+              <w:left w:type="dxa" w:w="100"/>
+              <w:bottom w:type="dxa" w:w="80"/>
+              <w:right w:type="dxa" w:w="100"/>
+            </w:tcMar>
+            <w:vAlign w:val="top"/>
+          </w:tcPr>
+          <w:p>
+            <w:pPr>
+              <w:spacing w:after="0" w:before="0" w:line="250"/>
+            </w:pPr>
+            <w:r>
+              <w:rPr>
+                <w:rFonts w:ascii="Calibri" w:cs="Calibri" w:eastAsia="Calibri" w:hAnsi="Calibri"/>
+                <w:b w:val="false"/>
+                <w:bCs w:val="false"/>
+                <w:sz w:val="20"/>
+                <w:szCs w:val="20"/>
+              </w:rPr>
+              <w:t xml:space="preserve">Hard assignment to the top archetype</w:t>
+            </w:r>
+          </w:p>
+        </w:tc>
+        <w:tc>
+          <w:tcPr>
+            <w:tcW w:type="dxa" w:w="3460"/>
+            <w:tcMar>
+              <w:top w:type="dxa" w:w="80"/>
+              <w:left w:type="dxa" w:w="100"/>
+              <w:bottom w:type="dxa" w:w="80"/>
+              <w:right w:type="dxa" w:w="100"/>
+            </w:tcMar>
+            <w:vAlign w:val="top"/>
+          </w:tcPr>
+          <w:p>
+            <w:pPr>
+              <w:spacing w:after="0" w:before="0" w:line="250"/>
+            </w:pPr>
+            <w:r>
+              <w:rPr>
+                <w:rFonts w:ascii="Calibri" w:cs="Calibri" w:eastAsia="Calibri" w:hAnsi="Calibri"/>
+                <w:b w:val="false"/>
+                <w:bCs w:val="false"/>
+                <w:sz w:val="20"/>
+                <w:szCs w:val="20"/>
+              </w:rPr>
+              <w:t xml:space="preserve">Weights vary continuously, avoiding cliff edges at archetype boundaries. Hard assignment is retained as ladder rung 2 if the classifier is noisy.</w:t>
+            </w:r>
+          </w:p>
+        </w:tc>
+      </w:tr>
+      <w:tr>
+        <w:trPr>
+          <w:cantSplit/>
+        </w:trPr>
+        <w:tc>
+          <w:tcPr>
+            <w:tcW w:type="dxa" w:w="1700"/>
+            <w:tcMar>
+              <w:top w:type="dxa" w:w="80"/>
+              <w:left w:type="dxa" w:w="100"/>
+              <w:bottom w:type="dxa" w:w="80"/>
+              <w:right w:type="dxa" w:w="100"/>
+            </w:tcMar>
+            <w:vAlign w:val="top"/>
+          </w:tcPr>
+          <w:p>
+            <w:pPr>
+              <w:spacing w:after="0" w:before="0" w:line="250"/>
+            </w:pPr>
+            <w:r>
+              <w:rPr>
+                <w:rFonts w:ascii="Calibri" w:cs="Calibri" w:eastAsia="Calibri" w:hAnsi="Calibri"/>
+                <w:b w:val="false"/>
+                <w:bCs w:val="false"/>
+                <w:sz w:val="20"/>
+                <w:szCs w:val="20"/>
+              </w:rPr>
+              <w:t xml:space="preserve">Deriving weights from a matrix</w:t>
+            </w:r>
+          </w:p>
+        </w:tc>
+        <w:tc>
+          <w:tcPr>
+            <w:tcW w:type="dxa" w:w="2000"/>
+            <w:tcMar>
+              <w:top w:type="dxa" w:w="80"/>
+              <w:left w:type="dxa" w:w="100"/>
+              <w:bottom w:type="dxa" w:w="80"/>
+              <w:right w:type="dxa" w:w="100"/>
+            </w:tcMar>
+            <w:vAlign w:val="top"/>
+          </w:tcPr>
+          <w:p>
+            <w:pPr>
+              <w:spacing w:after="0" w:before="0" w:line="250"/>
+            </w:pPr>
+            <w:r>
+              <w:rPr>
+                <w:rFonts w:ascii="Calibri" w:cs="Calibri" w:eastAsia="Calibri" w:hAnsi="Calibri"/>
+                <w:b w:val="false"/>
+                <w:bCs w:val="false"/>
+                <w:sz w:val="20"/>
+                <w:szCs w:val="20"/>
+              </w:rPr>
+              <w:t xml:space="preserve">Row-average approximation</w:t>
+            </w:r>
+          </w:p>
+        </w:tc>
+        <w:tc>
+          <w:tcPr>
+            <w:tcW w:type="dxa" w:w="2200"/>
+            <w:tcMar>
+              <w:top w:type="dxa" w:w="80"/>
+              <w:left w:type="dxa" w:w="100"/>
+              <w:bottom w:type="dxa" w:w="80"/>
+              <w:right w:type="dxa" w:w="100"/>
+            </w:tcMar>
+            <w:vAlign w:val="top"/>
+          </w:tcPr>
+          <w:p>
+            <w:pPr>
+              <w:spacing w:after="0" w:before="0" w:line="250"/>
+            </w:pPr>
+            <w:r>
+              <w:rPr>
+                <w:rFonts w:ascii="Calibri" w:cs="Calibri" w:eastAsia="Calibri" w:hAnsi="Calibri"/>
+                <w:b w:val="false"/>
+                <w:bCs w:val="false"/>
+                <w:sz w:val="20"/>
+                <w:szCs w:val="20"/>
+              </w:rPr>
+              <w:t xml:space="preserve">Principal eigenvector</w:t>
+            </w:r>
+          </w:p>
+        </w:tc>
+        <w:tc>
+          <w:tcPr>
+            <w:tcW w:type="dxa" w:w="3460"/>
+            <w:tcMar>
+              <w:top w:type="dxa" w:w="80"/>
+              <w:left w:type="dxa" w:w="100"/>
+              <w:bottom w:type="dxa" w:w="80"/>
+              <w:right w:type="dxa" w:w="100"/>
+            </w:tcMar>
+            <w:vAlign w:val="top"/>
+          </w:tcPr>
+          <w:p>
+            <w:pPr>
+              <w:spacing w:after="0" w:before="0" w:line="250"/>
+            </w:pPr>
+            <w:r>
+              <w:rPr>
+                <w:rFonts w:ascii="Calibri" w:cs="Calibri" w:eastAsia="Calibri" w:hAnsi="Calibri"/>
+                <w:b w:val="false"/>
+                <w:bCs w:val="false"/>
+                <w:sz w:val="20"/>
+                <w:szCs w:val="20"/>
+              </w:rPr>
+              <w:t xml:space="preserve">Arithmetic only. The harness also computes the eigenvector by power iteration and reports the largest difference, switching methods if they diverge materially.</w:t>
+            </w:r>
+          </w:p>
+        </w:tc>
+      </w:tr>
+      <w:tr>
+        <w:trPr>
+          <w:cantSplit/>
+        </w:trPr>
+        <w:tc>
+          <w:tcPr>
+            <w:tcW w:type="dxa" w:w="1700"/>
+            <w:tcMar>
+              <w:top w:type="dxa" w:w="80"/>
+              <w:left w:type="dxa" w:w="100"/>
+              <w:bottom w:type="dxa" w:w="80"/>
+              <w:right w:type="dxa" w:w="100"/>
+            </w:tcMar>
+            <w:vAlign w:val="top"/>
+          </w:tcPr>
+          <w:p>
+            <w:pPr>
+              <w:spacing w:after="0" w:before="0" w:line="250"/>
+            </w:pPr>
+            <w:r>
+              <w:rPr>
+                <w:rFonts w:ascii="Calibri" w:cs="Calibri" w:eastAsia="Calibri" w:hAnsi="Calibri"/>
+                <w:b w:val="false"/>
+                <w:bCs w:val="false"/>
+                <w:sz w:val="20"/>
+                <w:szCs w:val="20"/>
+              </w:rPr>
+              <w:t xml:space="preserve">Classifier</w:t>
+            </w:r>
+          </w:p>
+        </w:tc>
+        <w:tc>
+          <w:tcPr>
+            <w:tcW w:type="dxa" w:w="2000"/>
+            <w:tcMar>
+              <w:top w:type="dxa" w:w="80"/>
+              <w:left w:type="dxa" w:w="100"/>
+              <w:bottom w:type="dxa" w:w="80"/>
+              <w:right w:type="dxa" w:w="100"/>
+            </w:tcMar>
+            <w:vAlign w:val="top"/>
+          </w:tcPr>
+          <w:p>
+            <w:pPr>
+              <w:spacing w:after="0" w:before="0" w:line="250"/>
+            </w:pPr>
+            <w:r>
+              <w:rPr>
+                <w:rFonts w:ascii="Calibri" w:cs="Calibri" w:eastAsia="Calibri" w:hAnsi="Calibri"/>
+                <w:b w:val="false"/>
+                <w:bCs w:val="false"/>
+                <w:sz w:val="20"/>
+                <w:szCs w:val="20"/>
+              </w:rPr>
+              <w:t xml:space="preserve">LLM at temperature 0</w:t>
+            </w:r>
+          </w:p>
+        </w:tc>
+        <w:tc>
+          <w:tcPr>
+            <w:tcW w:type="dxa" w:w="2200"/>
+            <w:tcMar>
+              <w:top w:type="dxa" w:w="80"/>
+              <w:left w:type="dxa" w:w="100"/>
+              <w:bottom w:type="dxa" w:w="80"/>
+              <w:right w:type="dxa" w:w="100"/>
+            </w:tcMar>
+            <w:vAlign w:val="top"/>
+          </w:tcPr>
+          <w:p>
+            <w:pPr>
+              <w:spacing w:after="0" w:before="0" w:line="250"/>
+            </w:pPr>
+            <w:r>
+              <w:rPr>
+                <w:rFonts w:ascii="Calibri" w:cs="Calibri" w:eastAsia="Calibri" w:hAnsi="Calibri"/>
+                <w:b w:val="false"/>
+                <w:bCs w:val="false"/>
+                <w:sz w:val="20"/>
+                <w:szCs w:val="20"/>
+              </w:rPr>
+              <w:t xml:space="preserve">Rule-based on structured fields (injury flag, can-hold field)</w:t>
+            </w:r>
+          </w:p>
+        </w:tc>
+        <w:tc>
+          <w:tcPr>
+            <w:tcW w:type="dxa" w:w="3460"/>
+            <w:tcMar>
+              <w:top w:type="dxa" w:w="80"/>
+              <w:left w:type="dxa" w:w="100"/>
+              <w:bottom w:type="dxa" w:w="80"/>
+              <w:right w:type="dxa" w:w="100"/>
+            </w:tcMar>
+            <w:vAlign w:val="top"/>
+          </w:tcPr>
+          <w:p>
+            <w:pPr>
+              <w:spacing w:after="0" w:before="0" w:line="250"/>
+            </w:pPr>
+            <w:r>
+              <w:rPr>
+                <w:rFonts w:ascii="Calibri" w:cs="Calibri" w:eastAsia="Calibri" w:hAnsi="Calibri"/>
+                <w:b w:val="false"/>
+                <w:bCs w:val="false"/>
+                <w:sz w:val="20"/>
+                <w:szCs w:val="20"/>
+              </w:rPr>
+              <w:t xml:space="preserve">reportData is partly free text. A rule-based classifier is a cheap comparison for the agreement test if time allows.</w:t>
+            </w:r>
+          </w:p>
+        </w:tc>
+      </w:tr>
+      <w:tr>
+        <w:trPr>
+          <w:cantSplit/>
+        </w:trPr>
+        <w:tc>
+          <w:tcPr>
+            <w:tcW w:type="dxa" w:w="1700"/>
+            <w:tcMar>
+              <w:top w:type="dxa" w:w="80"/>
+              <w:left w:type="dxa" w:w="100"/>
+              <w:bottom w:type="dxa" w:w="80"/>
+              <w:right w:type="dxa" w:w="100"/>
+            </w:tcMar>
+            <w:vAlign w:val="top"/>
+          </w:tcPr>
+          <w:p>
+            <w:pPr>
+              <w:spacing w:after="0" w:before="0" w:line="250"/>
+            </w:pPr>
+            <w:r>
+              <w:rPr>
+                <w:rFonts w:ascii="Calibri" w:cs="Calibri" w:eastAsia="Calibri" w:hAnsi="Calibri"/>
+                <w:b w:val="false"/>
+                <w:bCs w:val="false"/>
+                <w:sz w:val="20"/>
+                <w:szCs w:val="20"/>
+              </w:rPr>
+              <w:t xml:space="preserve">Where weights are derived</w:t>
+            </w:r>
+          </w:p>
+        </w:tc>
+        <w:tc>
+          <w:tcPr>
+            <w:tcW w:type="dxa" w:w="2000"/>
+            <w:tcMar>
+              <w:top w:type="dxa" w:w="80"/>
+              <w:left w:type="dxa" w:w="100"/>
+              <w:bottom w:type="dxa" w:w="80"/>
+              <w:right w:type="dxa" w:w="100"/>
+            </w:tcMar>
+            <w:vAlign w:val="top"/>
+          </w:tcPr>
+          <w:p>
+            <w:pPr>
+              <w:spacing w:after="0" w:before="0" w:line="250"/>
+            </w:pPr>
+            <w:r>
+              <w:rPr>
+                <w:rFonts w:ascii="Calibri" w:cs="Calibri" w:eastAsia="Calibri" w:hAnsi="Calibri"/>
+                <w:b w:val="false"/>
+                <w:bCs w:val="false"/>
+                <w:sz w:val="20"/>
+                <w:szCs w:val="20"/>
+              </w:rPr>
+              <w:t xml:space="preserve">In needs-profile, stored on the case</w:t>
+            </w:r>
+          </w:p>
+        </w:tc>
+        <w:tc>
+          <w:tcPr>
+            <w:tcW w:type="dxa" w:w="2200"/>
+            <w:tcMar>
+              <w:top w:type="dxa" w:w="80"/>
+              <w:left w:type="dxa" w:w="100"/>
+              <w:bottom w:type="dxa" w:w="80"/>
+              <w:right w:type="dxa" w:w="100"/>
+            </w:tcMar>
+            <w:vAlign w:val="top"/>
+          </w:tcPr>
+          <w:p>
+            <w:pPr>
+              <w:spacing w:after="0" w:before="0" w:line="250"/>
+            </w:pPr>
+            <w:r>
+              <w:rPr>
+                <w:rFonts w:ascii="Calibri" w:cs="Calibri" w:eastAsia="Calibri" w:hAnsi="Calibri"/>
+                <w:b w:val="false"/>
+                <w:bCs w:val="false"/>
+                <w:sz w:val="20"/>
+                <w:szCs w:val="20"/>
+              </w:rPr>
+              <w:t xml:space="preserve">In the arbitrator at scoring time</w:t>
+            </w:r>
+          </w:p>
+        </w:tc>
+        <w:tc>
+          <w:tcPr>
+            <w:tcW w:type="dxa" w:w="3460"/>
+            <w:tcMar>
+              <w:top w:type="dxa" w:w="80"/>
+              <w:left w:type="dxa" w:w="100"/>
+              <w:bottom w:type="dxa" w:w="80"/>
+              <w:right w:type="dxa" w:w="100"/>
+            </w:tcMar>
+            <w:vAlign w:val="top"/>
+          </w:tcPr>
+          <w:p>
+            <w:pPr>
+              <w:spacing w:after="0" w:before="0" w:line="250"/>
+            </w:pPr>
+            <w:r>
+              <w:rPr>
+                <w:rFonts w:ascii="Calibri" w:cs="Calibri" w:eastAsia="Calibri" w:hAnsi="Calibri"/>
+                <w:b w:val="false"/>
+                <w:bCs w:val="false"/>
+                <w:sz w:val="20"/>
+                <w:szCs w:val="20"/>
+              </w:rPr>
+              <w:t xml:space="preserve">The arbitrator's interface stays unchanged and the audit trail lives on the case record; the cost is touching needs-profile.</w:t>
+            </w:r>
+          </w:p>
+        </w:tc>
+      </w:tr>
+      <w:tr>
+        <w:trPr>
+          <w:cantSplit/>
+        </w:trPr>
+        <w:tc>
+          <w:tcPr>
+            <w:tcW w:type="dxa" w:w="1700"/>
+            <w:tcMar>
+              <w:top w:type="dxa" w:w="80"/>
+              <w:left w:type="dxa" w:w="100"/>
+              <w:bottom w:type="dxa" w:w="80"/>
+              <w:right w:type="dxa" w:w="100"/>
+            </w:tcMar>
+            <w:vAlign w:val="top"/>
+          </w:tcPr>
+          <w:p>
+            <w:pPr>
+              <w:spacing w:after="0" w:before="0" w:line="250"/>
+            </w:pPr>
+            <w:r>
+              <w:rPr>
+                <w:rFonts w:ascii="Calibri" w:cs="Calibri" w:eastAsia="Calibri" w:hAnsi="Calibri"/>
+                <w:b w:val="false"/>
+                <w:bCs w:val="false"/>
+                <w:sz w:val="20"/>
+                <w:szCs w:val="20"/>
+              </w:rPr>
+              <w:t xml:space="preserve">Fallback profile</w:t>
+            </w:r>
+          </w:p>
+        </w:tc>
+        <w:tc>
+          <w:tcPr>
+            <w:tcW w:type="dxa" w:w="2000"/>
+            <w:tcMar>
+              <w:top w:type="dxa" w:w="80"/>
+              <w:left w:type="dxa" w:w="100"/>
+              <w:bottom w:type="dxa" w:w="80"/>
+              <w:right w:type="dxa" w:w="100"/>
+            </w:tcMar>
+            <w:vAlign w:val="top"/>
+          </w:tcPr>
+          <w:p>
+            <w:pPr>
+              <w:spacing w:after="0" w:before="0" w:line="250"/>
+            </w:pPr>
+            <w:r>
+              <w:rPr>
+                <w:rFonts w:ascii="Calibri" w:cs="Calibri" w:eastAsia="Calibri" w:hAnsi="Calibri"/>
+                <w:b w:val="false"/>
+                <w:bCs w:val="false"/>
+                <w:sz w:val="20"/>
+                <w:szCs w:val="20"/>
+              </w:rPr>
+              <w:t xml:space="preserve">The AHP STABLE_ROUTINE vector</w:t>
+            </w:r>
+          </w:p>
+        </w:tc>
+        <w:tc>
+          <w:tcPr>
+            <w:tcW w:type="dxa" w:w="2200"/>
+            <w:tcMar>
+              <w:top w:type="dxa" w:w="80"/>
+              <w:left w:type="dxa" w:w="100"/>
+              <w:bottom w:type="dxa" w:w="80"/>
+              <w:right w:type="dxa" w:w="100"/>
+            </w:tcMar>
+            <w:vAlign w:val="top"/>
+          </w:tcPr>
+          <w:p>
+            <w:pPr>
+              <w:spacing w:after="0" w:before="0" w:line="250"/>
+            </w:pPr>
+            <w:r>
+              <w:rPr>
+                <w:rFonts w:ascii="Calibri" w:cs="Calibri" w:eastAsia="Calibri" w:hAnsi="Calibri"/>
+                <w:b w:val="false"/>
+                <w:bCs w:val="false"/>
+                <w:sz w:val="20"/>
+                <w:szCs w:val="20"/>
+              </w:rPr>
+              <w:t xml:space="preserve">Hand-coded constants (today)</w:t>
+            </w:r>
+          </w:p>
+        </w:tc>
+        <w:tc>
+          <w:tcPr>
+            <w:tcW w:type="dxa" w:w="3460"/>
+            <w:tcMar>
+              <w:top w:type="dxa" w:w="80"/>
+              <w:left w:type="dxa" w:w="100"/>
+              <w:bottom w:type="dxa" w:w="80"/>
+              <w:right w:type="dxa" w:w="100"/>
+            </w:tcMar>
+            <w:vAlign w:val="top"/>
+          </w:tcPr>
+          <w:p>
+            <w:pPr>
+              <w:spacing w:after="0" w:before="0" w:line="250"/>
+            </w:pPr>
+            <w:r>
+              <w:rPr>
+                <w:rFonts w:ascii="Calibri" w:cs="Calibri" w:eastAsia="Calibri" w:hAnsi="Calibri"/>
+                <w:b w:val="false"/>
+                <w:bCs w:val="false"/>
+                <w:sz w:val="20"/>
+                <w:szCs w:val="20"/>
+              </w:rPr>
+              <w:t xml:space="preserve">The fallback is then also grounded in an elicited judgment. Two places must change: buildDefaultProfile in needs-profile and defaultProfile in the arbitrator.</w:t>
+            </w:r>
+          </w:p>
+        </w:tc>
+      </w:tr>
+    </w:tbl>
+    <w:p>
+      <w:pPr>
+        <w:spacing w:after="0" w:before="0" w:line="264"/>
+      </w:pPr>
+      <w:r>
+        <w:rPr>
+          <w:rFonts w:ascii="Calibri" w:cs="Calibri" w:eastAsia="Calibri" w:hAnsi="Calibri"/>
+          <w:sz w:val="22"/>
+          <w:szCs w:val="22"/>
+        </w:rPr>
+        <w:t xml:space="preserve"/>
+      </w:r>
+    </w:p>
+    <w:p>
+      <w:pPr>
+        <w:keepNext/>
+        <w:spacing w:after="60" w:before="120" w:line="264"/>
+      </w:pPr>
+      <w:r>
+        <w:rPr>
+          <w:rFonts w:ascii="Calibri" w:cs="Calibri" w:eastAsia="Calibri" w:hAnsi="Calibri"/>
+          <w:b/>
+          <w:bCs/>
+          <w:i/>
+          <w:iCs/>
+          <w:sz w:val="22"/>
+          <w:szCs w:val="22"/>
+        </w:rPr>
+        <w:t xml:space="preserve">Edge cases considered</w:t>
+      </w:r>
+    </w:p>
+    <w:p>
+      <w:pPr>
+        <w:spacing w:after="80" w:before="0" w:line="264"/>
+        <w:ind w:left="450" w:hanging="270"/>
+        <w:jc w:val="both"/>
+      </w:pPr>
+      <w:r>
+        <w:rPr>
+          <w:rFonts w:ascii="Calibri" w:cs="Calibri" w:eastAsia="Calibri" w:hAnsi="Calibri"/>
+          <w:sz w:val="22"/>
+          <w:szCs w:val="22"/>
+        </w:rPr>
+        <w:t xml:space="preserve">•  Mixed cases (injured and loose in traffic): handled by the blend and exercised by SYN-07.</w:t>
+      </w:r>
+    </w:p>
+    <w:p>
+      <w:pPr>
+        <w:spacing w:after="80" w:before="0" w:line="264"/>
+        <w:ind w:left="450" w:hanging="270"/>
+        <w:jc w:val="both"/>
+      </w:pPr>
+      <w:r>
+        <w:rPr>
+          <w:rFonts w:ascii="Calibri" w:cs="Calibri" w:eastAsia="Calibri" w:hAnsi="Calibri"/>
+          <w:sz w:val="22"/>
+          <w:szCs w:val="22"/>
+        </w:rPr>
+        <w:t xml:space="preserve">•  Malformed, missing, negative, or non-normalized classifier output: validated and renormalized, else fallback (unit-tested with injected faults).</w:t>
+      </w:r>
+    </w:p>
+    <w:p>
+      <w:pPr>
+        <w:spacing w:after="80" w:before="0" w:line="264"/>
+        <w:ind w:left="450" w:hanging="270"/>
+        <w:jc w:val="both"/>
+      </w:pPr>
+      <w:r>
+        <w:rPr>
+          <w:rFonts w:ascii="Calibri" w:cs="Calibri" w:eastAsia="Calibri" w:hAnsi="Calibri"/>
+          <w:sz w:val="22"/>
+          <w:szCs w:val="22"/>
+        </w:rPr>
+        <w:t xml:space="preserve">•  Bedrock error or throttling: existing error path, now landing on the STABLE_ROUTINE fallback (SYN-08).</w:t>
+      </w:r>
+    </w:p>
+    <w:p>
+      <w:pPr>
+        <w:spacing w:after="80" w:before="0" w:line="264"/>
+        <w:ind w:left="450" w:hanging="270"/>
+        <w:jc w:val="both"/>
+      </w:pPr>
+      <w:r>
+        <w:rPr>
+          <w:rFonts w:ascii="Calibri" w:cs="Calibri" w:eastAsia="Calibri" w:hAnsi="Calibri"/>
+          <w:sz w:val="22"/>
+          <w:szCs w:val="22"/>
+        </w:rPr>
+        <w:t xml:space="preserve">•  Needs profile arriving late: existing bounded waits (Section 4) then the fallback, now AHP-based.</w:t>
+      </w:r>
+    </w:p>
+    <w:p>
+      <w:pPr>
+        <w:spacing w:after="80" w:before="0" w:line="264"/>
+        <w:ind w:left="450" w:hanging="270"/>
+        <w:jc w:val="both"/>
+      </w:pPr>
+      <w:r>
+        <w:rPr>
+          <w:rFonts w:ascii="Calibri" w:cs="Calibri" w:eastAsia="Calibri" w:hAnsi="Calibri"/>
+          <w:sz w:val="22"/>
+          <w:szCs w:val="22"/>
+        </w:rPr>
+        <w:t xml:space="preserve">•  No bids, or every bid failing hard constraints: existing escalate() path, unchanged and covered by the non-regression run.</w:t>
+      </w:r>
+    </w:p>
+    <w:p>
+      <w:pPr>
+        <w:spacing w:after="80" w:before="0" w:line="264"/>
+        <w:ind w:left="450" w:hanging="270"/>
+        <w:jc w:val="both"/>
+      </w:pPr>
+      <w:r>
+        <w:rPr>
+          <w:rFonts w:ascii="Calibri" w:cs="Calibri" w:eastAsia="Calibri" w:hAnsi="Calibri"/>
+          <w:sz w:val="22"/>
+          <w:szCs w:val="22"/>
+        </w:rPr>
+        <w:t xml:space="preserve">•  Near-ties between shelters: the harness requires a written tie-break rationale (SYN-06).</w:t>
+      </w:r>
+    </w:p>
+    <w:p>
+      <w:pPr>
+        <w:spacing w:after="80" w:before="0" w:line="264"/>
+        <w:ind w:left="450" w:hanging="270"/>
+        <w:jc w:val="both"/>
+      </w:pPr>
+      <w:r>
+        <w:rPr>
+          <w:rFonts w:ascii="Calibri" w:cs="Calibri" w:eastAsia="Calibri" w:hAnsi="Calibri"/>
+          <w:sz w:val="22"/>
+          <w:szCs w:val="22"/>
+        </w:rPr>
+        <w:t xml:space="preserve">•  A confident but wrong classification: cannot be eliminated, only measured (classifier agreement test) and bounded, since hard constraints such as has_vet still apply regardless of weights.</w:t>
+      </w:r>
+    </w:p>
+    <w:p>
+      <w:pPr>
         <w:keepNext/>
         <w:pBdr>
           <w:bottom w:val="single" w:color="0F4C46" w:sz="8" w:space="4"/>
@@ -7458,6 +10748,239 @@
           <w:szCs w:val="22"/>
         </w:rPr>
         <w:t xml:space="preserve">Setup notes: no new runtime package is required. The AHP arithmetic (Steps 1-5) and the weight blend use plain arithmetic, not a linear-algebra library. Jest is the one new development dependency, added so the unit tests, classifier-stability checks, and evaluation harness have a real runner rather than ad hoc scripts.</w:t>
+      </w:r>
+    </w:p>
+    <w:p>
+      <w:pPr>
+        <w:keepNext/>
+        <w:spacing w:after="100" w:before="200" w:line="264"/>
+      </w:pPr>
+      <w:r>
+        <w:rPr>
+          <w:rFonts w:ascii="Calibri" w:cs="Calibri" w:eastAsia="Calibri" w:hAnsi="Calibri"/>
+          <w:b/>
+          <w:bCs/>
+          <w:color w:val="0A3A35"/>
+          <w:sz w:val="24"/>
+          <w:szCs w:val="24"/>
+        </w:rPr>
+        <w:t xml:space="preserve">6.1 Reproducible Setup</w:t>
+      </w:r>
+    </w:p>
+    <w:p>
+      <w:pPr>
+        <w:spacing w:after="120" w:before="0" w:line="264"/>
+        <w:jc w:val="both"/>
+      </w:pPr>
+      <w:r>
+        <w:rPr>
+          <w:rFonts w:ascii="Calibri" w:cs="Calibri" w:eastAsia="Calibri" w:hAnsi="Calibri"/>
+          <w:sz w:val="22"/>
+          <w:szCs w:val="22"/>
+        </w:rPr>
+        <w:t xml:space="preserve">Dependencies are declared in package.json and pinned by the committed package-lock.json. Commands, using the scripts that exist today (build, diff, deploy) plus the planned test script:</w:t>
+      </w:r>
+    </w:p>
+    <w:p>
+      <w:pPr>
+        <w:pBdr>
+          <w:top w:val="single" w:color="CCCCCC" w:sz="2"/>
+          <w:bottom w:val="single" w:color="CCCCCC" w:sz="2"/>
+          <w:left w:val="single" w:color="CCCCCC" w:sz="2"/>
+          <w:right w:val="single" w:color="CCCCCC" w:sz="2"/>
+        </w:pBdr>
+        <w:shd w:fill="F2F2F2" w:val="clear"/>
+        <w:spacing w:after="160" w:before="80" w:line="230"/>
+      </w:pPr>
+      <w:r>
+        <w:rPr>
+          <w:rFonts w:ascii="Courier New" w:cs="Courier New" w:eastAsia="Courier New" w:hAnsi="Courier New"/>
+          <w:sz w:val="18"/>
+          <w:szCs w:val="18"/>
+        </w:rPr>
+        <w:t xml:space="preserve">nvm use 20         # Lambda runtime is Node 20.x; this machine currently runs v25.9.0</w:t>
+      </w:r>
+      <w:r>
+        <w:rPr>
+          <w:rFonts w:ascii="Courier New" w:cs="Courier New" w:eastAsia="Courier New" w:hAnsi="Courier New"/>
+          <w:sz w:val="18"/>
+          <w:szCs w:val="18"/>
+        </w:rPr>
+        <w:br/>
+        <w:t xml:space="preserve">npm ci             # exact versions from package-lock.json</w:t>
+      </w:r>
+      <w:r>
+        <w:rPr>
+          <w:rFonts w:ascii="Courier New" w:cs="Courier New" w:eastAsia="Courier New" w:hAnsi="Courier New"/>
+          <w:sz w:val="18"/>
+          <w:szCs w:val="18"/>
+        </w:rPr>
+        <w:br/>
+        <w:t xml:space="preserve">npm run build      # tsc: type-checks every Lambda</w:t>
+      </w:r>
+      <w:r>
+        <w:rPr>
+          <w:rFonts w:ascii="Courier New" w:cs="Courier New" w:eastAsia="Courier New" w:hAnsi="Courier New"/>
+          <w:sz w:val="18"/>
+          <w:szCs w:val="18"/>
+        </w:rPr>
+        <w:br/>
+        <w:t xml:space="preserve">npm test           # Jest (added Week 5; not present today)</w:t>
+      </w:r>
+      <w:r>
+        <w:rPr>
+          <w:rFonts w:ascii="Courier New" w:cs="Courier New" w:eastAsia="Courier New" w:hAnsi="Courier New"/>
+          <w:sz w:val="18"/>
+          <w:szCs w:val="18"/>
+        </w:rPr>
+        <w:br/>
+        <w:t xml:space="preserve">npm run diff       # cdk diff --all: review infrastructure changes</w:t>
+      </w:r>
+      <w:r>
+        <w:rPr>
+          <w:rFonts w:ascii="Courier New" w:cs="Courier New" w:eastAsia="Courier New" w:hAnsi="Courier New"/>
+          <w:sz w:val="18"/>
+          <w:szCs w:val="18"/>
+        </w:rPr>
+        <w:br/>
+        <w:t xml:space="preserve">npm run deploy     # cdk deploy --all; non-production path first</w:t>
+      </w:r>
+    </w:p>
+    <w:p>
+      <w:pPr>
+        <w:spacing w:after="120" w:before="0" w:line="264"/>
+        <w:jc w:val="both"/>
+      </w:pPr>
+      <w:r>
+        <w:rPr>
+          <w:rFonts w:ascii="Calibri" w:cs="Calibri" w:eastAsia="Calibri" w:hAnsi="Calibri"/>
+          <w:sz w:val="22"/>
+          <w:szCs w:val="22"/>
+        </w:rPr>
+        <w:t xml:space="preserve">One real reproducibility gap: development runs on Node v25.9.0 while Lambda runs Node 20.x, and no .nvmrc or engines field pins a version. Planned Week 5 fix: add .nvmrc (20) and an engines field so tests run on the same major version as production.</w:t>
+      </w:r>
+    </w:p>
+    <w:p>
+      <w:pPr>
+        <w:keepNext/>
+        <w:spacing w:after="100" w:before="200" w:line="264"/>
+      </w:pPr>
+      <w:r>
+        <w:rPr>
+          <w:rFonts w:ascii="Calibri" w:cs="Calibri" w:eastAsia="Calibri" w:hAnsi="Calibri"/>
+          <w:b/>
+          <w:bCs/>
+          <w:color w:val="0A3A35"/>
+          <w:sz w:val="24"/>
+          <w:szCs w:val="24"/>
+        </w:rPr>
+        <w:t xml:space="preserve">6.2 Data Validation Steps</w:t>
+      </w:r>
+    </w:p>
+    <w:p>
+      <w:pPr>
+        <w:spacing w:after="80" w:before="0" w:line="264"/>
+        <w:ind w:left="450" w:hanging="270"/>
+        <w:jc w:val="both"/>
+      </w:pPr>
+      <w:r>
+        <w:rPr>
+          <w:rFonts w:ascii="Calibri" w:cs="Calibri" w:eastAsia="Calibri" w:hAnsi="Calibri"/>
+          <w:sz w:val="22"/>
+          <w:szCs w:val="22"/>
+        </w:rPr>
+        <w:t xml:space="preserve">•  Fixtures are typed against the real ShelterBid and NeedsProfile interfaces (compile-time), and the harness adds runtime checks: non-negative distances and slots, probabilities in [0, 1] summing to 1, unique case and shelter IDs.</w:t>
+      </w:r>
+    </w:p>
+    <w:p>
+      <w:pPr>
+        <w:spacing w:after="80" w:before="0" w:line="264"/>
+        <w:ind w:left="450" w:hanging="270"/>
+        <w:jc w:val="both"/>
+      </w:pPr>
+      <w:r>
+        <w:rPr>
+          <w:rFonts w:ascii="Calibri" w:cs="Calibri" w:eastAsia="Calibri" w:hAnsi="Calibri"/>
+          <w:sz w:val="22"/>
+          <w:szCs w:val="22"/>
+        </w:rPr>
+        <w:t xml:space="preserve">•  Synthetic cases are hand-authored JSON fixtures (no random generation), so every run uses identical inputs.</w:t>
+      </w:r>
+    </w:p>
+    <w:p>
+      <w:pPr>
+        <w:spacing w:after="80" w:before="0" w:line="264"/>
+        <w:ind w:left="450" w:hanging="270"/>
+        <w:jc w:val="both"/>
+      </w:pPr>
+      <w:r>
+        <w:rPr>
+          <w:rFonts w:ascii="Calibri" w:cs="Calibri" w:eastAsia="Calibri" w:hAnsi="Calibri"/>
+          <w:sz w:val="22"/>
+          <w:szCs w:val="22"/>
+        </w:rPr>
+        <w:t xml:space="preserve">•  Annotations (expected archetype and best shelter) are written and committed before the first harness run, and the commit hash is recorded in the report, so ground truth cannot be adjusted after seeing results.</w:t>
+      </w:r>
+    </w:p>
+    <w:p>
+      <w:pPr>
+        <w:spacing w:after="80" w:before="0" w:line="264"/>
+        <w:ind w:left="450" w:hanging="270"/>
+        <w:jc w:val="both"/>
+      </w:pPr>
+      <w:r>
+        <w:rPr>
+          <w:rFonts w:ascii="Calibri" w:cs="Calibri" w:eastAsia="Calibri" w:hAnsi="Calibri"/>
+          <w:sz w:val="22"/>
+          <w:szCs w:val="22"/>
+        </w:rPr>
+        <w:t xml:space="preserve">•  The one real case is checked for personal information before it is committed as a fixture (reports are anonymous by design).</w:t>
+      </w:r>
+    </w:p>
+    <w:p>
+      <w:pPr>
+        <w:spacing w:after="80" w:before="0" w:line="264"/>
+        <w:ind w:left="450" w:hanging="270"/>
+        <w:jc w:val="both"/>
+      </w:pPr>
+      <w:r>
+        <w:rPr>
+          <w:rFonts w:ascii="Calibri" w:cs="Calibri" w:eastAsia="Calibri" w:hAnsi="Calibri"/>
+          <w:sz w:val="22"/>
+          <w:szCs w:val="22"/>
+        </w:rPr>
+        <w:t xml:space="preserve">•  The harness logs the decisive factor per case (Section 8), and each disagreement between v1 and v2 requires a written rationale.</w:t>
+      </w:r>
+    </w:p>
+    <w:p>
+      <w:pPr>
+        <w:keepNext/>
+        <w:spacing w:after="100" w:before="200" w:line="264"/>
+      </w:pPr>
+      <w:r>
+        <w:rPr>
+          <w:rFonts w:ascii="Calibri" w:cs="Calibri" w:eastAsia="Calibri" w:hAnsi="Calibri"/>
+          <w:b/>
+          <w:bCs/>
+          <w:color w:val="0A3A35"/>
+          <w:sz w:val="24"/>
+          <w:szCs w:val="24"/>
+        </w:rPr>
+        <w:t xml:space="preserve">6.3 Access, Quotas, and Cost</w:t>
+      </w:r>
+    </w:p>
+    <w:p>
+      <w:pPr>
+        <w:spacing w:after="120" w:before="0" w:line="264"/>
+        <w:jc w:val="both"/>
+      </w:pPr>
+      <w:r>
+        <w:rPr>
+          <w:rFonts w:ascii="Calibri" w:cs="Calibri" w:eastAsia="Calibri" w:hAnsi="Calibri"/>
+          <w:sz w:val="22"/>
+          <w:szCs w:val="22"/>
+        </w:rPr>
+        <w:t xml:space="preserve">Bedrock is called through the Lambda's IAM role (no API keys to manage). Account-level on-demand Bedrock quotas apply and have not yet been checked in the console; that check is scheduled for Week 5. Evaluation volume is small (about 40 classifier calls for a stability run and about 10 for a comparison run), so cost and throttling risk are low; a throttled call already lands on the error path and, in v2, on the AHP fallback.</w:t>
       </w:r>
     </w:p>
     <w:p>
@@ -8141,7 +11664,7 @@
                 <w:sz w:val="20"/>
                 <w:szCs w:val="20"/>
               </w:rPr>
-              <w:t xml:space="preserve">Get/Put/Update/Query on 5 tables (Section 7, RU-03 inventory)</w:t>
+              <w:t xml:space="preserve">Get/Put/Update/Query/Scan on 4 of the 5 tables; rescuenet-needs is provisioned but never read or written (RU-03 inventory, corrected)</w:t>
             </w:r>
           </w:p>
         </w:tc>
@@ -11591,6 +15114,1077 @@
           <w:sz w:val="24"/>
           <w:szCs w:val="24"/>
         </w:rPr>
+        <w:t xml:space="preserve">Failure Modes and How They Are Detected</w:t>
+      </w:r>
+    </w:p>
+    <w:tbl>
+      <w:tblPr>
+        <w:tblW w:type="dxa" w:w="9360"/>
+        <w:tblBorders>
+          <w:top w:val="single" w:color="999999" w:sz="4"/>
+          <w:left w:val="single" w:color="999999" w:sz="4"/>
+          <w:bottom w:val="single" w:color="999999" w:sz="4"/>
+          <w:right w:val="single" w:color="999999" w:sz="4"/>
+          <w:insideH w:val="single" w:color="CCCCCC" w:sz="2"/>
+          <w:insideV w:val="single" w:color="CCCCCC" w:sz="2"/>
+        </w:tblBorders>
+      </w:tblPr>
+      <w:tblGrid>
+        <w:gridCol w:w="2300"/>
+        <w:gridCol w:w="2000"/>
+        <w:gridCol w:w="2300"/>
+        <w:gridCol w:w="2760"/>
+      </w:tblGrid>
+      <w:tr>
+        <w:trPr>
+          <w:cantSplit/>
+          <w:tblHeader/>
+        </w:trPr>
+        <w:tc>
+          <w:tcPr>
+            <w:tcW w:type="dxa" w:w="2300"/>
+            <w:shd w:fill="E8F3EF" w:val="clear"/>
+            <w:tcMar>
+              <w:top w:type="dxa" w:w="80"/>
+              <w:left w:type="dxa" w:w="100"/>
+              <w:bottom w:type="dxa" w:w="80"/>
+              <w:right w:type="dxa" w:w="100"/>
+            </w:tcMar>
+            <w:vAlign w:val="top"/>
+          </w:tcPr>
+          <w:p>
+            <w:pPr>
+              <w:spacing w:after="0" w:before="0" w:line="250"/>
+            </w:pPr>
+            <w:r>
+              <w:rPr>
+                <w:rFonts w:ascii="Calibri" w:cs="Calibri" w:eastAsia="Calibri" w:hAnsi="Calibri"/>
+                <w:b/>
+                <w:bCs/>
+                <w:sz w:val="20"/>
+                <w:szCs w:val="20"/>
+              </w:rPr>
+              <w:t xml:space="preserve">Failure Mode</w:t>
+            </w:r>
+          </w:p>
+        </w:tc>
+        <w:tc>
+          <w:tcPr>
+            <w:tcW w:type="dxa" w:w="2000"/>
+            <w:shd w:fill="E8F3EF" w:val="clear"/>
+            <w:tcMar>
+              <w:top w:type="dxa" w:w="80"/>
+              <w:left w:type="dxa" w:w="100"/>
+              <w:bottom w:type="dxa" w:w="80"/>
+              <w:right w:type="dxa" w:w="100"/>
+            </w:tcMar>
+            <w:vAlign w:val="top"/>
+          </w:tcPr>
+          <w:p>
+            <w:pPr>
+              <w:spacing w:after="0" w:before="0" w:line="250"/>
+            </w:pPr>
+            <w:r>
+              <w:rPr>
+                <w:rFonts w:ascii="Calibri" w:cs="Calibri" w:eastAsia="Calibri" w:hAnsi="Calibri"/>
+                <w:b/>
+                <w:bCs/>
+                <w:sz w:val="20"/>
+                <w:szCs w:val="20"/>
+              </w:rPr>
+              <w:t xml:space="preserve">Consequence</w:t>
+            </w:r>
+          </w:p>
+        </w:tc>
+        <w:tc>
+          <w:tcPr>
+            <w:tcW w:type="dxa" w:w="2300"/>
+            <w:shd w:fill="E8F3EF" w:val="clear"/>
+            <w:tcMar>
+              <w:top w:type="dxa" w:w="80"/>
+              <w:left w:type="dxa" w:w="100"/>
+              <w:bottom w:type="dxa" w:w="80"/>
+              <w:right w:type="dxa" w:w="100"/>
+            </w:tcMar>
+            <w:vAlign w:val="top"/>
+          </w:tcPr>
+          <w:p>
+            <w:pPr>
+              <w:spacing w:after="0" w:before="0" w:line="250"/>
+            </w:pPr>
+            <w:r>
+              <w:rPr>
+                <w:rFonts w:ascii="Calibri" w:cs="Calibri" w:eastAsia="Calibri" w:hAnsi="Calibri"/>
+                <w:b/>
+                <w:bCs/>
+                <w:sz w:val="20"/>
+                <w:szCs w:val="20"/>
+              </w:rPr>
+              <w:t xml:space="preserve">Detected By</w:t>
+            </w:r>
+          </w:p>
+        </w:tc>
+        <w:tc>
+          <w:tcPr>
+            <w:tcW w:type="dxa" w:w="2760"/>
+            <w:shd w:fill="E8F3EF" w:val="clear"/>
+            <w:tcMar>
+              <w:top w:type="dxa" w:w="80"/>
+              <w:left w:type="dxa" w:w="100"/>
+              <w:bottom w:type="dxa" w:w="80"/>
+              <w:right w:type="dxa" w:w="100"/>
+            </w:tcMar>
+            <w:vAlign w:val="top"/>
+          </w:tcPr>
+          <w:p>
+            <w:pPr>
+              <w:spacing w:after="0" w:before="0" w:line="250"/>
+            </w:pPr>
+            <w:r>
+              <w:rPr>
+                <w:rFonts w:ascii="Calibri" w:cs="Calibri" w:eastAsia="Calibri" w:hAnsi="Calibri"/>
+                <w:b/>
+                <w:bCs/>
+                <w:sz w:val="20"/>
+                <w:szCs w:val="20"/>
+              </w:rPr>
+              <w:t xml:space="preserve">Response</w:t>
+            </w:r>
+          </w:p>
+        </w:tc>
+      </w:tr>
+      <w:tr>
+        <w:trPr>
+          <w:cantSplit/>
+        </w:trPr>
+        <w:tc>
+          <w:tcPr>
+            <w:tcW w:type="dxa" w:w="2300"/>
+            <w:tcMar>
+              <w:top w:type="dxa" w:w="80"/>
+              <w:left w:type="dxa" w:w="100"/>
+              <w:bottom w:type="dxa" w:w="80"/>
+              <w:right w:type="dxa" w:w="100"/>
+            </w:tcMar>
+            <w:vAlign w:val="top"/>
+          </w:tcPr>
+          <w:p>
+            <w:pPr>
+              <w:spacing w:after="0" w:before="0" w:line="250"/>
+            </w:pPr>
+            <w:r>
+              <w:rPr>
+                <w:rFonts w:ascii="Calibri" w:cs="Calibri" w:eastAsia="Calibri" w:hAnsi="Calibri"/>
+                <w:b w:val="false"/>
+                <w:bCs w:val="false"/>
+                <w:sz w:val="20"/>
+                <w:szCs w:val="20"/>
+              </w:rPr>
+              <w:t xml:space="preserve">Classifier returns malformed or out-of-range output</w:t>
+            </w:r>
+          </w:p>
+        </w:tc>
+        <w:tc>
+          <w:tcPr>
+            <w:tcW w:type="dxa" w:w="2000"/>
+            <w:tcMar>
+              <w:top w:type="dxa" w:w="80"/>
+              <w:left w:type="dxa" w:w="100"/>
+              <w:bottom w:type="dxa" w:w="80"/>
+              <w:right w:type="dxa" w:w="100"/>
+            </w:tcMar>
+            <w:vAlign w:val="top"/>
+          </w:tcPr>
+          <w:p>
+            <w:pPr>
+              <w:spacing w:after="0" w:before="0" w:line="250"/>
+            </w:pPr>
+            <w:r>
+              <w:rPr>
+                <w:rFonts w:ascii="Calibri" w:cs="Calibri" w:eastAsia="Calibri" w:hAnsi="Calibri"/>
+                <w:b w:val="false"/>
+                <w:bCs w:val="false"/>
+                <w:sz w:val="20"/>
+                <w:szCs w:val="20"/>
+              </w:rPr>
+              <w:t xml:space="preserve">Invalid weights or a crash</w:t>
+            </w:r>
+          </w:p>
+        </w:tc>
+        <w:tc>
+          <w:tcPr>
+            <w:tcW w:type="dxa" w:w="2300"/>
+            <w:tcMar>
+              <w:top w:type="dxa" w:w="80"/>
+              <w:left w:type="dxa" w:w="100"/>
+              <w:bottom w:type="dxa" w:w="80"/>
+              <w:right w:type="dxa" w:w="100"/>
+            </w:tcMar>
+            <w:vAlign w:val="top"/>
+          </w:tcPr>
+          <w:p>
+            <w:pPr>
+              <w:spacing w:after="0" w:before="0" w:line="250"/>
+            </w:pPr>
+            <w:r>
+              <w:rPr>
+                <w:rFonts w:ascii="Calibri" w:cs="Calibri" w:eastAsia="Calibri" w:hAnsi="Calibri"/>
+                <w:b w:val="false"/>
+                <w:bCs w:val="false"/>
+                <w:sz w:val="20"/>
+                <w:szCs w:val="20"/>
+              </w:rPr>
+              <w:t xml:space="preserve">Unit: fallback; SYN-08</w:t>
+            </w:r>
+          </w:p>
+        </w:tc>
+        <w:tc>
+          <w:tcPr>
+            <w:tcW w:type="dxa" w:w="2760"/>
+            <w:tcMar>
+              <w:top w:type="dxa" w:w="80"/>
+              <w:left w:type="dxa" w:w="100"/>
+              <w:bottom w:type="dxa" w:w="80"/>
+              <w:right w:type="dxa" w:w="100"/>
+            </w:tcMar>
+            <w:vAlign w:val="top"/>
+          </w:tcPr>
+          <w:p>
+            <w:pPr>
+              <w:spacing w:after="0" w:before="0" w:line="250"/>
+            </w:pPr>
+            <w:r>
+              <w:rPr>
+                <w:rFonts w:ascii="Calibri" w:cs="Calibri" w:eastAsia="Calibri" w:hAnsi="Calibri"/>
+                <w:b w:val="false"/>
+                <w:bCs w:val="false"/>
+                <w:sz w:val="20"/>
+                <w:szCs w:val="20"/>
+              </w:rPr>
+              <w:t xml:space="preserve">Validate, renormalize, else STABLE_ROUTINE fallback</w:t>
+            </w:r>
+          </w:p>
+        </w:tc>
+      </w:tr>
+      <w:tr>
+        <w:trPr>
+          <w:cantSplit/>
+        </w:trPr>
+        <w:tc>
+          <w:tcPr>
+            <w:tcW w:type="dxa" w:w="2300"/>
+            <w:tcMar>
+              <w:top w:type="dxa" w:w="80"/>
+              <w:left w:type="dxa" w:w="100"/>
+              <w:bottom w:type="dxa" w:w="80"/>
+              <w:right w:type="dxa" w:w="100"/>
+            </w:tcMar>
+            <w:vAlign w:val="top"/>
+          </w:tcPr>
+          <w:p>
+            <w:pPr>
+              <w:spacing w:after="0" w:before="0" w:line="250"/>
+            </w:pPr>
+            <w:r>
+              <w:rPr>
+                <w:rFonts w:ascii="Calibri" w:cs="Calibri" w:eastAsia="Calibri" w:hAnsi="Calibri"/>
+                <w:b w:val="false"/>
+                <w:bCs w:val="false"/>
+                <w:sz w:val="20"/>
+                <w:szCs w:val="20"/>
+              </w:rPr>
+              <w:t xml:space="preserve">Classifier flips archetype between runs</w:t>
+            </w:r>
+          </w:p>
+        </w:tc>
+        <w:tc>
+          <w:tcPr>
+            <w:tcW w:type="dxa" w:w="2000"/>
+            <w:tcMar>
+              <w:top w:type="dxa" w:w="80"/>
+              <w:left w:type="dxa" w:w="100"/>
+              <w:bottom w:type="dxa" w:w="80"/>
+              <w:right w:type="dxa" w:w="100"/>
+            </w:tcMar>
+            <w:vAlign w:val="top"/>
+          </w:tcPr>
+          <w:p>
+            <w:pPr>
+              <w:spacing w:after="0" w:before="0" w:line="250"/>
+            </w:pPr>
+            <w:r>
+              <w:rPr>
+                <w:rFonts w:ascii="Calibri" w:cs="Calibri" w:eastAsia="Calibri" w:hAnsi="Calibri"/>
+                <w:b w:val="false"/>
+                <w:bCs w:val="false"/>
+                <w:sz w:val="20"/>
+                <w:szCs w:val="20"/>
+              </w:rPr>
+              <w:t xml:space="preserve">Unstable weights for the same case</w:t>
+            </w:r>
+          </w:p>
+        </w:tc>
+        <w:tc>
+          <w:tcPr>
+            <w:tcW w:type="dxa" w:w="2300"/>
+            <w:tcMar>
+              <w:top w:type="dxa" w:w="80"/>
+              <w:left w:type="dxa" w:w="100"/>
+              <w:bottom w:type="dxa" w:w="80"/>
+              <w:right w:type="dxa" w:w="100"/>
+            </w:tcMar>
+            <w:vAlign w:val="top"/>
+          </w:tcPr>
+          <w:p>
+            <w:pPr>
+              <w:spacing w:after="0" w:before="0" w:line="250"/>
+            </w:pPr>
+            <w:r>
+              <w:rPr>
+                <w:rFonts w:ascii="Calibri" w:cs="Calibri" w:eastAsia="Calibri" w:hAnsi="Calibri"/>
+                <w:b w:val="false"/>
+                <w:bCs w:val="false"/>
+                <w:sz w:val="20"/>
+                <w:szCs w:val="20"/>
+              </w:rPr>
+              <w:t xml:space="preserve">Classifier stability test</w:t>
+            </w:r>
+          </w:p>
+        </w:tc>
+        <w:tc>
+          <w:tcPr>
+            <w:tcW w:type="dxa" w:w="2760"/>
+            <w:tcMar>
+              <w:top w:type="dxa" w:w="80"/>
+              <w:left w:type="dxa" w:w="100"/>
+              <w:bottom w:type="dxa" w:w="80"/>
+              <w:right w:type="dxa" w:w="100"/>
+            </w:tcMar>
+            <w:vAlign w:val="top"/>
+          </w:tcPr>
+          <w:p>
+            <w:pPr>
+              <w:spacing w:after="0" w:before="0" w:line="250"/>
+            </w:pPr>
+            <w:r>
+              <w:rPr>
+                <w:rFonts w:ascii="Calibri" w:cs="Calibri" w:eastAsia="Calibri" w:hAnsi="Calibri"/>
+                <w:b w:val="false"/>
+                <w:bCs w:val="false"/>
+                <w:sz w:val="20"/>
+                <w:szCs w:val="20"/>
+              </w:rPr>
+              <w:t xml:space="preserve">Drop to ladder rung 2 (hard assignment) or rung 3</w:t>
+            </w:r>
+          </w:p>
+        </w:tc>
+      </w:tr>
+      <w:tr>
+        <w:trPr>
+          <w:cantSplit/>
+        </w:trPr>
+        <w:tc>
+          <w:tcPr>
+            <w:tcW w:type="dxa" w:w="2300"/>
+            <w:tcMar>
+              <w:top w:type="dxa" w:w="80"/>
+              <w:left w:type="dxa" w:w="100"/>
+              <w:bottom w:type="dxa" w:w="80"/>
+              <w:right w:type="dxa" w:w="100"/>
+            </w:tcMar>
+            <w:vAlign w:val="top"/>
+          </w:tcPr>
+          <w:p>
+            <w:pPr>
+              <w:spacing w:after="0" w:before="0" w:line="250"/>
+            </w:pPr>
+            <w:r>
+              <w:rPr>
+                <w:rFonts w:ascii="Calibri" w:cs="Calibri" w:eastAsia="Calibri" w:hAnsi="Calibri"/>
+                <w:b w:val="false"/>
+                <w:bCs w:val="false"/>
+                <w:sz w:val="20"/>
+                <w:szCs w:val="20"/>
+              </w:rPr>
+              <w:t xml:space="preserve">Classifier is confidently wrong</w:t>
+            </w:r>
+          </w:p>
+        </w:tc>
+        <w:tc>
+          <w:tcPr>
+            <w:tcW w:type="dxa" w:w="2000"/>
+            <w:tcMar>
+              <w:top w:type="dxa" w:w="80"/>
+              <w:left w:type="dxa" w:w="100"/>
+              <w:bottom w:type="dxa" w:w="80"/>
+              <w:right w:type="dxa" w:w="100"/>
+            </w:tcMar>
+            <w:vAlign w:val="top"/>
+          </w:tcPr>
+          <w:p>
+            <w:pPr>
+              <w:spacing w:after="0" w:before="0" w:line="250"/>
+            </w:pPr>
+            <w:r>
+              <w:rPr>
+                <w:rFonts w:ascii="Calibri" w:cs="Calibri" w:eastAsia="Calibri" w:hAnsi="Calibri"/>
+                <w:b w:val="false"/>
+                <w:bCs w:val="false"/>
+                <w:sz w:val="20"/>
+                <w:szCs w:val="20"/>
+              </w:rPr>
+              <w:t xml:space="preserve">Wrong emphasis (for example, vet care under-weighted)</w:t>
+            </w:r>
+          </w:p>
+        </w:tc>
+        <w:tc>
+          <w:tcPr>
+            <w:tcW w:type="dxa" w:w="2300"/>
+            <w:tcMar>
+              <w:top w:type="dxa" w:w="80"/>
+              <w:left w:type="dxa" w:w="100"/>
+              <w:bottom w:type="dxa" w:w="80"/>
+              <w:right w:type="dxa" w:w="100"/>
+            </w:tcMar>
+            <w:vAlign w:val="top"/>
+          </w:tcPr>
+          <w:p>
+            <w:pPr>
+              <w:spacing w:after="0" w:before="0" w:line="250"/>
+            </w:pPr>
+            <w:r>
+              <w:rPr>
+                <w:rFonts w:ascii="Calibri" w:cs="Calibri" w:eastAsia="Calibri" w:hAnsi="Calibri"/>
+                <w:b w:val="false"/>
+                <w:bCs w:val="false"/>
+                <w:sz w:val="20"/>
+                <w:szCs w:val="20"/>
+              </w:rPr>
+              <w:t xml:space="preserve">Classifier agreement test</w:t>
+            </w:r>
+          </w:p>
+        </w:tc>
+        <w:tc>
+          <w:tcPr>
+            <w:tcW w:type="dxa" w:w="2760"/>
+            <w:tcMar>
+              <w:top w:type="dxa" w:w="80"/>
+              <w:left w:type="dxa" w:w="100"/>
+              <w:bottom w:type="dxa" w:w="80"/>
+              <w:right w:type="dxa" w:w="100"/>
+            </w:tcMar>
+            <w:vAlign w:val="top"/>
+          </w:tcPr>
+          <w:p>
+            <w:pPr>
+              <w:spacing w:after="0" w:before="0" w:line="250"/>
+            </w:pPr>
+            <w:r>
+              <w:rPr>
+                <w:rFonts w:ascii="Calibri" w:cs="Calibri" w:eastAsia="Calibri" w:hAnsi="Calibri"/>
+                <w:b w:val="false"/>
+                <w:bCs w:val="false"/>
+                <w:sz w:val="20"/>
+                <w:szCs w:val="20"/>
+              </w:rPr>
+              <w:t xml:space="preserve">Bounded by hard constraints; report counts; revisit prompt</w:t>
+            </w:r>
+          </w:p>
+        </w:tc>
+      </w:tr>
+      <w:tr>
+        <w:trPr>
+          <w:cantSplit/>
+        </w:trPr>
+        <w:tc>
+          <w:tcPr>
+            <w:tcW w:type="dxa" w:w="2300"/>
+            <w:tcMar>
+              <w:top w:type="dxa" w:w="80"/>
+              <w:left w:type="dxa" w:w="100"/>
+              <w:bottom w:type="dxa" w:w="80"/>
+              <w:right w:type="dxa" w:w="100"/>
+            </w:tcMar>
+            <w:vAlign w:val="top"/>
+          </w:tcPr>
+          <w:p>
+            <w:pPr>
+              <w:spacing w:after="0" w:before="0" w:line="250"/>
+            </w:pPr>
+            <w:r>
+              <w:rPr>
+                <w:rFonts w:ascii="Calibri" w:cs="Calibri" w:eastAsia="Calibri" w:hAnsi="Calibri"/>
+                <w:b w:val="false"/>
+                <w:bCs w:val="false"/>
+                <w:sz w:val="20"/>
+                <w:szCs w:val="20"/>
+              </w:rPr>
+              <w:t xml:space="preserve">AHP judgments inconsistent (CR at or above 0.10)</w:t>
+            </w:r>
+          </w:p>
+        </w:tc>
+        <w:tc>
+          <w:tcPr>
+            <w:tcW w:type="dxa" w:w="2000"/>
+            <w:tcMar>
+              <w:top w:type="dxa" w:w="80"/>
+              <w:left w:type="dxa" w:w="100"/>
+              <w:bottom w:type="dxa" w:w="80"/>
+              <w:right w:type="dxa" w:w="100"/>
+            </w:tcMar>
+            <w:vAlign w:val="top"/>
+          </w:tcPr>
+          <w:p>
+            <w:pPr>
+              <w:spacing w:after="0" w:before="0" w:line="250"/>
+            </w:pPr>
+            <w:r>
+              <w:rPr>
+                <w:rFonts w:ascii="Calibri" w:cs="Calibri" w:eastAsia="Calibri" w:hAnsi="Calibri"/>
+                <w:b w:val="false"/>
+                <w:bCs w:val="false"/>
+                <w:sz w:val="20"/>
+                <w:szCs w:val="20"/>
+              </w:rPr>
+              <w:t xml:space="preserve">Untrustworthy vector</w:t>
+            </w:r>
+          </w:p>
+        </w:tc>
+        <w:tc>
+          <w:tcPr>
+            <w:tcW w:type="dxa" w:w="2300"/>
+            <w:tcMar>
+              <w:top w:type="dxa" w:w="80"/>
+              <w:left w:type="dxa" w:w="100"/>
+              <w:bottom w:type="dxa" w:w="80"/>
+              <w:right w:type="dxa" w:w="100"/>
+            </w:tcMar>
+            <w:vAlign w:val="top"/>
+          </w:tcPr>
+          <w:p>
+            <w:pPr>
+              <w:spacing w:after="0" w:before="0" w:line="250"/>
+            </w:pPr>
+            <w:r>
+              <w:rPr>
+                <w:rFonts w:ascii="Calibri" w:cs="Calibri" w:eastAsia="Calibri" w:hAnsi="Calibri"/>
+                <w:b w:val="false"/>
+                <w:bCs w:val="false"/>
+                <w:sz w:val="20"/>
+                <w:szCs w:val="20"/>
+              </w:rPr>
+              <w:t xml:space="preserve">Consistency check</w:t>
+            </w:r>
+          </w:p>
+        </w:tc>
+        <w:tc>
+          <w:tcPr>
+            <w:tcW w:type="dxa" w:w="2760"/>
+            <w:tcMar>
+              <w:top w:type="dxa" w:w="80"/>
+              <w:left w:type="dxa" w:w="100"/>
+              <w:bottom w:type="dxa" w:w="80"/>
+              <w:right w:type="dxa" w:w="100"/>
+            </w:tcMar>
+            <w:vAlign w:val="top"/>
+          </w:tcPr>
+          <w:p>
+            <w:pPr>
+              <w:spacing w:after="0" w:before="0" w:line="250"/>
+            </w:pPr>
+            <w:r>
+              <w:rPr>
+                <w:rFonts w:ascii="Calibri" w:cs="Calibri" w:eastAsia="Calibri" w:hAnsi="Calibri"/>
+                <w:b w:val="false"/>
+                <w:bCs w:val="false"/>
+                <w:sz w:val="20"/>
+                <w:szCs w:val="20"/>
+              </w:rPr>
+              <w:t xml:space="preserve">Re-elicit that matrix before accepting</w:t>
+            </w:r>
+          </w:p>
+        </w:tc>
+      </w:tr>
+      <w:tr>
+        <w:trPr>
+          <w:cantSplit/>
+        </w:trPr>
+        <w:tc>
+          <w:tcPr>
+            <w:tcW w:type="dxa" w:w="2300"/>
+            <w:tcMar>
+              <w:top w:type="dxa" w:w="80"/>
+              <w:left w:type="dxa" w:w="100"/>
+              <w:bottom w:type="dxa" w:w="80"/>
+              <w:right w:type="dxa" w:w="100"/>
+            </w:tcMar>
+            <w:vAlign w:val="top"/>
+          </w:tcPr>
+          <w:p>
+            <w:pPr>
+              <w:spacing w:after="0" w:before="0" w:line="250"/>
+            </w:pPr>
+            <w:r>
+              <w:rPr>
+                <w:rFonts w:ascii="Calibri" w:cs="Calibri" w:eastAsia="Calibri" w:hAnsi="Calibri"/>
+                <w:b w:val="false"/>
+                <w:bCs w:val="false"/>
+                <w:sz w:val="20"/>
+                <w:szCs w:val="20"/>
+              </w:rPr>
+              <w:t xml:space="preserve">AHP vector fragile to small judgment changes</w:t>
+            </w:r>
+          </w:p>
+        </w:tc>
+        <w:tc>
+          <w:tcPr>
+            <w:tcW w:type="dxa" w:w="2000"/>
+            <w:tcMar>
+              <w:top w:type="dxa" w:w="80"/>
+              <w:left w:type="dxa" w:w="100"/>
+              <w:bottom w:type="dxa" w:w="80"/>
+              <w:right w:type="dxa" w:w="100"/>
+            </w:tcMar>
+            <w:vAlign w:val="top"/>
+          </w:tcPr>
+          <w:p>
+            <w:pPr>
+              <w:spacing w:after="0" w:before="0" w:line="250"/>
+            </w:pPr>
+            <w:r>
+              <w:rPr>
+                <w:rFonts w:ascii="Calibri" w:cs="Calibri" w:eastAsia="Calibri" w:hAnsi="Calibri"/>
+                <w:b w:val="false"/>
+                <w:bCs w:val="false"/>
+                <w:sz w:val="20"/>
+                <w:szCs w:val="20"/>
+              </w:rPr>
+              <w:t xml:space="preserve">Rankings depend on one subjective input</w:t>
+            </w:r>
+          </w:p>
+        </w:tc>
+        <w:tc>
+          <w:tcPr>
+            <w:tcW w:type="dxa" w:w="2300"/>
+            <w:tcMar>
+              <w:top w:type="dxa" w:w="80"/>
+              <w:left w:type="dxa" w:w="100"/>
+              <w:bottom w:type="dxa" w:w="80"/>
+              <w:right w:type="dxa" w:w="100"/>
+            </w:tcMar>
+            <w:vAlign w:val="top"/>
+          </w:tcPr>
+          <w:p>
+            <w:pPr>
+              <w:spacing w:after="0" w:before="0" w:line="250"/>
+            </w:pPr>
+            <w:r>
+              <w:rPr>
+                <w:rFonts w:ascii="Calibri" w:cs="Calibri" w:eastAsia="Calibri" w:hAnsi="Calibri"/>
+                <w:b w:val="false"/>
+                <w:bCs w:val="false"/>
+                <w:sz w:val="20"/>
+                <w:szCs w:val="20"/>
+              </w:rPr>
+              <w:t xml:space="preserve">Sensitivity check</w:t>
+            </w:r>
+          </w:p>
+        </w:tc>
+        <w:tc>
+          <w:tcPr>
+            <w:tcW w:type="dxa" w:w="2760"/>
+            <w:tcMar>
+              <w:top w:type="dxa" w:w="80"/>
+              <w:left w:type="dxa" w:w="100"/>
+              <w:bottom w:type="dxa" w:w="80"/>
+              <w:right w:type="dxa" w:w="100"/>
+            </w:tcMar>
+            <w:vAlign w:val="top"/>
+          </w:tcPr>
+          <w:p>
+            <w:pPr>
+              <w:spacing w:after="0" w:before="0" w:line="250"/>
+            </w:pPr>
+            <w:r>
+              <w:rPr>
+                <w:rFonts w:ascii="Calibri" w:cs="Calibri" w:eastAsia="Calibri" w:hAnsi="Calibri"/>
+                <w:b w:val="false"/>
+                <w:bCs w:val="false"/>
+                <w:sz w:val="20"/>
+                <w:szCs w:val="20"/>
+              </w:rPr>
+              <w:t xml:space="preserve">Re-elicit; reconsider factor definitions</w:t>
+            </w:r>
+          </w:p>
+        </w:tc>
+      </w:tr>
+      <w:tr>
+        <w:trPr>
+          <w:cantSplit/>
+        </w:trPr>
+        <w:tc>
+          <w:tcPr>
+            <w:tcW w:type="dxa" w:w="2300"/>
+            <w:tcMar>
+              <w:top w:type="dxa" w:w="80"/>
+              <w:left w:type="dxa" w:w="100"/>
+              <w:bottom w:type="dxa" w:w="80"/>
+              <w:right w:type="dxa" w:w="100"/>
+            </w:tcMar>
+            <w:vAlign w:val="top"/>
+          </w:tcPr>
+          <w:p>
+            <w:pPr>
+              <w:spacing w:after="0" w:before="0" w:line="250"/>
+            </w:pPr>
+            <w:r>
+              <w:rPr>
+                <w:rFonts w:ascii="Calibri" w:cs="Calibri" w:eastAsia="Calibri" w:hAnsi="Calibri"/>
+                <w:b w:val="false"/>
+                <w:bCs w:val="false"/>
+                <w:sz w:val="20"/>
+                <w:szCs w:val="20"/>
+              </w:rPr>
+              <w:t xml:space="preserve">v2 no better than v1</w:t>
+            </w:r>
+          </w:p>
+        </w:tc>
+        <w:tc>
+          <w:tcPr>
+            <w:tcW w:type="dxa" w:w="2000"/>
+            <w:tcMar>
+              <w:top w:type="dxa" w:w="80"/>
+              <w:left w:type="dxa" w:w="100"/>
+              <w:bottom w:type="dxa" w:w="80"/>
+              <w:right w:type="dxa" w:w="100"/>
+            </w:tcMar>
+            <w:vAlign w:val="top"/>
+          </w:tcPr>
+          <w:p>
+            <w:pPr>
+              <w:spacing w:after="0" w:before="0" w:line="250"/>
+            </w:pPr>
+            <w:r>
+              <w:rPr>
+                <w:rFonts w:ascii="Calibri" w:cs="Calibri" w:eastAsia="Calibri" w:hAnsi="Calibri"/>
+                <w:b w:val="false"/>
+                <w:bCs w:val="false"/>
+                <w:sz w:val="20"/>
+                <w:szCs w:val="20"/>
+              </w:rPr>
+              <w:t xml:space="preserve">Design adds complexity without benefit</w:t>
+            </w:r>
+          </w:p>
+        </w:tc>
+        <w:tc>
+          <w:tcPr>
+            <w:tcW w:type="dxa" w:w="2300"/>
+            <w:tcMar>
+              <w:top w:type="dxa" w:w="80"/>
+              <w:left w:type="dxa" w:w="100"/>
+              <w:bottom w:type="dxa" w:w="80"/>
+              <w:right w:type="dxa" w:w="100"/>
+            </w:tcMar>
+            <w:vAlign w:val="top"/>
+          </w:tcPr>
+          <w:p>
+            <w:pPr>
+              <w:spacing w:after="0" w:before="0" w:line="250"/>
+            </w:pPr>
+            <w:r>
+              <w:rPr>
+                <w:rFonts w:ascii="Calibri" w:cs="Calibri" w:eastAsia="Calibri" w:hAnsi="Calibri"/>
+                <w:b w:val="false"/>
+                <w:bCs w:val="false"/>
+                <w:sz w:val="20"/>
+                <w:szCs w:val="20"/>
+              </w:rPr>
+              <w:t xml:space="preserve">Comparison against annotations</w:t>
+            </w:r>
+          </w:p>
+        </w:tc>
+        <w:tc>
+          <w:tcPr>
+            <w:tcW w:type="dxa" w:w="2760"/>
+            <w:tcMar>
+              <w:top w:type="dxa" w:w="80"/>
+              <w:left w:type="dxa" w:w="100"/>
+              <w:bottom w:type="dxa" w:w="80"/>
+              <w:right w:type="dxa" w:w="100"/>
+            </w:tcMar>
+            <w:vAlign w:val="top"/>
+          </w:tcPr>
+          <w:p>
+            <w:pPr>
+              <w:spacing w:after="0" w:before="0" w:line="250"/>
+            </w:pPr>
+            <w:r>
+              <w:rPr>
+                <w:rFonts w:ascii="Calibri" w:cs="Calibri" w:eastAsia="Calibri" w:hAnsi="Calibri"/>
+                <w:b w:val="false"/>
+                <w:bCs w:val="false"/>
+                <w:sz w:val="20"/>
+                <w:szCs w:val="20"/>
+              </w:rPr>
+              <w:t xml:space="preserve">Report honestly; promote only the ladder rung the evidence supports</w:t>
+            </w:r>
+          </w:p>
+        </w:tc>
+      </w:tr>
+      <w:tr>
+        <w:trPr>
+          <w:cantSplit/>
+        </w:trPr>
+        <w:tc>
+          <w:tcPr>
+            <w:tcW w:type="dxa" w:w="2300"/>
+            <w:tcMar>
+              <w:top w:type="dxa" w:w="80"/>
+              <w:left w:type="dxa" w:w="100"/>
+              <w:bottom w:type="dxa" w:w="80"/>
+              <w:right w:type="dxa" w:w="100"/>
+            </w:tcMar>
+            <w:vAlign w:val="top"/>
+          </w:tcPr>
+          <w:p>
+            <w:pPr>
+              <w:spacing w:after="0" w:before="0" w:line="250"/>
+            </w:pPr>
+            <w:r>
+              <w:rPr>
+                <w:rFonts w:ascii="Calibri" w:cs="Calibri" w:eastAsia="Calibri" w:hAnsi="Calibri"/>
+                <w:b w:val="false"/>
+                <w:bCs w:val="false"/>
+                <w:sz w:val="20"/>
+                <w:szCs w:val="20"/>
+              </w:rPr>
+              <w:t xml:space="preserve">v2 regresses live behavior or latency</w:t>
+            </w:r>
+          </w:p>
+        </w:tc>
+        <w:tc>
+          <w:tcPr>
+            <w:tcW w:type="dxa" w:w="2000"/>
+            <w:tcMar>
+              <w:top w:type="dxa" w:w="80"/>
+              <w:left w:type="dxa" w:w="100"/>
+              <w:bottom w:type="dxa" w:w="80"/>
+              <w:right w:type="dxa" w:w="100"/>
+            </w:tcMar>
+            <w:vAlign w:val="top"/>
+          </w:tcPr>
+          <w:p>
+            <w:pPr>
+              <w:spacing w:after="0" w:before="0" w:line="250"/>
+            </w:pPr>
+            <w:r>
+              <w:rPr>
+                <w:rFonts w:ascii="Calibri" w:cs="Calibri" w:eastAsia="Calibri" w:hAnsi="Calibri"/>
+                <w:b w:val="false"/>
+                <w:bCs w:val="false"/>
+                <w:sz w:val="20"/>
+                <w:szCs w:val="20"/>
+              </w:rPr>
+              <w:t xml:space="preserve">Broken or slow routing</w:t>
+            </w:r>
+          </w:p>
+        </w:tc>
+        <w:tc>
+          <w:tcPr>
+            <w:tcW w:type="dxa" w:w="2300"/>
+            <w:tcMar>
+              <w:top w:type="dxa" w:w="80"/>
+              <w:left w:type="dxa" w:w="100"/>
+              <w:bottom w:type="dxa" w:w="80"/>
+              <w:right w:type="dxa" w:w="100"/>
+            </w:tcMar>
+            <w:vAlign w:val="top"/>
+          </w:tcPr>
+          <w:p>
+            <w:pPr>
+              <w:spacing w:after="0" w:before="0" w:line="250"/>
+            </w:pPr>
+            <w:r>
+              <w:rPr>
+                <w:rFonts w:ascii="Calibri" w:cs="Calibri" w:eastAsia="Calibri" w:hAnsi="Calibri"/>
+                <w:b w:val="false"/>
+                <w:bCs w:val="false"/>
+                <w:sz w:val="20"/>
+                <w:szCs w:val="20"/>
+              </w:rPr>
+              <w:t xml:space="preserve">Non-regression run with WEIGHTING_MODE</w:t>
+            </w:r>
+          </w:p>
+        </w:tc>
+        <w:tc>
+          <w:tcPr>
+            <w:tcW w:type="dxa" w:w="2760"/>
+            <w:tcMar>
+              <w:top w:type="dxa" w:w="80"/>
+              <w:left w:type="dxa" w:w="100"/>
+              <w:bottom w:type="dxa" w:w="80"/>
+              <w:right w:type="dxa" w:w="100"/>
+            </w:tcMar>
+            <w:vAlign w:val="top"/>
+          </w:tcPr>
+          <w:p>
+            <w:pPr>
+              <w:spacing w:after="0" w:before="0" w:line="250"/>
+            </w:pPr>
+            <w:r>
+              <w:rPr>
+                <w:rFonts w:ascii="Calibri" w:cs="Calibri" w:eastAsia="Calibri" w:hAnsi="Calibri"/>
+                <w:b w:val="false"/>
+                <w:bCs w:val="false"/>
+                <w:sz w:val="20"/>
+                <w:szCs w:val="20"/>
+              </w:rPr>
+              <w:t xml:space="preserve">Roll back by configuration</w:t>
+            </w:r>
+          </w:p>
+        </w:tc>
+      </w:tr>
+      <w:tr>
+        <w:trPr>
+          <w:cantSplit/>
+        </w:trPr>
+        <w:tc>
+          <w:tcPr>
+            <w:tcW w:type="dxa" w:w="2300"/>
+            <w:tcMar>
+              <w:top w:type="dxa" w:w="80"/>
+              <w:left w:type="dxa" w:w="100"/>
+              <w:bottom w:type="dxa" w:w="80"/>
+              <w:right w:type="dxa" w:w="100"/>
+            </w:tcMar>
+            <w:vAlign w:val="top"/>
+          </w:tcPr>
+          <w:p>
+            <w:pPr>
+              <w:spacing w:after="0" w:before="0" w:line="250"/>
+            </w:pPr>
+            <w:r>
+              <w:rPr>
+                <w:rFonts w:ascii="Calibri" w:cs="Calibri" w:eastAsia="Calibri" w:hAnsi="Calibri"/>
+                <w:b w:val="false"/>
+                <w:bCs w:val="false"/>
+                <w:sz w:val="20"/>
+                <w:szCs w:val="20"/>
+              </w:rPr>
+              <w:t xml:space="preserve">Annotator bias in ground truth</w:t>
+            </w:r>
+          </w:p>
+        </w:tc>
+        <w:tc>
+          <w:tcPr>
+            <w:tcW w:type="dxa" w:w="2000"/>
+            <w:tcMar>
+              <w:top w:type="dxa" w:w="80"/>
+              <w:left w:type="dxa" w:w="100"/>
+              <w:bottom w:type="dxa" w:w="80"/>
+              <w:right w:type="dxa" w:w="100"/>
+            </w:tcMar>
+            <w:vAlign w:val="top"/>
+          </w:tcPr>
+          <w:p>
+            <w:pPr>
+              <w:spacing w:after="0" w:before="0" w:line="250"/>
+            </w:pPr>
+            <w:r>
+              <w:rPr>
+                <w:rFonts w:ascii="Calibri" w:cs="Calibri" w:eastAsia="Calibri" w:hAnsi="Calibri"/>
+                <w:b w:val="false"/>
+                <w:bCs w:val="false"/>
+                <w:sz w:val="20"/>
+                <w:szCs w:val="20"/>
+              </w:rPr>
+              <w:t xml:space="preserve">Results look better than they are</w:t>
+            </w:r>
+          </w:p>
+        </w:tc>
+        <w:tc>
+          <w:tcPr>
+            <w:tcW w:type="dxa" w:w="2300"/>
+            <w:tcMar>
+              <w:top w:type="dxa" w:w="80"/>
+              <w:left w:type="dxa" w:w="100"/>
+              <w:bottom w:type="dxa" w:w="80"/>
+              <w:right w:type="dxa" w:w="100"/>
+            </w:tcMar>
+            <w:vAlign w:val="top"/>
+          </w:tcPr>
+          <w:p>
+            <w:pPr>
+              <w:spacing w:after="0" w:before="0" w:line="250"/>
+            </w:pPr>
+            <w:r>
+              <w:rPr>
+                <w:rFonts w:ascii="Calibri" w:cs="Calibri" w:eastAsia="Calibri" w:hAnsi="Calibri"/>
+                <w:b w:val="false"/>
+                <w:bCs w:val="false"/>
+                <w:sz w:val="20"/>
+                <w:szCs w:val="20"/>
+              </w:rPr>
+              <w:t xml:space="preserve">Not detectable by tests; disclosed</w:t>
+            </w:r>
+          </w:p>
+        </w:tc>
+        <w:tc>
+          <w:tcPr>
+            <w:tcW w:type="dxa" w:w="2760"/>
+            <w:tcMar>
+              <w:top w:type="dxa" w:w="80"/>
+              <w:left w:type="dxa" w:w="100"/>
+              <w:bottom w:type="dxa" w:w="80"/>
+              <w:right w:type="dxa" w:w="100"/>
+            </w:tcMar>
+            <w:vAlign w:val="top"/>
+          </w:tcPr>
+          <w:p>
+            <w:pPr>
+              <w:spacing w:after="0" w:before="0" w:line="250"/>
+            </w:pPr>
+            <w:r>
+              <w:rPr>
+                <w:rFonts w:ascii="Calibri" w:cs="Calibri" w:eastAsia="Calibri" w:hAnsi="Calibri"/>
+                <w:b w:val="false"/>
+                <w:bCs w:val="false"/>
+                <w:sz w:val="20"/>
+                <w:szCs w:val="20"/>
+              </w:rPr>
+              <w:t xml:space="preserve">Second annotator requested from the supervisor</w:t>
+            </w:r>
+          </w:p>
+        </w:tc>
+      </w:tr>
+    </w:tbl>
+    <w:p>
+      <w:pPr>
+        <w:spacing w:after="0" w:before="0" w:line="264"/>
+      </w:pPr>
+      <w:r>
+        <w:rPr>
+          <w:rFonts w:ascii="Calibri" w:cs="Calibri" w:eastAsia="Calibri" w:hAnsi="Calibri"/>
+          <w:sz w:val="22"/>
+          <w:szCs w:val="22"/>
+        </w:rPr>
+        <w:t xml:space="preserve"/>
+      </w:r>
+    </w:p>
+    <w:p>
+      <w:pPr>
+        <w:keepNext/>
+        <w:spacing w:after="100" w:before="200" w:line="264"/>
+      </w:pPr>
+      <w:r>
+        <w:rPr>
+          <w:rFonts w:ascii="Calibri" w:cs="Calibri" w:eastAsia="Calibri" w:hAnsi="Calibri"/>
+          <w:b/>
+          <w:bCs/>
+          <w:color w:val="0A3A35"/>
+          <w:sz w:val="24"/>
+          <w:szCs w:val="24"/>
+        </w:rPr>
         <w:t xml:space="preserve">Bias and Error Checks</w:t>
       </w:r>
     </w:p>
@@ -11645,6 +16239,605 @@
           <w:szCs w:val="22"/>
         </w:rPr>
         <w:t xml:space="preserve">Every requirement is traced to a design component and a test. FR7, FR8, and NFR6 are new since the RU-03 brief and follow from Section 2.2; SC1 and SC2 are revised as described there.</w:t>
+      </w:r>
+    </w:p>
+    <w:p>
+      <w:pPr>
+        <w:keepNext/>
+        <w:spacing w:after="100" w:before="200" w:line="264"/>
+      </w:pPr>
+      <w:r>
+        <w:rPr>
+          <w:rFonts w:ascii="Calibri" w:cs="Calibri" w:eastAsia="Calibri" w:hAnsi="Calibri"/>
+          <w:b/>
+          <w:bCs/>
+          <w:color w:val="0A3A35"/>
+          <w:sz w:val="24"/>
+          <w:szCs w:val="24"/>
+        </w:rPr>
+        <w:t xml:space="preserve">Success Criteria: Hard Stop 1 Wording and Proposed Revision</w:t>
+      </w:r>
+    </w:p>
+    <w:p>
+      <w:pPr>
+        <w:spacing w:after="120" w:before="0" w:line="264"/>
+        <w:jc w:val="both"/>
+      </w:pPr>
+      <w:r>
+        <w:rPr>
+          <w:rFonts w:ascii="Calibri" w:cs="Calibri" w:eastAsia="Calibri" w:hAnsi="Calibri"/>
+          <w:sz w:val="22"/>
+          <w:szCs w:val="22"/>
+        </w:rPr>
+        <w:t xml:space="preserve">The revised wording below is a proposal for supervisor acceptance, not something already approved.</w:t>
+      </w:r>
+    </w:p>
+    <w:tbl>
+      <w:tblPr>
+        <w:tblW w:type="dxa" w:w="9360"/>
+        <w:tblBorders>
+          <w:top w:val="single" w:color="999999" w:sz="4"/>
+          <w:left w:val="single" w:color="999999" w:sz="4"/>
+          <w:bottom w:val="single" w:color="999999" w:sz="4"/>
+          <w:right w:val="single" w:color="999999" w:sz="4"/>
+          <w:insideH w:val="single" w:color="CCCCCC" w:sz="2"/>
+          <w:insideV w:val="single" w:color="CCCCCC" w:sz="2"/>
+        </w:tblBorders>
+      </w:tblPr>
+      <w:tblGrid>
+        <w:gridCol w:w="800"/>
+        <w:gridCol w:w="3800"/>
+        <w:gridCol w:w="4760"/>
+      </w:tblGrid>
+      <w:tr>
+        <w:trPr>
+          <w:cantSplit/>
+          <w:tblHeader/>
+        </w:trPr>
+        <w:tc>
+          <w:tcPr>
+            <w:tcW w:type="dxa" w:w="800"/>
+            <w:shd w:fill="E8F3EF" w:val="clear"/>
+            <w:tcMar>
+              <w:top w:type="dxa" w:w="80"/>
+              <w:left w:type="dxa" w:w="100"/>
+              <w:bottom w:type="dxa" w:w="80"/>
+              <w:right w:type="dxa" w:w="100"/>
+            </w:tcMar>
+            <w:vAlign w:val="top"/>
+          </w:tcPr>
+          <w:p>
+            <w:pPr>
+              <w:spacing w:after="0" w:before="0" w:line="250"/>
+            </w:pPr>
+            <w:r>
+              <w:rPr>
+                <w:rFonts w:ascii="Calibri" w:cs="Calibri" w:eastAsia="Calibri" w:hAnsi="Calibri"/>
+                <w:b/>
+                <w:bCs/>
+                <w:sz w:val="20"/>
+                <w:szCs w:val="20"/>
+              </w:rPr>
+              <w:t xml:space="preserve">ID</w:t>
+            </w:r>
+          </w:p>
+        </w:tc>
+        <w:tc>
+          <w:tcPr>
+            <w:tcW w:type="dxa" w:w="3800"/>
+            <w:shd w:fill="E8F3EF" w:val="clear"/>
+            <w:tcMar>
+              <w:top w:type="dxa" w:w="80"/>
+              <w:left w:type="dxa" w:w="100"/>
+              <w:bottom w:type="dxa" w:w="80"/>
+              <w:right w:type="dxa" w:w="100"/>
+            </w:tcMar>
+            <w:vAlign w:val="top"/>
+          </w:tcPr>
+          <w:p>
+            <w:pPr>
+              <w:spacing w:after="0" w:before="0" w:line="250"/>
+            </w:pPr>
+            <w:r>
+              <w:rPr>
+                <w:rFonts w:ascii="Calibri" w:cs="Calibri" w:eastAsia="Calibri" w:hAnsi="Calibri"/>
+                <w:b/>
+                <w:bCs/>
+                <w:sz w:val="20"/>
+                <w:szCs w:val="20"/>
+              </w:rPr>
+              <w:t xml:space="preserve">Hard Stop 1 Wording</w:t>
+            </w:r>
+          </w:p>
+        </w:tc>
+        <w:tc>
+          <w:tcPr>
+            <w:tcW w:type="dxa" w:w="4760"/>
+            <w:shd w:fill="E8F3EF" w:val="clear"/>
+            <w:tcMar>
+              <w:top w:type="dxa" w:w="80"/>
+              <w:left w:type="dxa" w:w="100"/>
+              <w:bottom w:type="dxa" w:w="80"/>
+              <w:right w:type="dxa" w:w="100"/>
+            </w:tcMar>
+            <w:vAlign w:val="top"/>
+          </w:tcPr>
+          <w:p>
+            <w:pPr>
+              <w:spacing w:after="0" w:before="0" w:line="250"/>
+            </w:pPr>
+            <w:r>
+              <w:rPr>
+                <w:rFonts w:ascii="Calibri" w:cs="Calibri" w:eastAsia="Calibri" w:hAnsi="Calibri"/>
+                <w:b/>
+                <w:bCs/>
+                <w:sz w:val="20"/>
+                <w:szCs w:val="20"/>
+              </w:rPr>
+              <w:t xml:space="preserve">Proposed Revised Wording</w:t>
+            </w:r>
+          </w:p>
+        </w:tc>
+      </w:tr>
+      <w:tr>
+        <w:trPr>
+          <w:cantSplit/>
+        </w:trPr>
+        <w:tc>
+          <w:tcPr>
+            <w:tcW w:type="dxa" w:w="800"/>
+            <w:tcMar>
+              <w:top w:type="dxa" w:w="80"/>
+              <w:left w:type="dxa" w:w="100"/>
+              <w:bottom w:type="dxa" w:w="80"/>
+              <w:right w:type="dxa" w:w="100"/>
+            </w:tcMar>
+            <w:vAlign w:val="top"/>
+          </w:tcPr>
+          <w:p>
+            <w:pPr>
+              <w:spacing w:after="0" w:before="0" w:line="250"/>
+            </w:pPr>
+            <w:r>
+              <w:rPr>
+                <w:rFonts w:ascii="Calibri" w:cs="Calibri" w:eastAsia="Calibri" w:hAnsi="Calibri"/>
+                <w:b w:val="false"/>
+                <w:bCs w:val="false"/>
+                <w:sz w:val="20"/>
+                <w:szCs w:val="20"/>
+              </w:rPr>
+              <w:t xml:space="preserve">SC1</w:t>
+            </w:r>
+          </w:p>
+        </w:tc>
+        <w:tc>
+          <w:tcPr>
+            <w:tcW w:type="dxa" w:w="3800"/>
+            <w:tcMar>
+              <w:top w:type="dxa" w:w="80"/>
+              <w:left w:type="dxa" w:w="100"/>
+              <w:bottom w:type="dxa" w:w="80"/>
+              <w:right w:type="dxa" w:w="100"/>
+            </w:tcMar>
+            <w:vAlign w:val="top"/>
+          </w:tcPr>
+          <w:p>
+            <w:pPr>
+              <w:spacing w:after="0" w:before="0" w:line="250"/>
+            </w:pPr>
+            <w:r>
+              <w:rPr>
+                <w:rFonts w:ascii="Calibri" w:cs="Calibri" w:eastAsia="Calibri" w:hAnsi="Calibri"/>
+                <w:b w:val="false"/>
+                <w:bCs w:val="false"/>
+                <w:sz w:val="20"/>
+                <w:szCs w:val="20"/>
+              </w:rPr>
+              <w:t xml:space="preserve">Species-match defect fixed and regression-tested.</w:t>
+            </w:r>
+          </w:p>
+        </w:tc>
+        <w:tc>
+          <w:tcPr>
+            <w:tcW w:type="dxa" w:w="4760"/>
+            <w:tcMar>
+              <w:top w:type="dxa" w:w="80"/>
+              <w:left w:type="dxa" w:w="100"/>
+              <w:bottom w:type="dxa" w:w="80"/>
+              <w:right w:type="dxa" w:w="100"/>
+            </w:tcMar>
+            <w:vAlign w:val="top"/>
+          </w:tcPr>
+          <w:p>
+            <w:pPr>
+              <w:spacing w:after="0" w:before="0" w:line="250"/>
+            </w:pPr>
+            <w:r>
+              <w:rPr>
+                <w:rFonts w:ascii="Calibri" w:cs="Calibri" w:eastAsia="Calibri" w:hAnsi="Calibri"/>
+                <w:b w:val="false"/>
+                <w:bCs w:val="false"/>
+                <w:sz w:val="20"/>
+                <w:szCs w:val="20"/>
+              </w:rPr>
+              <w:t xml:space="preserve">Species check uses membership, with a 4-assertion regression test (minor).</w:t>
+            </w:r>
+          </w:p>
+        </w:tc>
+      </w:tr>
+      <w:tr>
+        <w:trPr>
+          <w:cantSplit/>
+        </w:trPr>
+        <w:tc>
+          <w:tcPr>
+            <w:tcW w:type="dxa" w:w="800"/>
+            <w:tcMar>
+              <w:top w:type="dxa" w:w="80"/>
+              <w:left w:type="dxa" w:w="100"/>
+              <w:bottom w:type="dxa" w:w="80"/>
+              <w:right w:type="dxa" w:w="100"/>
+            </w:tcMar>
+            <w:vAlign w:val="top"/>
+          </w:tcPr>
+          <w:p>
+            <w:pPr>
+              <w:spacing w:after="0" w:before="0" w:line="250"/>
+            </w:pPr>
+            <w:r>
+              <w:rPr>
+                <w:rFonts w:ascii="Calibri" w:cs="Calibri" w:eastAsia="Calibri" w:hAnsi="Calibri"/>
+                <w:b w:val="false"/>
+                <w:bCs w:val="false"/>
+                <w:sz w:val="20"/>
+                <w:szCs w:val="20"/>
+              </w:rPr>
+              <w:t xml:space="preserve">SC2</w:t>
+            </w:r>
+          </w:p>
+        </w:tc>
+        <w:tc>
+          <w:tcPr>
+            <w:tcW w:type="dxa" w:w="3800"/>
+            <w:tcMar>
+              <w:top w:type="dxa" w:w="80"/>
+              <w:left w:type="dxa" w:w="100"/>
+              <w:bottom w:type="dxa" w:w="80"/>
+              <w:right w:type="dxa" w:w="100"/>
+            </w:tcMar>
+            <w:vAlign w:val="top"/>
+          </w:tcPr>
+          <w:p>
+            <w:pPr>
+              <w:spacing w:after="0" w:before="0" w:line="250"/>
+            </w:pPr>
+            <w:r>
+              <w:rPr>
+                <w:rFonts w:ascii="Calibri" w:cs="Calibri" w:eastAsia="Calibri" w:hAnsi="Calibri"/>
+                <w:b w:val="false"/>
+                <w:bCs w:val="false"/>
+                <w:sz w:val="20"/>
+                <w:szCs w:val="20"/>
+              </w:rPr>
+              <w:t xml:space="preserve">AHP-derived weights with CR below 0.10.</w:t>
+            </w:r>
+          </w:p>
+        </w:tc>
+        <w:tc>
+          <w:tcPr>
+            <w:tcW w:type="dxa" w:w="4760"/>
+            <w:tcMar>
+              <w:top w:type="dxa" w:w="80"/>
+              <w:left w:type="dxa" w:w="100"/>
+              <w:bottom w:type="dxa" w:w="80"/>
+              <w:right w:type="dxa" w:w="100"/>
+            </w:tcMar>
+            <w:vAlign w:val="top"/>
+          </w:tcPr>
+          <w:p>
+            <w:pPr>
+              <w:spacing w:after="0" w:before="0" w:line="250"/>
+            </w:pPr>
+            <w:r>
+              <w:rPr>
+                <w:rFonts w:ascii="Calibri" w:cs="Calibri" w:eastAsia="Calibri" w:hAnsi="Calibri"/>
+                <w:b w:val="false"/>
+                <w:bCs w:val="false"/>
+                <w:sz w:val="20"/>
+                <w:szCs w:val="20"/>
+              </w:rPr>
+              <w:t xml:space="preserve">An AHP vector for each of 3 archetypes, each with CR below 0.10, plus no single one-step perturbation flipping 2 or more of 9 cases.</w:t>
+            </w:r>
+          </w:p>
+        </w:tc>
+      </w:tr>
+      <w:tr>
+        <w:trPr>
+          <w:cantSplit/>
+        </w:trPr>
+        <w:tc>
+          <w:tcPr>
+            <w:tcW w:type="dxa" w:w="800"/>
+            <w:tcMar>
+              <w:top w:type="dxa" w:w="80"/>
+              <w:left w:type="dxa" w:w="100"/>
+              <w:bottom w:type="dxa" w:w="80"/>
+              <w:right w:type="dxa" w:w="100"/>
+            </w:tcMar>
+            <w:vAlign w:val="top"/>
+          </w:tcPr>
+          <w:p>
+            <w:pPr>
+              <w:spacing w:after="0" w:before="0" w:line="250"/>
+            </w:pPr>
+            <w:r>
+              <w:rPr>
+                <w:rFonts w:ascii="Calibri" w:cs="Calibri" w:eastAsia="Calibri" w:hAnsi="Calibri"/>
+                <w:b w:val="false"/>
+                <w:bCs w:val="false"/>
+                <w:sz w:val="20"/>
+                <w:szCs w:val="20"/>
+              </w:rPr>
+              <w:t xml:space="preserve">SC3</w:t>
+            </w:r>
+          </w:p>
+        </w:tc>
+        <w:tc>
+          <w:tcPr>
+            <w:tcW w:type="dxa" w:w="3800"/>
+            <w:tcMar>
+              <w:top w:type="dxa" w:w="80"/>
+              <w:left w:type="dxa" w:w="100"/>
+              <w:bottom w:type="dxa" w:w="80"/>
+              <w:right w:type="dxa" w:w="100"/>
+            </w:tcMar>
+            <w:vAlign w:val="top"/>
+          </w:tcPr>
+          <w:p>
+            <w:pPr>
+              <w:spacing w:after="0" w:before="0" w:line="250"/>
+            </w:pPr>
+            <w:r>
+              <w:rPr>
+                <w:rFonts w:ascii="Calibri" w:cs="Calibri" w:eastAsia="Calibri" w:hAnsi="Calibri"/>
+                <w:b w:val="false"/>
+                <w:bCs w:val="false"/>
+                <w:sz w:val="20"/>
+                <w:szCs w:val="20"/>
+              </w:rPr>
+              <w:t xml:space="preserve">Old-vs-new comparison on real and synthetic cases.</w:t>
+            </w:r>
+          </w:p>
+        </w:tc>
+        <w:tc>
+          <w:tcPr>
+            <w:tcW w:type="dxa" w:w="4760"/>
+            <w:tcMar>
+              <w:top w:type="dxa" w:w="80"/>
+              <w:left w:type="dxa" w:w="100"/>
+              <w:bottom w:type="dxa" w:w="80"/>
+              <w:right w:type="dxa" w:w="100"/>
+            </w:tcMar>
+            <w:vAlign w:val="top"/>
+          </w:tcPr>
+          <w:p>
+            <w:pPr>
+              <w:spacing w:after="0" w:before="0" w:line="250"/>
+            </w:pPr>
+            <w:r>
+              <w:rPr>
+                <w:rFonts w:ascii="Calibri" w:cs="Calibri" w:eastAsia="Calibri" w:hAnsi="Calibri"/>
+                <w:b w:val="false"/>
+                <w:bCs w:val="false"/>
+                <w:sz w:val="20"/>
+                <w:szCs w:val="20"/>
+              </w:rPr>
+              <w:t xml:space="preserve">Frozen-v1 vs v2 comparison on 9 cases; v2 matches the annotated best shelter in at least as many cases as v1; every disagreement explained.</w:t>
+            </w:r>
+          </w:p>
+        </w:tc>
+      </w:tr>
+      <w:tr>
+        <w:trPr>
+          <w:cantSplit/>
+        </w:trPr>
+        <w:tc>
+          <w:tcPr>
+            <w:tcW w:type="dxa" w:w="800"/>
+            <w:tcMar>
+              <w:top w:type="dxa" w:w="80"/>
+              <w:left w:type="dxa" w:w="100"/>
+              <w:bottom w:type="dxa" w:w="80"/>
+              <w:right w:type="dxa" w:w="100"/>
+            </w:tcMar>
+            <w:vAlign w:val="top"/>
+          </w:tcPr>
+          <w:p>
+            <w:pPr>
+              <w:spacing w:after="0" w:before="0" w:line="250"/>
+            </w:pPr>
+            <w:r>
+              <w:rPr>
+                <w:rFonts w:ascii="Calibri" w:cs="Calibri" w:eastAsia="Calibri" w:hAnsi="Calibri"/>
+                <w:b w:val="false"/>
+                <w:bCs w:val="false"/>
+                <w:sz w:val="20"/>
+                <w:szCs w:val="20"/>
+              </w:rPr>
+              <w:t xml:space="preserve">SC4</w:t>
+            </w:r>
+          </w:p>
+        </w:tc>
+        <w:tc>
+          <w:tcPr>
+            <w:tcW w:type="dxa" w:w="3800"/>
+            <w:tcMar>
+              <w:top w:type="dxa" w:w="80"/>
+              <w:left w:type="dxa" w:w="100"/>
+              <w:bottom w:type="dxa" w:w="80"/>
+              <w:right w:type="dxa" w:w="100"/>
+            </w:tcMar>
+            <w:vAlign w:val="top"/>
+          </w:tcPr>
+          <w:p>
+            <w:pPr>
+              <w:spacing w:after="0" w:before="0" w:line="250"/>
+            </w:pPr>
+            <w:r>
+              <w:rPr>
+                <w:rFonts w:ascii="Calibri" w:cs="Calibri" w:eastAsia="Calibri" w:hAnsi="Calibri"/>
+                <w:b w:val="false"/>
+                <w:bCs w:val="false"/>
+                <w:sz w:val="20"/>
+                <w:szCs w:val="20"/>
+              </w:rPr>
+              <w:t xml:space="preserve">Deployed live with no regression or added latency.</w:t>
+            </w:r>
+          </w:p>
+        </w:tc>
+        <w:tc>
+          <w:tcPr>
+            <w:tcW w:type="dxa" w:w="4760"/>
+            <w:tcMar>
+              <w:top w:type="dxa" w:w="80"/>
+              <w:left w:type="dxa" w:w="100"/>
+              <w:bottom w:type="dxa" w:w="80"/>
+              <w:right w:type="dxa" w:w="100"/>
+            </w:tcMar>
+            <w:vAlign w:val="top"/>
+          </w:tcPr>
+          <w:p>
+            <w:pPr>
+              <w:spacing w:after="0" w:before="0" w:line="250"/>
+            </w:pPr>
+            <w:r>
+              <w:rPr>
+                <w:rFonts w:ascii="Calibri" w:cs="Calibri" w:eastAsia="Calibri" w:hAnsi="Calibri"/>
+                <w:b w:val="false"/>
+                <w:bCs w:val="false"/>
+                <w:sz w:val="20"/>
+                <w:szCs w:val="20"/>
+              </w:rPr>
+              <w:t xml:space="preserve">Unchanged; about 30 s or less, no error-rate increase; rollback through WEIGHTING_MODE.</w:t>
+            </w:r>
+          </w:p>
+        </w:tc>
+      </w:tr>
+      <w:tr>
+        <w:trPr>
+          <w:cantSplit/>
+        </w:trPr>
+        <w:tc>
+          <w:tcPr>
+            <w:tcW w:type="dxa" w:w="800"/>
+            <w:tcMar>
+              <w:top w:type="dxa" w:w="80"/>
+              <w:left w:type="dxa" w:w="100"/>
+              <w:bottom w:type="dxa" w:w="80"/>
+              <w:right w:type="dxa" w:w="100"/>
+            </w:tcMar>
+            <w:vAlign w:val="top"/>
+          </w:tcPr>
+          <w:p>
+            <w:pPr>
+              <w:spacing w:after="0" w:before="0" w:line="250"/>
+            </w:pPr>
+            <w:r>
+              <w:rPr>
+                <w:rFonts w:ascii="Calibri" w:cs="Calibri" w:eastAsia="Calibri" w:hAnsi="Calibri"/>
+                <w:b w:val="false"/>
+                <w:bCs w:val="false"/>
+                <w:sz w:val="20"/>
+                <w:szCs w:val="20"/>
+              </w:rPr>
+              <w:t xml:space="preserve">SC5</w:t>
+            </w:r>
+          </w:p>
+        </w:tc>
+        <w:tc>
+          <w:tcPr>
+            <w:tcW w:type="dxa" w:w="3800"/>
+            <w:tcMar>
+              <w:top w:type="dxa" w:w="80"/>
+              <w:left w:type="dxa" w:w="100"/>
+              <w:bottom w:type="dxa" w:w="80"/>
+              <w:right w:type="dxa" w:w="100"/>
+            </w:tcMar>
+            <w:vAlign w:val="top"/>
+          </w:tcPr>
+          <w:p>
+            <w:pPr>
+              <w:spacing w:after="0" w:before="0" w:line="250"/>
+            </w:pPr>
+            <w:r>
+              <w:rPr>
+                <w:rFonts w:ascii="Calibri" w:cs="Calibri" w:eastAsia="Calibri" w:hAnsi="Calibri"/>
+                <w:b w:val="false"/>
+                <w:bCs w:val="false"/>
+                <w:sz w:val="20"/>
+                <w:szCs w:val="20"/>
+              </w:rPr>
+              <w:t xml:space="preserve">Documentation accepted by supervisor at the Week 7 midpoint.</w:t>
+            </w:r>
+          </w:p>
+        </w:tc>
+        <w:tc>
+          <w:tcPr>
+            <w:tcW w:type="dxa" w:w="4760"/>
+            <w:tcMar>
+              <w:top w:type="dxa" w:w="80"/>
+              <w:left w:type="dxa" w:w="100"/>
+              <w:bottom w:type="dxa" w:w="80"/>
+              <w:right w:type="dxa" w:w="100"/>
+            </w:tcMar>
+            <w:vAlign w:val="top"/>
+          </w:tcPr>
+          <w:p>
+            <w:pPr>
+              <w:spacing w:after="0" w:before="0" w:line="250"/>
+            </w:pPr>
+            <w:r>
+              <w:rPr>
+                <w:rFonts w:ascii="Calibri" w:cs="Calibri" w:eastAsia="Calibri" w:hAnsi="Calibri"/>
+                <w:b w:val="false"/>
+                <w:bCs w:val="false"/>
+                <w:sz w:val="20"/>
+                <w:szCs w:val="20"/>
+              </w:rPr>
+              <w:t xml:space="preserve">Unchanged.</w:t>
+            </w:r>
+          </w:p>
+        </w:tc>
+      </w:tr>
+    </w:tbl>
+    <w:p>
+      <w:pPr>
+        <w:spacing w:after="0" w:before="0" w:line="264"/>
+      </w:pPr>
+      <w:r>
+        <w:rPr>
+          <w:rFonts w:ascii="Calibri" w:cs="Calibri" w:eastAsia="Calibri" w:hAnsi="Calibri"/>
+          <w:sz w:val="22"/>
+          <w:szCs w:val="22"/>
+        </w:rPr>
+        <w:t xml:space="preserve"/>
+      </w:r>
+    </w:p>
+    <w:p>
+      <w:pPr>
+        <w:keepNext/>
+        <w:spacing w:after="100" w:before="200" w:line="264"/>
+      </w:pPr>
+      <w:r>
+        <w:rPr>
+          <w:rFonts w:ascii="Calibri" w:cs="Calibri" w:eastAsia="Calibri" w:hAnsi="Calibri"/>
+          <w:b/>
+          <w:bCs/>
+          <w:color w:val="0A3A35"/>
+          <w:sz w:val="24"/>
+          <w:szCs w:val="24"/>
+        </w:rPr>
+        <w:t xml:space="preserve">Traceability Matrix</w:t>
       </w:r>
     </w:p>
     <w:tbl>
@@ -14709,6 +19902,24 @@
     </w:p>
     <w:p>
       <w:pPr>
+        <w:keepNext/>
+        <w:spacing w:after="60" w:before="120" w:line="264"/>
+      </w:pPr>
+      <w:r>
+        <w:rPr>
+          <w:rFonts w:ascii="Calibri" w:cs="Calibri" w:eastAsia="Calibri" w:hAnsi="Calibri"/>
+          <w:b/>
+          <w:bCs/>
+          <w:i/>
+          <w:iCs/>
+          <w:sz w:val="22"/>
+          <w:szCs w:val="22"/>
+        </w:rPr>
+        <w:t xml:space="preserve">Design risks</w:t>
+      </w:r>
+    </w:p>
+    <w:p>
+      <w:pPr>
         <w:spacing w:after="80" w:before="0" w:line="264"/>
         <w:ind w:left="450" w:hanging="270"/>
         <w:jc w:val="both"/>
@@ -14719,7 +19930,163 @@
           <w:sz w:val="22"/>
           <w:szCs w:val="22"/>
         </w:rPr>
-        <w:t xml:space="preserve">•  Design risks flagged for that review: the single-judge burden of 30 judgments and single annotator (Section 10); classifier reliability on a very small sample (Section 8); the scope expansion into needs-profile (Section 2.2); and the disclosed out-of-scope limitations (the hand-picked normalization constants, the freshness table, and the unprovisioned geocoding Place Index).</w:t>
+        <w:t xml:space="preserve">•  Single-judge burden of 30 judgments, and a single annotator (Section 10).</w:t>
+      </w:r>
+    </w:p>
+    <w:p>
+      <w:pPr>
+        <w:spacing w:after="80" w:before="0" w:line="264"/>
+        <w:ind w:left="450" w:hanging="270"/>
+        <w:jc w:val="both"/>
+      </w:pPr>
+      <w:r>
+        <w:rPr>
+          <w:rFonts w:ascii="Calibri" w:cs="Calibri" w:eastAsia="Calibri" w:hAnsi="Calibri"/>
+          <w:sz w:val="22"/>
+          <w:szCs w:val="22"/>
+        </w:rPr>
+        <w:t xml:space="preserve">•  Classifier reliability on a very small sample (Section 8).</w:t>
+      </w:r>
+    </w:p>
+    <w:p>
+      <w:pPr>
+        <w:spacing w:after="80" w:before="0" w:line="264"/>
+        <w:ind w:left="450" w:hanging="270"/>
+        <w:jc w:val="both"/>
+      </w:pPr>
+      <w:r>
+        <w:rPr>
+          <w:rFonts w:ascii="Calibri" w:cs="Calibri" w:eastAsia="Calibri" w:hAnsi="Calibri"/>
+          <w:sz w:val="22"/>
+          <w:szCs w:val="22"/>
+        </w:rPr>
+        <w:t xml:space="preserve">•  Scope expansion into needs-profile (Section 2.2).</w:t>
+      </w:r>
+    </w:p>
+    <w:p>
+      <w:pPr>
+        <w:keepNext/>
+        <w:spacing w:after="60" w:before="120" w:line="264"/>
+      </w:pPr>
+      <w:r>
+        <w:rPr>
+          <w:rFonts w:ascii="Calibri" w:cs="Calibri" w:eastAsia="Calibri" w:hAnsi="Calibri"/>
+          <w:b/>
+          <w:bCs/>
+          <w:i/>
+          <w:iCs/>
+          <w:sz w:val="22"/>
+          <w:szCs w:val="22"/>
+        </w:rPr>
+        <w:t xml:space="preserve">Missing dependencies</w:t>
+      </w:r>
+    </w:p>
+    <w:p>
+      <w:pPr>
+        <w:spacing w:after="80" w:before="0" w:line="264"/>
+        <w:ind w:left="450" w:hanging="270"/>
+        <w:jc w:val="both"/>
+      </w:pPr>
+      <w:r>
+        <w:rPr>
+          <w:rFonts w:ascii="Calibri" w:cs="Calibri" w:eastAsia="Calibri" w:hAnsi="Calibri"/>
+          <w:sz w:val="22"/>
+          <w:szCs w:val="22"/>
+        </w:rPr>
+        <w:t xml:space="preserve">•  Jest is not installed; the weights module and ahp-weights.json do not exist yet (Week 5); the AHP vectors themselves do not exist until Week 6.</w:t>
+      </w:r>
+    </w:p>
+    <w:p>
+      <w:pPr>
+        <w:spacing w:after="80" w:before="0" w:line="264"/>
+        <w:ind w:left="450" w:hanging="270"/>
+        <w:jc w:val="both"/>
+      </w:pPr>
+      <w:r>
+        <w:rPr>
+          <w:rFonts w:ascii="Calibri" w:cs="Calibri" w:eastAsia="Calibri" w:hAnsi="Calibri"/>
+          <w:sz w:val="22"/>
+          <w:szCs w:val="22"/>
+        </w:rPr>
+        <w:t xml:space="preserve">•  Node version is not pinned (Node v25.9.0 locally vs 20.x on Lambda); Bedrock account quotas are unchecked (Section 6).</w:t>
+      </w:r>
+    </w:p>
+    <w:p>
+      <w:pPr>
+        <w:spacing w:after="80" w:before="0" w:line="264"/>
+        <w:ind w:left="450" w:hanging="270"/>
+        <w:jc w:val="both"/>
+      </w:pPr>
+      <w:r>
+        <w:rPr>
+          <w:rFonts w:ascii="Calibri" w:cs="Calibri" w:eastAsia="Calibri" w:hAnsi="Calibri"/>
+          <w:sz w:val="22"/>
+          <w:szCs w:val="22"/>
+        </w:rPr>
+        <w:t xml:space="preserve">•  A second annotator for the synthetic cases, requested from the supervisor.</w:t>
+      </w:r>
+    </w:p>
+    <w:p>
+      <w:pPr>
+        <w:keepNext/>
+        <w:spacing w:after="60" w:before="120" w:line="264"/>
+      </w:pPr>
+      <w:r>
+        <w:rPr>
+          <w:rFonts w:ascii="Calibri" w:cs="Calibri" w:eastAsia="Calibri" w:hAnsi="Calibri"/>
+          <w:b/>
+          <w:bCs/>
+          <w:i/>
+          <w:iCs/>
+          <w:sz w:val="22"/>
+          <w:szCs w:val="22"/>
+        </w:rPr>
+        <w:t xml:space="preserve">Evaluation gaps</w:t>
+      </w:r>
+    </w:p>
+    <w:p>
+      <w:pPr>
+        <w:spacing w:after="80" w:before="0" w:line="264"/>
+        <w:ind w:left="450" w:hanging="270"/>
+        <w:jc w:val="both"/>
+      </w:pPr>
+      <w:r>
+        <w:rPr>
+          <w:rFonts w:ascii="Calibri" w:cs="Calibri" w:eastAsia="Calibri" w:hAnsi="Calibri"/>
+          <w:sz w:val="22"/>
+          <w:szCs w:val="22"/>
+        </w:rPr>
+        <w:t xml:space="preserve">•  Only 9 cases in total, one of them real; thresholds are provisional and reported as counts.</w:t>
+      </w:r>
+    </w:p>
+    <w:p>
+      <w:pPr>
+        <w:spacing w:after="80" w:before="0" w:line="264"/>
+        <w:ind w:left="450" w:hanging="270"/>
+        <w:jc w:val="both"/>
+      </w:pPr>
+      <w:r>
+        <w:rPr>
+          <w:rFonts w:ascii="Calibri" w:cs="Calibri" w:eastAsia="Calibri" w:hAnsi="Calibri"/>
+          <w:sz w:val="22"/>
+          <w:szCs w:val="22"/>
+        </w:rPr>
+        <w:t xml:space="preserve">•  No real outcome data, so "better routing" is measured against the student's own annotations, not observed shelter outcomes.</w:t>
+      </w:r>
+    </w:p>
+    <w:p>
+      <w:pPr>
+        <w:spacing w:after="80" w:before="0" w:line="264"/>
+        <w:ind w:left="450" w:hanging="270"/>
+        <w:jc w:val="both"/>
+      </w:pPr>
+      <w:r>
+        <w:rPr>
+          <w:rFonts w:ascii="Calibri" w:cs="Calibri" w:eastAsia="Calibri" w:hAnsi="Calibri"/>
+          <w:sz w:val="22"/>
+          <w:szCs w:val="22"/>
+        </w:rPr>
+        <w:t xml:space="preserve">•  The hand-picked normalization constants (/5, /120, /30), the freshness table, and the unprovisioned geocoding Place Index are out of scope and remain limitations.</w:t>
       </w:r>
     </w:p>
     <w:p>
@@ -14758,7 +20125,7 @@
           <w:sz w:val="22"/>
           <w:szCs w:val="22"/>
         </w:rPr>
-        <w:t xml:space="preserve">Reproduced in full, parsed directly from docs/AI_USE_LOG.md at the project root (Entries 1-14, cumulative across all submissions this term), not retyped by hand.</w:t>
+        <w:t xml:space="preserve">Reproduced in full, parsed directly from docs/AI_USE_LOG.md at the project root (Entries 1-15, cumulative across all submissions this term), not retyped by hand.</w:t>
       </w:r>
     </w:p>
     <w:p>
@@ -21088,7 +26455,7 @@
                 <w:sz w:val="20"/>
                 <w:szCs w:val="20"/>
               </w:rPr>
-              <w:t xml:space="preserve">Every component listed in Section 3 and every code line in Section 5 was confirmed against the actual Lambda source files, not described generically; the RI(5) value was independently re-verified via search rather than trusted from training knowledge.</w:t>
+              <w:t xml:space="preserve">Components and code lines were checked against the Lambda source, but the first draft of the pipeline ordering (Figure 2) was wrong and was corrected after the EventBridge rules were read directly (see Entry 15); the RI(5) value was independently re-verified via search rather than trusted from training knowledge.</w:t>
             </w:r>
           </w:p>
         </w:tc>
@@ -22891,6 +28258,587 @@
                 <w:szCs w:val="20"/>
               </w:rPr>
               <w:t xml:space="preserve">Student chose the archetype-blending option and directed that the design be as dynamic as possible, accepting the scope expansion into needs-profile. The three archetypes and all thresholds marked provisional are AI proposals for the student and supervisor to confirm or change.</w:t>
+            </w:r>
+          </w:p>
+        </w:tc>
+      </w:tr>
+    </w:tbl>
+    <w:p>
+      <w:pPr>
+        <w:spacing w:after="0" w:before="0" w:line="264"/>
+      </w:pPr>
+      <w:r>
+        <w:rPr>
+          <w:rFonts w:ascii="Calibri" w:cs="Calibri" w:eastAsia="Calibri" w:hAnsi="Calibri"/>
+          <w:sz w:val="22"/>
+          <w:szCs w:val="22"/>
+        </w:rPr>
+        <w:t xml:space="preserve"/>
+      </w:r>
+    </w:p>
+    <w:p>
+      <w:pPr>
+        <w:keepNext/>
+        <w:spacing w:after="100" w:before="200" w:line="264"/>
+      </w:pPr>
+      <w:r>
+        <w:rPr>
+          <w:rFonts w:ascii="Calibri" w:cs="Calibri" w:eastAsia="Calibri" w:hAnsi="Calibri"/>
+          <w:b/>
+          <w:bCs/>
+          <w:color w:val="0A3A35"/>
+          <w:sz w:val="24"/>
+          <w:szCs w:val="24"/>
+        </w:rPr>
+        <w:t xml:space="preserve">Entry 15 — Rubric Audit and Corrections</w:t>
+      </w:r>
+    </w:p>
+    <w:tbl>
+      <w:tblPr>
+        <w:tblW w:type="dxa" w:w="9360"/>
+        <w:tblBorders>
+          <w:top w:val="single" w:color="999999" w:sz="4"/>
+          <w:left w:val="single" w:color="999999" w:sz="4"/>
+          <w:bottom w:val="single" w:color="999999" w:sz="4"/>
+          <w:right w:val="single" w:color="999999" w:sz="4"/>
+          <w:insideH w:val="single" w:color="CCCCCC" w:sz="2"/>
+          <w:insideV w:val="single" w:color="CCCCCC" w:sz="2"/>
+        </w:tblBorders>
+      </w:tblPr>
+      <w:tblGrid>
+        <w:gridCol w:w="2400"/>
+        <w:gridCol w:w="6960"/>
+      </w:tblGrid>
+      <w:tr>
+        <w:trPr>
+          <w:cantSplit/>
+          <w:tblHeader/>
+        </w:trPr>
+        <w:tc>
+          <w:tcPr>
+            <w:tcW w:type="dxa" w:w="2400"/>
+            <w:shd w:fill="E8F3EF" w:val="clear"/>
+            <w:tcMar>
+              <w:top w:type="dxa" w:w="80"/>
+              <w:left w:type="dxa" w:w="100"/>
+              <w:bottom w:type="dxa" w:w="80"/>
+              <w:right w:type="dxa" w:w="100"/>
+            </w:tcMar>
+            <w:vAlign w:val="top"/>
+          </w:tcPr>
+          <w:p>
+            <w:pPr>
+              <w:spacing w:after="0" w:before="0" w:line="250"/>
+            </w:pPr>
+            <w:r>
+              <w:rPr>
+                <w:rFonts w:ascii="Calibri" w:cs="Calibri" w:eastAsia="Calibri" w:hAnsi="Calibri"/>
+                <w:b/>
+                <w:bCs/>
+                <w:sz w:val="20"/>
+                <w:szCs w:val="20"/>
+              </w:rPr>
+              <w:t xml:space="preserve">Field</w:t>
+            </w:r>
+          </w:p>
+        </w:tc>
+        <w:tc>
+          <w:tcPr>
+            <w:tcW w:type="dxa" w:w="6960"/>
+            <w:shd w:fill="E8F3EF" w:val="clear"/>
+            <w:tcMar>
+              <w:top w:type="dxa" w:w="80"/>
+              <w:left w:type="dxa" w:w="100"/>
+              <w:bottom w:type="dxa" w:w="80"/>
+              <w:right w:type="dxa" w:w="100"/>
+            </w:tcMar>
+            <w:vAlign w:val="top"/>
+          </w:tcPr>
+          <w:p>
+            <w:pPr>
+              <w:spacing w:after="0" w:before="0" w:line="250"/>
+            </w:pPr>
+            <w:r>
+              <w:rPr>
+                <w:rFonts w:ascii="Calibri" w:cs="Calibri" w:eastAsia="Calibri" w:hAnsi="Calibri"/>
+                <w:b/>
+                <w:bCs/>
+                <w:sz w:val="20"/>
+                <w:szCs w:val="20"/>
+              </w:rPr>
+              <w:t xml:space="preserve">Detail</w:t>
+            </w:r>
+          </w:p>
+        </w:tc>
+      </w:tr>
+      <w:tr>
+        <w:trPr>
+          <w:cantSplit/>
+        </w:trPr>
+        <w:tc>
+          <w:tcPr>
+            <w:tcW w:type="dxa" w:w="2400"/>
+            <w:tcMar>
+              <w:top w:type="dxa" w:w="80"/>
+              <w:left w:type="dxa" w:w="100"/>
+              <w:bottom w:type="dxa" w:w="80"/>
+              <w:right w:type="dxa" w:w="100"/>
+            </w:tcMar>
+            <w:vAlign w:val="top"/>
+          </w:tcPr>
+          <w:p>
+            <w:pPr>
+              <w:spacing w:after="0" w:before="0" w:line="250"/>
+            </w:pPr>
+            <w:r>
+              <w:rPr>
+                <w:rFonts w:ascii="Calibri" w:cs="Calibri" w:eastAsia="Calibri" w:hAnsi="Calibri"/>
+                <w:b w:val="false"/>
+                <w:bCs w:val="false"/>
+                <w:sz w:val="20"/>
+                <w:szCs w:val="20"/>
+              </w:rPr>
+              <w:t xml:space="preserve">Tool</w:t>
+            </w:r>
+          </w:p>
+        </w:tc>
+        <w:tc>
+          <w:tcPr>
+            <w:tcW w:type="dxa" w:w="6960"/>
+            <w:tcMar>
+              <w:top w:type="dxa" w:w="80"/>
+              <w:left w:type="dxa" w:w="100"/>
+              <w:bottom w:type="dxa" w:w="80"/>
+              <w:right w:type="dxa" w:w="100"/>
+            </w:tcMar>
+            <w:vAlign w:val="top"/>
+          </w:tcPr>
+          <w:p>
+            <w:pPr>
+              <w:spacing w:after="0" w:before="0" w:line="250"/>
+            </w:pPr>
+            <w:r>
+              <w:rPr>
+                <w:rFonts w:ascii="Calibri" w:cs="Calibri" w:eastAsia="Calibri" w:hAnsi="Calibri"/>
+                <w:b w:val="false"/>
+                <w:bCs w:val="false"/>
+                <w:sz w:val="20"/>
+                <w:szCs w:val="20"/>
+              </w:rPr>
+              <w:t xml:space="preserve">Claude (Anthropic, Claude Sonnet 5)</w:t>
+            </w:r>
+          </w:p>
+        </w:tc>
+      </w:tr>
+      <w:tr>
+        <w:trPr>
+          <w:cantSplit/>
+        </w:trPr>
+        <w:tc>
+          <w:tcPr>
+            <w:tcW w:type="dxa" w:w="2400"/>
+            <w:tcMar>
+              <w:top w:type="dxa" w:w="80"/>
+              <w:left w:type="dxa" w:w="100"/>
+              <w:bottom w:type="dxa" w:w="80"/>
+              <w:right w:type="dxa" w:w="100"/>
+            </w:tcMar>
+            <w:vAlign w:val="top"/>
+          </w:tcPr>
+          <w:p>
+            <w:pPr>
+              <w:spacing w:after="0" w:before="0" w:line="250"/>
+            </w:pPr>
+            <w:r>
+              <w:rPr>
+                <w:rFonts w:ascii="Calibri" w:cs="Calibri" w:eastAsia="Calibri" w:hAnsi="Calibri"/>
+                <w:b w:val="false"/>
+                <w:bCs w:val="false"/>
+                <w:sz w:val="20"/>
+                <w:szCs w:val="20"/>
+              </w:rPr>
+              <w:t xml:space="preserve">Date / Phase</w:t>
+            </w:r>
+          </w:p>
+        </w:tc>
+        <w:tc>
+          <w:tcPr>
+            <w:tcW w:type="dxa" w:w="6960"/>
+            <w:tcMar>
+              <w:top w:type="dxa" w:w="80"/>
+              <w:left w:type="dxa" w:w="100"/>
+              <w:bottom w:type="dxa" w:w="80"/>
+              <w:right w:type="dxa" w:w="100"/>
+            </w:tcMar>
+            <w:vAlign w:val="top"/>
+          </w:tcPr>
+          <w:p>
+            <w:pPr>
+              <w:spacing w:after="0" w:before="0" w:line="250"/>
+            </w:pPr>
+            <w:r>
+              <w:rPr>
+                <w:rFonts w:ascii="Calibri" w:cs="Calibri" w:eastAsia="Calibri" w:hAnsi="Calibri"/>
+                <w:b w:val="false"/>
+                <w:bCs w:val="false"/>
+                <w:sz w:val="20"/>
+                <w:szCs w:val="20"/>
+              </w:rPr>
+              <w:t xml:space="preserve">Week 4 (2026-09-26), audit before Hard Stop 2 submission</w:t>
+            </w:r>
+          </w:p>
+        </w:tc>
+      </w:tr>
+      <w:tr>
+        <w:trPr>
+          <w:cantSplit/>
+        </w:trPr>
+        <w:tc>
+          <w:tcPr>
+            <w:tcW w:type="dxa" w:w="2400"/>
+            <w:tcMar>
+              <w:top w:type="dxa" w:w="80"/>
+              <w:left w:type="dxa" w:w="100"/>
+              <w:bottom w:type="dxa" w:w="80"/>
+              <w:right w:type="dxa" w:w="100"/>
+            </w:tcMar>
+            <w:vAlign w:val="top"/>
+          </w:tcPr>
+          <w:p>
+            <w:pPr>
+              <w:spacing w:after="0" w:before="0" w:line="250"/>
+            </w:pPr>
+            <w:r>
+              <w:rPr>
+                <w:rFonts w:ascii="Calibri" w:cs="Calibri" w:eastAsia="Calibri" w:hAnsi="Calibri"/>
+                <w:b w:val="false"/>
+                <w:bCs w:val="false"/>
+                <w:sz w:val="20"/>
+                <w:szCs w:val="20"/>
+              </w:rPr>
+              <w:t xml:space="preserve">Purpose</w:t>
+            </w:r>
+          </w:p>
+        </w:tc>
+        <w:tc>
+          <w:tcPr>
+            <w:tcW w:type="dxa" w:w="6960"/>
+            <w:tcMar>
+              <w:top w:type="dxa" w:w="80"/>
+              <w:left w:type="dxa" w:w="100"/>
+              <w:bottom w:type="dxa" w:w="80"/>
+              <w:right w:type="dxa" w:w="100"/>
+            </w:tcMar>
+            <w:vAlign w:val="top"/>
+          </w:tcPr>
+          <w:p>
+            <w:pPr>
+              <w:spacing w:after="0" w:before="0" w:line="250"/>
+            </w:pPr>
+            <w:r>
+              <w:rPr>
+                <w:rFonts w:ascii="Calibri" w:cs="Calibri" w:eastAsia="Calibri" w:hAnsi="Calibri"/>
+                <w:b w:val="false"/>
+                <w:bCs w:val="false"/>
+                <w:sz w:val="20"/>
+                <w:szCs w:val="20"/>
+              </w:rPr>
+              <w:t xml:space="preserve">Check the Design Review Package against the RU-04 rubric and the assignment task list, and close the gaps found.</w:t>
+            </w:r>
+          </w:p>
+        </w:tc>
+      </w:tr>
+      <w:tr>
+        <w:trPr>
+          <w:cantSplit/>
+        </w:trPr>
+        <w:tc>
+          <w:tcPr>
+            <w:tcW w:type="dxa" w:w="2400"/>
+            <w:tcMar>
+              <w:top w:type="dxa" w:w="80"/>
+              <w:left w:type="dxa" w:w="100"/>
+              <w:bottom w:type="dxa" w:w="80"/>
+              <w:right w:type="dxa" w:w="100"/>
+            </w:tcMar>
+            <w:vAlign w:val="top"/>
+          </w:tcPr>
+          <w:p>
+            <w:pPr>
+              <w:spacing w:after="0" w:before="0" w:line="250"/>
+            </w:pPr>
+            <w:r>
+              <w:rPr>
+                <w:rFonts w:ascii="Calibri" w:cs="Calibri" w:eastAsia="Calibri" w:hAnsi="Calibri"/>
+                <w:b w:val="false"/>
+                <w:bCs w:val="false"/>
+                <w:sz w:val="20"/>
+                <w:szCs w:val="20"/>
+              </w:rPr>
+              <w:t xml:space="preserve">Prompt / Task Summary</w:t>
+            </w:r>
+          </w:p>
+        </w:tc>
+        <w:tc>
+          <w:tcPr>
+            <w:tcW w:type="dxa" w:w="6960"/>
+            <w:tcMar>
+              <w:top w:type="dxa" w:w="80"/>
+              <w:left w:type="dxa" w:w="100"/>
+              <w:bottom w:type="dxa" w:w="80"/>
+              <w:right w:type="dxa" w:w="100"/>
+            </w:tcMar>
+            <w:vAlign w:val="top"/>
+          </w:tcPr>
+          <w:p>
+            <w:pPr>
+              <w:spacing w:after="0" w:before="0" w:line="250"/>
+            </w:pPr>
+            <w:r>
+              <w:rPr>
+                <w:rFonts w:ascii="Calibri" w:cs="Calibri" w:eastAsia="Calibri" w:hAnsi="Calibri"/>
+                <w:b w:val="false"/>
+                <w:bCs w:val="false"/>
+                <w:sz w:val="20"/>
+                <w:szCs w:val="20"/>
+              </w:rPr>
+              <w:t xml:space="preserve">Compare each section with the five rubric criteria and nine tasks; re-read lib/stacks/lambda-stack.ts for the real event wiring; re-check every reader and writer of NEEDS_TABLE; add the missing tradeoff analysis, setup steps, data-validation steps, failure-mode table, interface table, revised success criteria, Figure 3, and the risks, dependencies, and gaps lists.</w:t>
+            </w:r>
+          </w:p>
+        </w:tc>
+      </w:tr>
+      <w:tr>
+        <w:trPr>
+          <w:cantSplit/>
+        </w:trPr>
+        <w:tc>
+          <w:tcPr>
+            <w:tcW w:type="dxa" w:w="2400"/>
+            <w:tcMar>
+              <w:top w:type="dxa" w:w="80"/>
+              <w:left w:type="dxa" w:w="100"/>
+              <w:bottom w:type="dxa" w:w="80"/>
+              <w:right w:type="dxa" w:w="100"/>
+            </w:tcMar>
+            <w:vAlign w:val="top"/>
+          </w:tcPr>
+          <w:p>
+            <w:pPr>
+              <w:spacing w:after="0" w:before="0" w:line="250"/>
+            </w:pPr>
+            <w:r>
+              <w:rPr>
+                <w:rFonts w:ascii="Calibri" w:cs="Calibri" w:eastAsia="Calibri" w:hAnsi="Calibri"/>
+                <w:b w:val="false"/>
+                <w:bCs w:val="false"/>
+                <w:sz w:val="20"/>
+                <w:szCs w:val="20"/>
+              </w:rPr>
+              <w:t xml:space="preserve">Output Used</w:t>
+            </w:r>
+          </w:p>
+        </w:tc>
+        <w:tc>
+          <w:tcPr>
+            <w:tcW w:type="dxa" w:w="6960"/>
+            <w:tcMar>
+              <w:top w:type="dxa" w:w="80"/>
+              <w:left w:type="dxa" w:w="100"/>
+              <w:bottom w:type="dxa" w:w="80"/>
+              <w:right w:type="dxa" w:w="100"/>
+            </w:tcMar>
+            <w:vAlign w:val="top"/>
+          </w:tcPr>
+          <w:p>
+            <w:pPr>
+              <w:spacing w:after="0" w:before="0" w:line="250"/>
+            </w:pPr>
+            <w:r>
+              <w:rPr>
+                <w:rFonts w:ascii="Calibri" w:cs="Calibri" w:eastAsia="Calibri" w:hAnsi="Calibri"/>
+                <w:b w:val="false"/>
+                <w:bCs w:val="false"/>
+                <w:sz w:val="20"/>
+                <w:szCs w:val="20"/>
+              </w:rPr>
+              <w:t xml:space="preserve">Sections 2.3, 3 (interface table), 5.4, 6.1 to 6.3, 8 (failure modes), 9 (revised success criteria), 11 (three-part lists), Figures 2 and 3; corrections to the RU-03 brief and engineering log.</w:t>
+            </w:r>
+          </w:p>
+        </w:tc>
+      </w:tr>
+      <w:tr>
+        <w:trPr>
+          <w:cantSplit/>
+        </w:trPr>
+        <w:tc>
+          <w:tcPr>
+            <w:tcW w:type="dxa" w:w="2400"/>
+            <w:tcMar>
+              <w:top w:type="dxa" w:w="80"/>
+              <w:left w:type="dxa" w:w="100"/>
+              <w:bottom w:type="dxa" w:w="80"/>
+              <w:right w:type="dxa" w:w="100"/>
+            </w:tcMar>
+            <w:vAlign w:val="top"/>
+          </w:tcPr>
+          <w:p>
+            <w:pPr>
+              <w:spacing w:after="0" w:before="0" w:line="250"/>
+            </w:pPr>
+            <w:r>
+              <w:rPr>
+                <w:rFonts w:ascii="Calibri" w:cs="Calibri" w:eastAsia="Calibri" w:hAnsi="Calibri"/>
+                <w:b w:val="false"/>
+                <w:bCs w:val="false"/>
+                <w:sz w:val="20"/>
+                <w:szCs w:val="20"/>
+              </w:rPr>
+              <w:t xml:space="preserve">Affected Section / Artifact</w:t>
+            </w:r>
+          </w:p>
+        </w:tc>
+        <w:tc>
+          <w:tcPr>
+            <w:tcW w:type="dxa" w:w="6960"/>
+            <w:tcMar>
+              <w:top w:type="dxa" w:w="80"/>
+              <w:left w:type="dxa" w:w="100"/>
+              <w:bottom w:type="dxa" w:w="80"/>
+              <w:right w:type="dxa" w:w="100"/>
+            </w:tcMar>
+            <w:vAlign w:val="top"/>
+          </w:tcPr>
+          <w:p>
+            <w:pPr>
+              <w:spacing w:after="0" w:before="0" w:line="250"/>
+            </w:pPr>
+            <w:r>
+              <w:rPr>
+                <w:rFonts w:ascii="Calibri" w:cs="Calibri" w:eastAsia="Calibri" w:hAnsi="Calibri"/>
+                <w:b w:val="false"/>
+                <w:bCs w:val="false"/>
+                <w:sz w:val="20"/>
+                <w:szCs w:val="20"/>
+              </w:rPr>
+              <w:t xml:space="preserve">Most of the Design Review Package, the RU-03 repository copy, ENGINEERING_LOG.md.</w:t>
+            </w:r>
+          </w:p>
+        </w:tc>
+      </w:tr>
+      <w:tr>
+        <w:trPr>
+          <w:cantSplit/>
+        </w:trPr>
+        <w:tc>
+          <w:tcPr>
+            <w:tcW w:type="dxa" w:w="2400"/>
+            <w:tcMar>
+              <w:top w:type="dxa" w:w="80"/>
+              <w:left w:type="dxa" w:w="100"/>
+              <w:bottom w:type="dxa" w:w="80"/>
+              <w:right w:type="dxa" w:w="100"/>
+            </w:tcMar>
+            <w:vAlign w:val="top"/>
+          </w:tcPr>
+          <w:p>
+            <w:pPr>
+              <w:spacing w:after="0" w:before="0" w:line="250"/>
+            </w:pPr>
+            <w:r>
+              <w:rPr>
+                <w:rFonts w:ascii="Calibri" w:cs="Calibri" w:eastAsia="Calibri" w:hAnsi="Calibri"/>
+                <w:b w:val="false"/>
+                <w:bCs w:val="false"/>
+                <w:sz w:val="20"/>
+                <w:szCs w:val="20"/>
+              </w:rPr>
+              <w:t xml:space="preserve">Human Verification</w:t>
+            </w:r>
+          </w:p>
+        </w:tc>
+        <w:tc>
+          <w:tcPr>
+            <w:tcW w:type="dxa" w:w="6960"/>
+            <w:tcMar>
+              <w:top w:type="dxa" w:w="80"/>
+              <w:left w:type="dxa" w:w="100"/>
+              <w:bottom w:type="dxa" w:w="80"/>
+              <w:right w:type="dxa" w:w="100"/>
+            </w:tcMar>
+            <w:vAlign w:val="top"/>
+          </w:tcPr>
+          <w:p>
+            <w:pPr>
+              <w:spacing w:after="0" w:before="0" w:line="250"/>
+            </w:pPr>
+            <w:r>
+              <w:rPr>
+                <w:rFonts w:ascii="Calibri" w:cs="Calibri" w:eastAsia="Calibri" w:hAnsi="Calibri"/>
+                <w:b w:val="false"/>
+                <w:bCs w:val="false"/>
+                <w:sz w:val="20"/>
+                <w:szCs w:val="20"/>
+              </w:rPr>
+              <w:t xml:space="preserve">The event fan-out was read from the EventBridge rules; the unused needs table was confirmed by searching every reference to NEEDS_TABLE. Both showed earlier AI-drafted claims were wrong (Entry 9 said every table and access pattern was confirmed against source, but the duplicated-needs-profile finding had been inferred, not verified), which is why they are disclosed.</w:t>
+            </w:r>
+          </w:p>
+        </w:tc>
+      </w:tr>
+      <w:tr>
+        <w:trPr>
+          <w:cantSplit/>
+        </w:trPr>
+        <w:tc>
+          <w:tcPr>
+            <w:tcW w:type="dxa" w:w="2400"/>
+            <w:tcMar>
+              <w:top w:type="dxa" w:w="80"/>
+              <w:left w:type="dxa" w:w="100"/>
+              <w:bottom w:type="dxa" w:w="80"/>
+              <w:right w:type="dxa" w:w="100"/>
+            </w:tcMar>
+            <w:vAlign w:val="top"/>
+          </w:tcPr>
+          <w:p>
+            <w:pPr>
+              <w:spacing w:after="0" w:before="0" w:line="250"/>
+            </w:pPr>
+            <w:r>
+              <w:rPr>
+                <w:rFonts w:ascii="Calibri" w:cs="Calibri" w:eastAsia="Calibri" w:hAnsi="Calibri"/>
+                <w:b w:val="false"/>
+                <w:bCs w:val="false"/>
+                <w:sz w:val="20"/>
+                <w:szCs w:val="20"/>
+              </w:rPr>
+              <w:t xml:space="preserve">Final Student Revisions</w:t>
+            </w:r>
+          </w:p>
+        </w:tc>
+        <w:tc>
+          <w:tcPr>
+            <w:tcW w:type="dxa" w:w="6960"/>
+            <w:tcMar>
+              <w:top w:type="dxa" w:w="80"/>
+              <w:left w:type="dxa" w:w="100"/>
+              <w:bottom w:type="dxa" w:w="80"/>
+              <w:right w:type="dxa" w:w="100"/>
+            </w:tcMar>
+            <w:vAlign w:val="top"/>
+          </w:tcPr>
+          <w:p>
+            <w:pPr>
+              <w:spacing w:after="0" w:before="0" w:line="250"/>
+            </w:pPr>
+            <w:r>
+              <w:rPr>
+                <w:rFonts w:ascii="Calibri" w:cs="Calibri" w:eastAsia="Calibri" w:hAnsi="Calibri"/>
+                <w:b w:val="false"/>
+                <w:bCs w:val="false"/>
+                <w:sz w:val="20"/>
+                <w:szCs w:val="20"/>
+              </w:rPr>
+              <w:t xml:space="preserve">Student requested the rubric check. Whether to tell the instructor about the RU-03 correction is the student's decision. Figures 2 and 3 were drawn by the AI as SVG from the verified design.</w:t>
             </w:r>
           </w:p>
         </w:tc>

--- a/docs/CISC699_HardStop2_DesignReview.docx
+++ b/docs/CISC699_HardStop2_DesignReview.docx
@@ -1937,7 +1937,7 @@
                 <w:sz w:val="20"/>
                 <w:szCs w:val="20"/>
               </w:rPr>
-              <w:t xml:space="preserve">Student sent the supervisor-review email (Sep 26, 5:55 PM EDT) after the AI-drafted text was shortened and made more conversational at the student's direction; a follow-up on the later design change was drafted (see Section 11).</w:t>
+              <w:t xml:space="preserve">Student sent the supervisor-review email (Sep 26, 5:55 PM EDT) after the AI-drafted text was shortened and made more conversational at the student's direction; a follow-up on the later design change was sent at 7:14 PM EDT (see Section 11).</w:t>
             </w:r>
           </w:p>
         </w:tc>
@@ -3429,7 +3429,7 @@
                 <w:sz w:val="20"/>
                 <w:szCs w:val="20"/>
               </w:rPr>
-              <w:t xml:space="preserve">A specific review request was emailed to the supervisor on Saturday, Sep 26 at 5:55 PM EDT, offering a Teams meeting (Section 11), not another self-review disclosure. A short follow-up describing the later design change has been drafted.</w:t>
+              <w:t xml:space="preserve">A specific review request was emailed to the supervisor on Saturday, Sep 26 at 5:55 PM EDT, offering a Teams meeting (Section 11), not another self-review disclosure. A short follow-up describing the later design change was sent at 7:14 PM EDT the same evening.</w:t>
             </w:r>
           </w:p>
         </w:tc>
@@ -3924,7 +3924,7 @@
           <w:sz w:val="22"/>
           <w:szCs w:val="22"/>
         </w:rPr>
-        <w:t xml:space="preserve">•  RU-03 data inventory: the Week 3 brief said the needs profile was duplicated across the rescuenet-needs table and the Case item. It is not: no Lambda reads or writes rescuenet-needs, so it is an unused table, not a duplicate. The repository copy of the brief and the engineering log are corrected; the version already submitted still carries the original wording.</w:t>
+        <w:t xml:space="preserve">•  RU-03 data inventory: the Week 3 brief said the needs profile was duplicated across the rescuenet-needs table and the Case item. It is not: no Lambda reads or writes rescuenet-needs, so it is an unused table, not a duplicate. The repository copy of the brief and the engineering log are corrected; the version already submitted still carries the original wording. No separate email was sent about it; this section is the record.</w:t>
       </w:r>
     </w:p>
     <w:p>
@@ -19882,7 +19882,7 @@
           <w:sz w:val="22"/>
           <w:szCs w:val="22"/>
         </w:rPr>
-        <w:t xml:space="preserve">The design then changed (Section 2.2). A short follow-up describing the three-archetype approach, the 30 judgments it requires, and the scope expansion into needs-profile has been drafted; it re-frames the first question of the original note as "is this approach and scope reasonable?" The second and third questions stand. Separately, the synthetic cases were annotated by a single person, which this document discloses as a limitation (Section 8).</w:t>
+        <w:t xml:space="preserve">The design then changed (Section 2.2), so a short follow-up describing the three-archetype approach, the 30 judgments it requires, and the scope expansion into needs-profile was sent at 7:14 PM EDT the same evening. It re-framed the first question of the original note as "is this approach and scope reasonable?" The second and third questions stood. Separately, the synthetic cases were annotated by a single person, which this document discloses as a limitation (Section 8).</w:t>
       </w:r>
     </w:p>
     <w:p>
@@ -19897,7 +19897,22 @@
           <w:sz w:val="22"/>
           <w:szCs w:val="22"/>
         </w:rPr>
-        <w:t xml:space="preserve">•  Status at the time of writing: no response had been received. Any response will be recorded as a dated revision note, not presented as having shaped this draft. The follow-up is drafted for the student to send and is not claimed as sent here.</w:t>
+        <w:t xml:space="preserve">•  Status at the time of writing: no response had been received. Any response will be recorded as a dated revision note, not presented as having shaped this draft.</w:t>
+      </w:r>
+    </w:p>
+    <w:p>
+      <w:pPr>
+        <w:spacing w:after="80" w:before="0" w:line="264"/>
+        <w:ind w:left="450" w:hanging="270"/>
+        <w:jc w:val="both"/>
+      </w:pPr>
+      <w:r>
+        <w:rPr>
+          <w:rFonts w:ascii="Calibri" w:cs="Calibri" w:eastAsia="Calibri" w:hAnsi="Calibri"/>
+          <w:sz w:val="22"/>
+          <w:szCs w:val="22"/>
+        </w:rPr>
+        <w:t xml:space="preserve">•  Communication going forward: no further email will be sent to the supervisor. Questions, corrections, and status will be documented in the assignment submissions themselves (this section and Section 2.3), and any live discussion will happen through the offered Teams meeting or class time.</w:t>
       </w:r>
     </w:p>
     <w:p>
@@ -27676,7 +27691,7 @@
                 <w:sz w:val="20"/>
                 <w:szCs w:val="20"/>
               </w:rPr>
-              <w:t xml:space="preserve">Student sent the supervisor-review email (Sep 26, 5:55 PM EDT) after the AI-drafted text was shortened and made more conversational at the student's direction; a follow-up on the later design change was drafted.</w:t>
+              <w:t xml:space="preserve">Student sent the supervisor-review email (Sep 26, 5:55 PM EDT) after the AI-drafted text was shortened and made more conversational at the student's direction; a follow-up on the later design change was sent at 7:14 PM EDT.</w:t>
             </w:r>
           </w:p>
         </w:tc>

--- a/docs/CISC699_HardStop2_DesignReview.docx
+++ b/docs/CISC699_HardStop2_DesignReview.docx
@@ -168,7 +168,7 @@
           <w:sz w:val="22"/>
           <w:szCs w:val="22"/>
         </w:rPr>
-        <w:t xml:space="preserve">September 27, 2026 (Week 4)</w:t>
+        <w:t xml:space="preserve">September 28, 2026 (Week 4, revised per supervisor response)</w:t>
       </w:r>
     </w:p>
     <w:p>
@@ -3102,6 +3102,588 @@
                 <w:szCs w:val="20"/>
               </w:rPr>
               <w:t xml:space="preserve">Student requested the rubric check. Whether to tell the instructor about the RU-03 correction is the student's decision. Figures 2 and 3 were drawn by the AI as SVG from the verified design.</w:t>
+            </w:r>
+          </w:p>
+        </w:tc>
+      </w:tr>
+    </w:tbl>
+    <w:p>
+      <w:pPr>
+        <w:spacing w:after="0" w:before="0" w:line="264"/>
+      </w:pPr>
+      <w:r>
+        <w:rPr>
+          <w:rFonts w:ascii="Calibri" w:cs="Calibri" w:eastAsia="Calibri" w:hAnsi="Calibri"/>
+          <w:sz w:val="22"/>
+          <w:szCs w:val="22"/>
+        </w:rPr>
+        <w:t xml:space="preserve"/>
+      </w:r>
+    </w:p>
+    <w:p>
+      <w:pPr>
+        <w:keepNext/>
+        <w:spacing w:after="60" w:before="120" w:line="264"/>
+      </w:pPr>
+      <w:r>
+        <w:rPr>
+          <w:rFonts w:ascii="Calibri" w:cs="Calibri" w:eastAsia="Calibri" w:hAnsi="Calibri"/>
+          <w:b/>
+          <w:bCs/>
+          <w:i/>
+          <w:iCs/>
+          <w:sz w:val="22"/>
+          <w:szCs w:val="22"/>
+        </w:rPr>
+        <w:t xml:space="preserve">Entry 16 — Incorporating the Supervisor's Response</w:t>
+      </w:r>
+    </w:p>
+    <w:tbl>
+      <w:tblPr>
+        <w:tblW w:type="dxa" w:w="9360"/>
+        <w:tblBorders>
+          <w:top w:val="single" w:color="999999" w:sz="4"/>
+          <w:left w:val="single" w:color="999999" w:sz="4"/>
+          <w:bottom w:val="single" w:color="999999" w:sz="4"/>
+          <w:right w:val="single" w:color="999999" w:sz="4"/>
+          <w:insideH w:val="single" w:color="CCCCCC" w:sz="2"/>
+          <w:insideV w:val="single" w:color="CCCCCC" w:sz="2"/>
+        </w:tblBorders>
+      </w:tblPr>
+      <w:tblGrid>
+        <w:gridCol w:w="2400"/>
+        <w:gridCol w:w="6960"/>
+      </w:tblGrid>
+      <w:tr>
+        <w:trPr>
+          <w:cantSplit/>
+          <w:tblHeader/>
+        </w:trPr>
+        <w:tc>
+          <w:tcPr>
+            <w:tcW w:type="dxa" w:w="2400"/>
+            <w:shd w:fill="E8F3EF" w:val="clear"/>
+            <w:tcMar>
+              <w:top w:type="dxa" w:w="80"/>
+              <w:left w:type="dxa" w:w="100"/>
+              <w:bottom w:type="dxa" w:w="80"/>
+              <w:right w:type="dxa" w:w="100"/>
+            </w:tcMar>
+            <w:vAlign w:val="top"/>
+          </w:tcPr>
+          <w:p>
+            <w:pPr>
+              <w:spacing w:after="0" w:before="0" w:line="250"/>
+            </w:pPr>
+            <w:r>
+              <w:rPr>
+                <w:rFonts w:ascii="Calibri" w:cs="Calibri" w:eastAsia="Calibri" w:hAnsi="Calibri"/>
+                <w:b/>
+                <w:bCs/>
+                <w:sz w:val="20"/>
+                <w:szCs w:val="20"/>
+              </w:rPr>
+              <w:t xml:space="preserve">Field</w:t>
+            </w:r>
+          </w:p>
+        </w:tc>
+        <w:tc>
+          <w:tcPr>
+            <w:tcW w:type="dxa" w:w="6960"/>
+            <w:shd w:fill="E8F3EF" w:val="clear"/>
+            <w:tcMar>
+              <w:top w:type="dxa" w:w="80"/>
+              <w:left w:type="dxa" w:w="100"/>
+              <w:bottom w:type="dxa" w:w="80"/>
+              <w:right w:type="dxa" w:w="100"/>
+            </w:tcMar>
+            <w:vAlign w:val="top"/>
+          </w:tcPr>
+          <w:p>
+            <w:pPr>
+              <w:spacing w:after="0" w:before="0" w:line="250"/>
+            </w:pPr>
+            <w:r>
+              <w:rPr>
+                <w:rFonts w:ascii="Calibri" w:cs="Calibri" w:eastAsia="Calibri" w:hAnsi="Calibri"/>
+                <w:b/>
+                <w:bCs/>
+                <w:sz w:val="20"/>
+                <w:szCs w:val="20"/>
+              </w:rPr>
+              <w:t xml:space="preserve">Detail</w:t>
+            </w:r>
+          </w:p>
+        </w:tc>
+      </w:tr>
+      <w:tr>
+        <w:trPr>
+          <w:cantSplit/>
+        </w:trPr>
+        <w:tc>
+          <w:tcPr>
+            <w:tcW w:type="dxa" w:w="2400"/>
+            <w:tcMar>
+              <w:top w:type="dxa" w:w="80"/>
+              <w:left w:type="dxa" w:w="100"/>
+              <w:bottom w:type="dxa" w:w="80"/>
+              <w:right w:type="dxa" w:w="100"/>
+            </w:tcMar>
+            <w:vAlign w:val="top"/>
+          </w:tcPr>
+          <w:p>
+            <w:pPr>
+              <w:spacing w:after="0" w:before="0" w:line="250"/>
+            </w:pPr>
+            <w:r>
+              <w:rPr>
+                <w:rFonts w:ascii="Calibri" w:cs="Calibri" w:eastAsia="Calibri" w:hAnsi="Calibri"/>
+                <w:b w:val="false"/>
+                <w:bCs w:val="false"/>
+                <w:sz w:val="20"/>
+                <w:szCs w:val="20"/>
+              </w:rPr>
+              <w:t xml:space="preserve">Tool</w:t>
+            </w:r>
+          </w:p>
+        </w:tc>
+        <w:tc>
+          <w:tcPr>
+            <w:tcW w:type="dxa" w:w="6960"/>
+            <w:tcMar>
+              <w:top w:type="dxa" w:w="80"/>
+              <w:left w:type="dxa" w:w="100"/>
+              <w:bottom w:type="dxa" w:w="80"/>
+              <w:right w:type="dxa" w:w="100"/>
+            </w:tcMar>
+            <w:vAlign w:val="top"/>
+          </w:tcPr>
+          <w:p>
+            <w:pPr>
+              <w:spacing w:after="0" w:before="0" w:line="250"/>
+            </w:pPr>
+            <w:r>
+              <w:rPr>
+                <w:rFonts w:ascii="Calibri" w:cs="Calibri" w:eastAsia="Calibri" w:hAnsi="Calibri"/>
+                <w:b w:val="false"/>
+                <w:bCs w:val="false"/>
+                <w:sz w:val="20"/>
+                <w:szCs w:val="20"/>
+              </w:rPr>
+              <w:t xml:space="preserve">Claude (Anthropic, Claude Sonnet 5)</w:t>
+            </w:r>
+          </w:p>
+        </w:tc>
+      </w:tr>
+      <w:tr>
+        <w:trPr>
+          <w:cantSplit/>
+        </w:trPr>
+        <w:tc>
+          <w:tcPr>
+            <w:tcW w:type="dxa" w:w="2400"/>
+            <w:tcMar>
+              <w:top w:type="dxa" w:w="80"/>
+              <w:left w:type="dxa" w:w="100"/>
+              <w:bottom w:type="dxa" w:w="80"/>
+              <w:right w:type="dxa" w:w="100"/>
+            </w:tcMar>
+            <w:vAlign w:val="top"/>
+          </w:tcPr>
+          <w:p>
+            <w:pPr>
+              <w:spacing w:after="0" w:before="0" w:line="250"/>
+            </w:pPr>
+            <w:r>
+              <w:rPr>
+                <w:rFonts w:ascii="Calibri" w:cs="Calibri" w:eastAsia="Calibri" w:hAnsi="Calibri"/>
+                <w:b w:val="false"/>
+                <w:bCs w:val="false"/>
+                <w:sz w:val="20"/>
+                <w:szCs w:val="20"/>
+              </w:rPr>
+              <w:t xml:space="preserve">Date / Phase</w:t>
+            </w:r>
+          </w:p>
+        </w:tc>
+        <w:tc>
+          <w:tcPr>
+            <w:tcW w:type="dxa" w:w="6960"/>
+            <w:tcMar>
+              <w:top w:type="dxa" w:w="80"/>
+              <w:left w:type="dxa" w:w="100"/>
+              <w:bottom w:type="dxa" w:w="80"/>
+              <w:right w:type="dxa" w:w="100"/>
+            </w:tcMar>
+            <w:vAlign w:val="top"/>
+          </w:tcPr>
+          <w:p>
+            <w:pPr>
+              <w:spacing w:after="0" w:before="0" w:line="250"/>
+            </w:pPr>
+            <w:r>
+              <w:rPr>
+                <w:rFonts w:ascii="Calibri" w:cs="Calibri" w:eastAsia="Calibri" w:hAnsi="Calibri"/>
+                <w:b w:val="false"/>
+                <w:bCs w:val="false"/>
+                <w:sz w:val="20"/>
+                <w:szCs w:val="20"/>
+              </w:rPr>
+              <w:t xml:space="preserve">Week 4 (2026-09-28), revision after supervisor reply</w:t>
+            </w:r>
+          </w:p>
+        </w:tc>
+      </w:tr>
+      <w:tr>
+        <w:trPr>
+          <w:cantSplit/>
+        </w:trPr>
+        <w:tc>
+          <w:tcPr>
+            <w:tcW w:type="dxa" w:w="2400"/>
+            <w:tcMar>
+              <w:top w:type="dxa" w:w="80"/>
+              <w:left w:type="dxa" w:w="100"/>
+              <w:bottom w:type="dxa" w:w="80"/>
+              <w:right w:type="dxa" w:w="100"/>
+            </w:tcMar>
+            <w:vAlign w:val="top"/>
+          </w:tcPr>
+          <w:p>
+            <w:pPr>
+              <w:spacing w:after="0" w:before="0" w:line="250"/>
+            </w:pPr>
+            <w:r>
+              <w:rPr>
+                <w:rFonts w:ascii="Calibri" w:cs="Calibri" w:eastAsia="Calibri" w:hAnsi="Calibri"/>
+                <w:b w:val="false"/>
+                <w:bCs w:val="false"/>
+                <w:sz w:val="20"/>
+                <w:szCs w:val="20"/>
+              </w:rPr>
+              <w:t xml:space="preserve">Purpose</w:t>
+            </w:r>
+          </w:p>
+        </w:tc>
+        <w:tc>
+          <w:tcPr>
+            <w:tcW w:type="dxa" w:w="6960"/>
+            <w:tcMar>
+              <w:top w:type="dxa" w:w="80"/>
+              <w:left w:type="dxa" w:w="100"/>
+              <w:bottom w:type="dxa" w:w="80"/>
+              <w:right w:type="dxa" w:w="100"/>
+            </w:tcMar>
+            <w:vAlign w:val="top"/>
+          </w:tcPr>
+          <w:p>
+            <w:pPr>
+              <w:spacing w:after="0" w:before="0" w:line="250"/>
+            </w:pPr>
+            <w:r>
+              <w:rPr>
+                <w:rFonts w:ascii="Calibri" w:cs="Calibri" w:eastAsia="Calibri" w:hAnsi="Calibri"/>
+                <w:b w:val="false"/>
+                <w:bCs w:val="false"/>
+                <w:sz w:val="20"/>
+                <w:szCs w:val="20"/>
+              </w:rPr>
+              <w:t xml:space="preserve">Read the supervisor's actual reply to the two emailed requests and revise the design and Section 11 to act on it, rather than only disclosing that a reply was expected.</w:t>
+            </w:r>
+          </w:p>
+        </w:tc>
+      </w:tr>
+      <w:tr>
+        <w:trPr>
+          <w:cantSplit/>
+        </w:trPr>
+        <w:tc>
+          <w:tcPr>
+            <w:tcW w:type="dxa" w:w="2400"/>
+            <w:tcMar>
+              <w:top w:type="dxa" w:w="80"/>
+              <w:left w:type="dxa" w:w="100"/>
+              <w:bottom w:type="dxa" w:w="80"/>
+              <w:right w:type="dxa" w:w="100"/>
+            </w:tcMar>
+            <w:vAlign w:val="top"/>
+          </w:tcPr>
+          <w:p>
+            <w:pPr>
+              <w:spacing w:after="0" w:before="0" w:line="250"/>
+            </w:pPr>
+            <w:r>
+              <w:rPr>
+                <w:rFonts w:ascii="Calibri" w:cs="Calibri" w:eastAsia="Calibri" w:hAnsi="Calibri"/>
+                <w:b w:val="false"/>
+                <w:bCs w:val="false"/>
+                <w:sz w:val="20"/>
+                <w:szCs w:val="20"/>
+              </w:rPr>
+              <w:t xml:space="preserve">Prompt / Task Summary</w:t>
+            </w:r>
+          </w:p>
+        </w:tc>
+        <w:tc>
+          <w:tcPr>
+            <w:tcW w:type="dxa" w:w="6960"/>
+            <w:tcMar>
+              <w:top w:type="dxa" w:w="80"/>
+              <w:left w:type="dxa" w:w="100"/>
+              <w:bottom w:type="dxa" w:w="80"/>
+              <w:right w:type="dxa" w:w="100"/>
+            </w:tcMar>
+            <w:vAlign w:val="top"/>
+          </w:tcPr>
+          <w:p>
+            <w:pPr>
+              <w:spacing w:after="0" w:before="0" w:line="250"/>
+            </w:pPr>
+            <w:r>
+              <w:rPr>
+                <w:rFonts w:ascii="Calibri" w:cs="Calibri" w:eastAsia="Calibri" w:hAnsi="Calibri"/>
+                <w:b w:val="false"/>
+                <w:bCs w:val="false"/>
+                <w:sz w:val="20"/>
+                <w:szCs w:val="20"/>
+              </w:rPr>
+              <w:t xml:space="preserve">Open and quote the supervisor's Sep 27, 8:59 PM EDT reply approving the three-archetype approach and requiring the blend to be explicit about being deterministic, documented, and reproducible; add that explicit statement to Section 5.3; update Section 11 with the quoted response and what was and was not directly addressed; note the class-wide deadline extension to Sep 29 and that this revision is being made to act on the response, not merely to use extra time.</w:t>
+            </w:r>
+          </w:p>
+        </w:tc>
+      </w:tr>
+      <w:tr>
+        <w:trPr>
+          <w:cantSplit/>
+        </w:trPr>
+        <w:tc>
+          <w:tcPr>
+            <w:tcW w:type="dxa" w:w="2400"/>
+            <w:tcMar>
+              <w:top w:type="dxa" w:w="80"/>
+              <w:left w:type="dxa" w:w="100"/>
+              <w:bottom w:type="dxa" w:w="80"/>
+              <w:right w:type="dxa" w:w="100"/>
+            </w:tcMar>
+            <w:vAlign w:val="top"/>
+          </w:tcPr>
+          <w:p>
+            <w:pPr>
+              <w:spacing w:after="0" w:before="0" w:line="250"/>
+            </w:pPr>
+            <w:r>
+              <w:rPr>
+                <w:rFonts w:ascii="Calibri" w:cs="Calibri" w:eastAsia="Calibri" w:hAnsi="Calibri"/>
+                <w:b w:val="false"/>
+                <w:bCs w:val="false"/>
+                <w:sz w:val="20"/>
+                <w:szCs w:val="20"/>
+              </w:rPr>
+              <w:t xml:space="preserve">Output Used</w:t>
+            </w:r>
+          </w:p>
+        </w:tc>
+        <w:tc>
+          <w:tcPr>
+            <w:tcW w:type="dxa" w:w="6960"/>
+            <w:tcMar>
+              <w:top w:type="dxa" w:w="80"/>
+              <w:left w:type="dxa" w:w="100"/>
+              <w:bottom w:type="dxa" w:w="80"/>
+              <w:right w:type="dxa" w:w="100"/>
+            </w:tcMar>
+            <w:vAlign w:val="top"/>
+          </w:tcPr>
+          <w:p>
+            <w:pPr>
+              <w:spacing w:after="0" w:before="0" w:line="250"/>
+            </w:pPr>
+            <w:r>
+              <w:rPr>
+                <w:rFonts w:ascii="Calibri" w:cs="Calibri" w:eastAsia="Calibri" w:hAnsi="Calibri"/>
+                <w:b w:val="false"/>
+                <w:bCs w:val="false"/>
+                <w:sz w:val="20"/>
+                <w:szCs w:val="20"/>
+              </w:rPr>
+              <w:t xml:space="preserve">Revised Sections 5.3 and 11.</w:t>
+            </w:r>
+          </w:p>
+        </w:tc>
+      </w:tr>
+      <w:tr>
+        <w:trPr>
+          <w:cantSplit/>
+        </w:trPr>
+        <w:tc>
+          <w:tcPr>
+            <w:tcW w:type="dxa" w:w="2400"/>
+            <w:tcMar>
+              <w:top w:type="dxa" w:w="80"/>
+              <w:left w:type="dxa" w:w="100"/>
+              <w:bottom w:type="dxa" w:w="80"/>
+              <w:right w:type="dxa" w:w="100"/>
+            </w:tcMar>
+            <w:vAlign w:val="top"/>
+          </w:tcPr>
+          <w:p>
+            <w:pPr>
+              <w:spacing w:after="0" w:before="0" w:line="250"/>
+            </w:pPr>
+            <w:r>
+              <w:rPr>
+                <w:rFonts w:ascii="Calibri" w:cs="Calibri" w:eastAsia="Calibri" w:hAnsi="Calibri"/>
+                <w:b w:val="false"/>
+                <w:bCs w:val="false"/>
+                <w:sz w:val="20"/>
+                <w:szCs w:val="20"/>
+              </w:rPr>
+              <w:t xml:space="preserve">Affected Section / Artifact</w:t>
+            </w:r>
+          </w:p>
+        </w:tc>
+        <w:tc>
+          <w:tcPr>
+            <w:tcW w:type="dxa" w:w="6960"/>
+            <w:tcMar>
+              <w:top w:type="dxa" w:w="80"/>
+              <w:left w:type="dxa" w:w="100"/>
+              <w:bottom w:type="dxa" w:w="80"/>
+              <w:right w:type="dxa" w:w="100"/>
+            </w:tcMar>
+            <w:vAlign w:val="top"/>
+          </w:tcPr>
+          <w:p>
+            <w:pPr>
+              <w:spacing w:after="0" w:before="0" w:line="250"/>
+            </w:pPr>
+            <w:r>
+              <w:rPr>
+                <w:rFonts w:ascii="Calibri" w:cs="Calibri" w:eastAsia="Calibri" w:hAnsi="Calibri"/>
+                <w:b w:val="false"/>
+                <w:bCs w:val="false"/>
+                <w:sz w:val="20"/>
+                <w:szCs w:val="20"/>
+              </w:rPr>
+              <w:t xml:space="preserve">Sections 5.3, 11.</w:t>
+            </w:r>
+          </w:p>
+        </w:tc>
+      </w:tr>
+      <w:tr>
+        <w:trPr>
+          <w:cantSplit/>
+        </w:trPr>
+        <w:tc>
+          <w:tcPr>
+            <w:tcW w:type="dxa" w:w="2400"/>
+            <w:tcMar>
+              <w:top w:type="dxa" w:w="80"/>
+              <w:left w:type="dxa" w:w="100"/>
+              <w:bottom w:type="dxa" w:w="80"/>
+              <w:right w:type="dxa" w:w="100"/>
+            </w:tcMar>
+            <w:vAlign w:val="top"/>
+          </w:tcPr>
+          <w:p>
+            <w:pPr>
+              <w:spacing w:after="0" w:before="0" w:line="250"/>
+            </w:pPr>
+            <w:r>
+              <w:rPr>
+                <w:rFonts w:ascii="Calibri" w:cs="Calibri" w:eastAsia="Calibri" w:hAnsi="Calibri"/>
+                <w:b w:val="false"/>
+                <w:bCs w:val="false"/>
+                <w:sz w:val="20"/>
+                <w:szCs w:val="20"/>
+              </w:rPr>
+              <w:t xml:space="preserve">Human Verification</w:t>
+            </w:r>
+          </w:p>
+        </w:tc>
+        <w:tc>
+          <w:tcPr>
+            <w:tcW w:type="dxa" w:w="6960"/>
+            <w:tcMar>
+              <w:top w:type="dxa" w:w="80"/>
+              <w:left w:type="dxa" w:w="100"/>
+              <w:bottom w:type="dxa" w:w="80"/>
+              <w:right w:type="dxa" w:w="100"/>
+            </w:tcMar>
+            <w:vAlign w:val="top"/>
+          </w:tcPr>
+          <w:p>
+            <w:pPr>
+              <w:spacing w:after="0" w:before="0" w:line="250"/>
+            </w:pPr>
+            <w:r>
+              <w:rPr>
+                <w:rFonts w:ascii="Calibri" w:cs="Calibri" w:eastAsia="Calibri" w:hAnsi="Calibri"/>
+                <w:b w:val="false"/>
+                <w:bCs w:val="false"/>
+                <w:sz w:val="20"/>
+                <w:szCs w:val="20"/>
+              </w:rPr>
+              <w:t xml:space="preserve">The quoted reply was read directly from Outlook, not paraphrased from memory; the Canvas assignment page was checked directly for the real extended availability date (Sep 29, 11:59 PM) rather than computing it from the announcement's "two days" wording alone.</w:t>
+            </w:r>
+          </w:p>
+        </w:tc>
+      </w:tr>
+      <w:tr>
+        <w:trPr>
+          <w:cantSplit/>
+        </w:trPr>
+        <w:tc>
+          <w:tcPr>
+            <w:tcW w:type="dxa" w:w="2400"/>
+            <w:tcMar>
+              <w:top w:type="dxa" w:w="80"/>
+              <w:left w:type="dxa" w:w="100"/>
+              <w:bottom w:type="dxa" w:w="80"/>
+              <w:right w:type="dxa" w:w="100"/>
+            </w:tcMar>
+            <w:vAlign w:val="top"/>
+          </w:tcPr>
+          <w:p>
+            <w:pPr>
+              <w:spacing w:after="0" w:before="0" w:line="250"/>
+            </w:pPr>
+            <w:r>
+              <w:rPr>
+                <w:rFonts w:ascii="Calibri" w:cs="Calibri" w:eastAsia="Calibri" w:hAnsi="Calibri"/>
+                <w:b w:val="false"/>
+                <w:bCs w:val="false"/>
+                <w:sz w:val="20"/>
+                <w:szCs w:val="20"/>
+              </w:rPr>
+              <w:t xml:space="preserve">Final Student Revisions</w:t>
+            </w:r>
+          </w:p>
+        </w:tc>
+        <w:tc>
+          <w:tcPr>
+            <w:tcW w:type="dxa" w:w="6960"/>
+            <w:tcMar>
+              <w:top w:type="dxa" w:w="80"/>
+              <w:left w:type="dxa" w:w="100"/>
+              <w:bottom w:type="dxa" w:w="80"/>
+              <w:right w:type="dxa" w:w="100"/>
+            </w:tcMar>
+            <w:vAlign w:val="top"/>
+          </w:tcPr>
+          <w:p>
+            <w:pPr>
+              <w:spacing w:after="0" w:before="0" w:line="250"/>
+            </w:pPr>
+            <w:r>
+              <w:rPr>
+                <w:rFonts w:ascii="Calibri" w:cs="Calibri" w:eastAsia="Calibri" w:hAnsi="Calibri"/>
+                <w:b w:val="false"/>
+                <w:bCs w:val="false"/>
+                <w:sz w:val="20"/>
+                <w:szCs w:val="20"/>
+              </w:rPr>
+              <w:t xml:space="preserve">Student decided that the second-judge and evidence-base questions, not directly addressed in the reply, would be treated as resolved by proceeding rather than re-asked, consistent with the decision to stop emailing and document instead.</w:t>
             </w:r>
           </w:p>
         </w:tc>
@@ -7798,7 +8380,7 @@
           <w:sz w:val="22"/>
           <w:szCs w:val="22"/>
         </w:rPr>
-        <w:t xml:space="preserve">This gives the design its dynamism: a mostly-injured but somewhat-urgent animal gets a blend, and the weights vary continuously with the case. It also gives properties that are testable: each vector sums to 1, so w(case) sums to 1 automatically; each component stays between the smallest and largest archetype value; a one-hot p returns exactly that archetype's AHP vector; and, given p, the weights and every downstream score are fully deterministic and reproducible. Hard constraints (has_vet, accepts_species) are unchanged, so a mandatory need is never rescued or overridden by a weighted score.</w:t>
+        <w:t xml:space="preserve">This gives the design its dynamism: a mostly-injured but somewhat-urgent animal gets a blend, and the weights vary continuously with the case. It also gives properties that are testable: each vector sums to 1, so w(case) sums to 1 automatically; each component stays between the smallest and largest archetype value; a one-hot p returns exactly that archetype's AHP vector; and, given p, the weights and every downstream score are fully deterministic and reproducible. To be explicit about where the only non-determinism in this design lives, per the supervisor's Sep 27 request: deriveWeights itself is a pure function with no model call and no randomness. w(case) is exactly reproducible from p. The single non-deterministic step in the whole path is the upstream Bedrock classification that produces p, which is why Section 6 sets its temperature to 0 and Section 8's classifier-stability test exists specifically to measure how much that one step still varies run to run, rather than letting that variance quietly pass through as if it were part of the weighting method. Hard constraints (has_vet, accepts_species) are unchanged, so a mandatory need is never rescued or overridden by a weighted score.</w:t>
       </w:r>
     </w:p>
     <w:p>
@@ -19882,7 +20464,39 @@
           <w:sz w:val="22"/>
           <w:szCs w:val="22"/>
         </w:rPr>
-        <w:t xml:space="preserve">The design then changed (Section 2.2), so a short follow-up describing the three-archetype approach, the 30 judgments it requires, and the scope expansion into needs-profile was sent at 7:14 PM EDT the same evening. It re-framed the first question of the original note as "is this approach and scope reasonable?" The second and third questions stood. Separately, the synthetic cases were annotated by a single person, which this document discloses as a limitation (Section 8).</w:t>
+        <w:t xml:space="preserve">The design then changed (Section 2.2), so a short follow-up describing the three-archetype approach, the 30 judgments it requires, and the scope expansion into needs-profile was sent at 7:14 PM EDT the same evening. It re-framed the first question of the original note as "is this approach and scope reasonable?"</w:t>
+      </w:r>
+    </w:p>
+    <w:p>
+      <w:pPr>
+        <w:keepNext/>
+        <w:spacing w:after="60" w:before="120" w:line="264"/>
+      </w:pPr>
+      <w:r>
+        <w:rPr>
+          <w:rFonts w:ascii="Calibri" w:cs="Calibri" w:eastAsia="Calibri" w:hAnsi="Calibri"/>
+          <w:b/>
+          <w:bCs/>
+          <w:i/>
+          <w:iCs/>
+          <w:sz w:val="22"/>
+          <w:szCs w:val="22"/>
+        </w:rPr>
+        <w:t xml:space="preserve">Supervisor Response (received Sunday, Sep 27, 8:59 PM EDT)</w:t>
+      </w:r>
+    </w:p>
+    <w:p>
+      <w:pPr>
+        <w:spacing w:after="120" w:before="0" w:line="264"/>
+        <w:jc w:val="both"/>
+      </w:pPr>
+      <w:r>
+        <w:rPr>
+          <w:rFonts w:ascii="Calibri" w:cs="Calibri" w:eastAsia="Calibri" w:hAnsi="Calibri"/>
+          <w:sz w:val="22"/>
+          <w:szCs w:val="22"/>
+        </w:rPr>
+        <w:t xml:space="preserve">Quoted in full: "Yes, the three-profile AHP approach sounds reasonable and is preferable to forcing one fixed weighting scheme across materially different case types. The main thing I want you to make explicit is how the three profiles are blended for a given case, the blending mechanism itself needs to be deterministic, documented, and reproducible rather than simply shifting the current LLM-weighting problem upstream. Keep the scope limited to those three profiles."</w:t>
       </w:r>
     </w:p>
     <w:p>
@@ -19897,7 +20511,7 @@
           <w:sz w:val="22"/>
           <w:szCs w:val="22"/>
         </w:rPr>
-        <w:t xml:space="preserve">•  Status at the time of writing: no response had been received. Any response will be recorded as a dated revision note, not presented as having shaped this draft.</w:t>
+        <w:t xml:space="preserve">•  Approval: the three-archetype approach and the scope expansion into needs-profile are approved. The cap at three archetypes (already the design's own decision in Section 10) is now also a supervisor instruction, not just a self-imposed limit — no fourth archetype will be added this term.</w:t>
       </w:r>
     </w:p>
     <w:p>
@@ -19912,7 +20526,52 @@
           <w:sz w:val="22"/>
           <w:szCs w:val="22"/>
         </w:rPr>
-        <w:t xml:space="preserve">•  Communication going forward: no further email will be sent to the supervisor. Questions, corrections, and status will be documented in the assignment submissions themselves (this section and Section 2.3), and any live discussion will happen through the offered Teams meeting or class time.</w:t>
+        <w:t xml:space="preserve">•  Action taken on the one substantive requirement: Section 5.3 was revised the same day to state explicitly that deriveWeights is a pure, deterministic function with no model call, and that the only non-determinism in the path is the upstream classifier producing p — exactly the "shifting the problem upstream" risk the supervisor named, and exactly what Section 8's classifier-stability test was already built to measure. This closes the one open item from the response.</w:t>
+      </w:r>
+    </w:p>
+    <w:p>
+      <w:pPr>
+        <w:spacing w:after="80" w:before="0" w:line="264"/>
+        <w:ind w:left="450" w:hanging="270"/>
+        <w:jc w:val="both"/>
+      </w:pPr>
+      <w:r>
+        <w:rPr>
+          <w:rFonts w:ascii="Calibri" w:cs="Calibri" w:eastAsia="Calibri" w:hAnsi="Calibri"/>
+          <w:sz w:val="22"/>
+          <w:szCs w:val="22"/>
+        </w:rPr>
+        <w:t xml:space="preserve">•  Second-judge and evidence-base questions: not directly addressed in the reply. Treated as implicitly resolved in favor of proceeding as proposed (single judge, current evidence base), since the response approved the approach without raising them; not re-asked, per the decision below to stop emailing and document instead.</w:t>
+      </w:r>
+    </w:p>
+    <w:p>
+      <w:pPr>
+        <w:spacing w:after="80" w:before="0" w:line="264"/>
+        <w:ind w:left="450" w:hanging="270"/>
+        <w:jc w:val="both"/>
+      </w:pPr>
+      <w:r>
+        <w:rPr>
+          <w:rFonts w:ascii="Calibri" w:cs="Calibri" w:eastAsia="Calibri" w:hAnsi="Calibri"/>
+          <w:sz w:val="22"/>
+          <w:szCs w:val="22"/>
+        </w:rPr>
+        <w:t xml:space="preserve">•  Communication going forward: no further email will be sent to the supervisor. Any further questions, corrections, or status will be documented in the assignment submissions themselves (this section and Section 2.3), and any live discussion will happen through the offered Teams meeting or class time.</w:t>
+      </w:r>
+    </w:p>
+    <w:p>
+      <w:pPr>
+        <w:spacing w:after="80" w:before="0" w:line="264"/>
+        <w:ind w:left="450" w:hanging="270"/>
+        <w:jc w:val="both"/>
+      </w:pPr>
+      <w:r>
+        <w:rPr>
+          <w:rFonts w:ascii="Calibri" w:cs="Calibri" w:eastAsia="Calibri" w:hAnsi="Calibri"/>
+          <w:sz w:val="22"/>
+          <w:szCs w:val="22"/>
+        </w:rPr>
+        <w:t xml:space="preserve">•  Deadline note: a class-wide announcement (Mon, Sep 28) extended this submission's window to Sep 29, 11:59 PM, since the supervisor is traveling and begins evaluation Wednesday. This document is being revised and resubmitted within that extended window specifically to act on the response above, not merely to use the extra time.</w:t>
       </w:r>
     </w:p>
     <w:p>
@@ -20140,7 +20799,7 @@
           <w:sz w:val="22"/>
           <w:szCs w:val="22"/>
         </w:rPr>
-        <w:t xml:space="preserve">Reproduced in full, parsed directly from docs/AI_USE_LOG.md at the project root (Entries 1-15, cumulative across all submissions this term), not retyped by hand.</w:t>
+        <w:t xml:space="preserve">Reproduced in full, parsed directly from docs/AI_USE_LOG.md at the project root (Entries 1-16, cumulative across all submissions this term), not retyped by hand.</w:t>
       </w:r>
     </w:p>
     <w:p>
@@ -28854,6 +29513,587 @@
                 <w:szCs w:val="20"/>
               </w:rPr>
               <w:t xml:space="preserve">Student requested the rubric check. Whether to tell the instructor about the RU-03 correction is the student's decision. Figures 2 and 3 were drawn by the AI as SVG from the verified design.</w:t>
+            </w:r>
+          </w:p>
+        </w:tc>
+      </w:tr>
+    </w:tbl>
+    <w:p>
+      <w:pPr>
+        <w:spacing w:after="0" w:before="0" w:line="264"/>
+      </w:pPr>
+      <w:r>
+        <w:rPr>
+          <w:rFonts w:ascii="Calibri" w:cs="Calibri" w:eastAsia="Calibri" w:hAnsi="Calibri"/>
+          <w:sz w:val="22"/>
+          <w:szCs w:val="22"/>
+        </w:rPr>
+        <w:t xml:space="preserve"/>
+      </w:r>
+    </w:p>
+    <w:p>
+      <w:pPr>
+        <w:keepNext/>
+        <w:spacing w:after="100" w:before="200" w:line="264"/>
+      </w:pPr>
+      <w:r>
+        <w:rPr>
+          <w:rFonts w:ascii="Calibri" w:cs="Calibri" w:eastAsia="Calibri" w:hAnsi="Calibri"/>
+          <w:b/>
+          <w:bCs/>
+          <w:color w:val="0A3A35"/>
+          <w:sz w:val="24"/>
+          <w:szCs w:val="24"/>
+        </w:rPr>
+        <w:t xml:space="preserve">Entry 16 — Incorporating the Supervisor's Response</w:t>
+      </w:r>
+    </w:p>
+    <w:tbl>
+      <w:tblPr>
+        <w:tblW w:type="dxa" w:w="9360"/>
+        <w:tblBorders>
+          <w:top w:val="single" w:color="999999" w:sz="4"/>
+          <w:left w:val="single" w:color="999999" w:sz="4"/>
+          <w:bottom w:val="single" w:color="999999" w:sz="4"/>
+          <w:right w:val="single" w:color="999999" w:sz="4"/>
+          <w:insideH w:val="single" w:color="CCCCCC" w:sz="2"/>
+          <w:insideV w:val="single" w:color="CCCCCC" w:sz="2"/>
+        </w:tblBorders>
+      </w:tblPr>
+      <w:tblGrid>
+        <w:gridCol w:w="2400"/>
+        <w:gridCol w:w="6960"/>
+      </w:tblGrid>
+      <w:tr>
+        <w:trPr>
+          <w:cantSplit/>
+          <w:tblHeader/>
+        </w:trPr>
+        <w:tc>
+          <w:tcPr>
+            <w:tcW w:type="dxa" w:w="2400"/>
+            <w:shd w:fill="E8F3EF" w:val="clear"/>
+            <w:tcMar>
+              <w:top w:type="dxa" w:w="80"/>
+              <w:left w:type="dxa" w:w="100"/>
+              <w:bottom w:type="dxa" w:w="80"/>
+              <w:right w:type="dxa" w:w="100"/>
+            </w:tcMar>
+            <w:vAlign w:val="top"/>
+          </w:tcPr>
+          <w:p>
+            <w:pPr>
+              <w:spacing w:after="0" w:before="0" w:line="250"/>
+            </w:pPr>
+            <w:r>
+              <w:rPr>
+                <w:rFonts w:ascii="Calibri" w:cs="Calibri" w:eastAsia="Calibri" w:hAnsi="Calibri"/>
+                <w:b/>
+                <w:bCs/>
+                <w:sz w:val="20"/>
+                <w:szCs w:val="20"/>
+              </w:rPr>
+              <w:t xml:space="preserve">Field</w:t>
+            </w:r>
+          </w:p>
+        </w:tc>
+        <w:tc>
+          <w:tcPr>
+            <w:tcW w:type="dxa" w:w="6960"/>
+            <w:shd w:fill="E8F3EF" w:val="clear"/>
+            <w:tcMar>
+              <w:top w:type="dxa" w:w="80"/>
+              <w:left w:type="dxa" w:w="100"/>
+              <w:bottom w:type="dxa" w:w="80"/>
+              <w:right w:type="dxa" w:w="100"/>
+            </w:tcMar>
+            <w:vAlign w:val="top"/>
+          </w:tcPr>
+          <w:p>
+            <w:pPr>
+              <w:spacing w:after="0" w:before="0" w:line="250"/>
+            </w:pPr>
+            <w:r>
+              <w:rPr>
+                <w:rFonts w:ascii="Calibri" w:cs="Calibri" w:eastAsia="Calibri" w:hAnsi="Calibri"/>
+                <w:b/>
+                <w:bCs/>
+                <w:sz w:val="20"/>
+                <w:szCs w:val="20"/>
+              </w:rPr>
+              <w:t xml:space="preserve">Detail</w:t>
+            </w:r>
+          </w:p>
+        </w:tc>
+      </w:tr>
+      <w:tr>
+        <w:trPr>
+          <w:cantSplit/>
+        </w:trPr>
+        <w:tc>
+          <w:tcPr>
+            <w:tcW w:type="dxa" w:w="2400"/>
+            <w:tcMar>
+              <w:top w:type="dxa" w:w="80"/>
+              <w:left w:type="dxa" w:w="100"/>
+              <w:bottom w:type="dxa" w:w="80"/>
+              <w:right w:type="dxa" w:w="100"/>
+            </w:tcMar>
+            <w:vAlign w:val="top"/>
+          </w:tcPr>
+          <w:p>
+            <w:pPr>
+              <w:spacing w:after="0" w:before="0" w:line="250"/>
+            </w:pPr>
+            <w:r>
+              <w:rPr>
+                <w:rFonts w:ascii="Calibri" w:cs="Calibri" w:eastAsia="Calibri" w:hAnsi="Calibri"/>
+                <w:b w:val="false"/>
+                <w:bCs w:val="false"/>
+                <w:sz w:val="20"/>
+                <w:szCs w:val="20"/>
+              </w:rPr>
+              <w:t xml:space="preserve">Tool</w:t>
+            </w:r>
+          </w:p>
+        </w:tc>
+        <w:tc>
+          <w:tcPr>
+            <w:tcW w:type="dxa" w:w="6960"/>
+            <w:tcMar>
+              <w:top w:type="dxa" w:w="80"/>
+              <w:left w:type="dxa" w:w="100"/>
+              <w:bottom w:type="dxa" w:w="80"/>
+              <w:right w:type="dxa" w:w="100"/>
+            </w:tcMar>
+            <w:vAlign w:val="top"/>
+          </w:tcPr>
+          <w:p>
+            <w:pPr>
+              <w:spacing w:after="0" w:before="0" w:line="250"/>
+            </w:pPr>
+            <w:r>
+              <w:rPr>
+                <w:rFonts w:ascii="Calibri" w:cs="Calibri" w:eastAsia="Calibri" w:hAnsi="Calibri"/>
+                <w:b w:val="false"/>
+                <w:bCs w:val="false"/>
+                <w:sz w:val="20"/>
+                <w:szCs w:val="20"/>
+              </w:rPr>
+              <w:t xml:space="preserve">Claude (Anthropic, Claude Sonnet 5)</w:t>
+            </w:r>
+          </w:p>
+        </w:tc>
+      </w:tr>
+      <w:tr>
+        <w:trPr>
+          <w:cantSplit/>
+        </w:trPr>
+        <w:tc>
+          <w:tcPr>
+            <w:tcW w:type="dxa" w:w="2400"/>
+            <w:tcMar>
+              <w:top w:type="dxa" w:w="80"/>
+              <w:left w:type="dxa" w:w="100"/>
+              <w:bottom w:type="dxa" w:w="80"/>
+              <w:right w:type="dxa" w:w="100"/>
+            </w:tcMar>
+            <w:vAlign w:val="top"/>
+          </w:tcPr>
+          <w:p>
+            <w:pPr>
+              <w:spacing w:after="0" w:before="0" w:line="250"/>
+            </w:pPr>
+            <w:r>
+              <w:rPr>
+                <w:rFonts w:ascii="Calibri" w:cs="Calibri" w:eastAsia="Calibri" w:hAnsi="Calibri"/>
+                <w:b w:val="false"/>
+                <w:bCs w:val="false"/>
+                <w:sz w:val="20"/>
+                <w:szCs w:val="20"/>
+              </w:rPr>
+              <w:t xml:space="preserve">Date / Phase</w:t>
+            </w:r>
+          </w:p>
+        </w:tc>
+        <w:tc>
+          <w:tcPr>
+            <w:tcW w:type="dxa" w:w="6960"/>
+            <w:tcMar>
+              <w:top w:type="dxa" w:w="80"/>
+              <w:left w:type="dxa" w:w="100"/>
+              <w:bottom w:type="dxa" w:w="80"/>
+              <w:right w:type="dxa" w:w="100"/>
+            </w:tcMar>
+            <w:vAlign w:val="top"/>
+          </w:tcPr>
+          <w:p>
+            <w:pPr>
+              <w:spacing w:after="0" w:before="0" w:line="250"/>
+            </w:pPr>
+            <w:r>
+              <w:rPr>
+                <w:rFonts w:ascii="Calibri" w:cs="Calibri" w:eastAsia="Calibri" w:hAnsi="Calibri"/>
+                <w:b w:val="false"/>
+                <w:bCs w:val="false"/>
+                <w:sz w:val="20"/>
+                <w:szCs w:val="20"/>
+              </w:rPr>
+              <w:t xml:space="preserve">Week 4 (2026-09-28), revision after supervisor reply</w:t>
+            </w:r>
+          </w:p>
+        </w:tc>
+      </w:tr>
+      <w:tr>
+        <w:trPr>
+          <w:cantSplit/>
+        </w:trPr>
+        <w:tc>
+          <w:tcPr>
+            <w:tcW w:type="dxa" w:w="2400"/>
+            <w:tcMar>
+              <w:top w:type="dxa" w:w="80"/>
+              <w:left w:type="dxa" w:w="100"/>
+              <w:bottom w:type="dxa" w:w="80"/>
+              <w:right w:type="dxa" w:w="100"/>
+            </w:tcMar>
+            <w:vAlign w:val="top"/>
+          </w:tcPr>
+          <w:p>
+            <w:pPr>
+              <w:spacing w:after="0" w:before="0" w:line="250"/>
+            </w:pPr>
+            <w:r>
+              <w:rPr>
+                <w:rFonts w:ascii="Calibri" w:cs="Calibri" w:eastAsia="Calibri" w:hAnsi="Calibri"/>
+                <w:b w:val="false"/>
+                <w:bCs w:val="false"/>
+                <w:sz w:val="20"/>
+                <w:szCs w:val="20"/>
+              </w:rPr>
+              <w:t xml:space="preserve">Purpose</w:t>
+            </w:r>
+          </w:p>
+        </w:tc>
+        <w:tc>
+          <w:tcPr>
+            <w:tcW w:type="dxa" w:w="6960"/>
+            <w:tcMar>
+              <w:top w:type="dxa" w:w="80"/>
+              <w:left w:type="dxa" w:w="100"/>
+              <w:bottom w:type="dxa" w:w="80"/>
+              <w:right w:type="dxa" w:w="100"/>
+            </w:tcMar>
+            <w:vAlign w:val="top"/>
+          </w:tcPr>
+          <w:p>
+            <w:pPr>
+              <w:spacing w:after="0" w:before="0" w:line="250"/>
+            </w:pPr>
+            <w:r>
+              <w:rPr>
+                <w:rFonts w:ascii="Calibri" w:cs="Calibri" w:eastAsia="Calibri" w:hAnsi="Calibri"/>
+                <w:b w:val="false"/>
+                <w:bCs w:val="false"/>
+                <w:sz w:val="20"/>
+                <w:szCs w:val="20"/>
+              </w:rPr>
+              <w:t xml:space="preserve">Read the supervisor's actual reply to the two emailed requests and revise the design and Section 11 to act on it, rather than only disclosing that a reply was expected.</w:t>
+            </w:r>
+          </w:p>
+        </w:tc>
+      </w:tr>
+      <w:tr>
+        <w:trPr>
+          <w:cantSplit/>
+        </w:trPr>
+        <w:tc>
+          <w:tcPr>
+            <w:tcW w:type="dxa" w:w="2400"/>
+            <w:tcMar>
+              <w:top w:type="dxa" w:w="80"/>
+              <w:left w:type="dxa" w:w="100"/>
+              <w:bottom w:type="dxa" w:w="80"/>
+              <w:right w:type="dxa" w:w="100"/>
+            </w:tcMar>
+            <w:vAlign w:val="top"/>
+          </w:tcPr>
+          <w:p>
+            <w:pPr>
+              <w:spacing w:after="0" w:before="0" w:line="250"/>
+            </w:pPr>
+            <w:r>
+              <w:rPr>
+                <w:rFonts w:ascii="Calibri" w:cs="Calibri" w:eastAsia="Calibri" w:hAnsi="Calibri"/>
+                <w:b w:val="false"/>
+                <w:bCs w:val="false"/>
+                <w:sz w:val="20"/>
+                <w:szCs w:val="20"/>
+              </w:rPr>
+              <w:t xml:space="preserve">Prompt / Task Summary</w:t>
+            </w:r>
+          </w:p>
+        </w:tc>
+        <w:tc>
+          <w:tcPr>
+            <w:tcW w:type="dxa" w:w="6960"/>
+            <w:tcMar>
+              <w:top w:type="dxa" w:w="80"/>
+              <w:left w:type="dxa" w:w="100"/>
+              <w:bottom w:type="dxa" w:w="80"/>
+              <w:right w:type="dxa" w:w="100"/>
+            </w:tcMar>
+            <w:vAlign w:val="top"/>
+          </w:tcPr>
+          <w:p>
+            <w:pPr>
+              <w:spacing w:after="0" w:before="0" w:line="250"/>
+            </w:pPr>
+            <w:r>
+              <w:rPr>
+                <w:rFonts w:ascii="Calibri" w:cs="Calibri" w:eastAsia="Calibri" w:hAnsi="Calibri"/>
+                <w:b w:val="false"/>
+                <w:bCs w:val="false"/>
+                <w:sz w:val="20"/>
+                <w:szCs w:val="20"/>
+              </w:rPr>
+              <w:t xml:space="preserve">Open and quote the supervisor's Sep 27, 8:59 PM EDT reply approving the three-archetype approach and requiring the blend to be explicit about being deterministic, documented, and reproducible; add that explicit statement to Section 5.3; update Section 11 with the quoted response and what was and was not directly addressed; note the class-wide deadline extension to Sep 29 and that this revision is being made to act on the response, not merely to use extra time.</w:t>
+            </w:r>
+          </w:p>
+        </w:tc>
+      </w:tr>
+      <w:tr>
+        <w:trPr>
+          <w:cantSplit/>
+        </w:trPr>
+        <w:tc>
+          <w:tcPr>
+            <w:tcW w:type="dxa" w:w="2400"/>
+            <w:tcMar>
+              <w:top w:type="dxa" w:w="80"/>
+              <w:left w:type="dxa" w:w="100"/>
+              <w:bottom w:type="dxa" w:w="80"/>
+              <w:right w:type="dxa" w:w="100"/>
+            </w:tcMar>
+            <w:vAlign w:val="top"/>
+          </w:tcPr>
+          <w:p>
+            <w:pPr>
+              <w:spacing w:after="0" w:before="0" w:line="250"/>
+            </w:pPr>
+            <w:r>
+              <w:rPr>
+                <w:rFonts w:ascii="Calibri" w:cs="Calibri" w:eastAsia="Calibri" w:hAnsi="Calibri"/>
+                <w:b w:val="false"/>
+                <w:bCs w:val="false"/>
+                <w:sz w:val="20"/>
+                <w:szCs w:val="20"/>
+              </w:rPr>
+              <w:t xml:space="preserve">Output Used</w:t>
+            </w:r>
+          </w:p>
+        </w:tc>
+        <w:tc>
+          <w:tcPr>
+            <w:tcW w:type="dxa" w:w="6960"/>
+            <w:tcMar>
+              <w:top w:type="dxa" w:w="80"/>
+              <w:left w:type="dxa" w:w="100"/>
+              <w:bottom w:type="dxa" w:w="80"/>
+              <w:right w:type="dxa" w:w="100"/>
+            </w:tcMar>
+            <w:vAlign w:val="top"/>
+          </w:tcPr>
+          <w:p>
+            <w:pPr>
+              <w:spacing w:after="0" w:before="0" w:line="250"/>
+            </w:pPr>
+            <w:r>
+              <w:rPr>
+                <w:rFonts w:ascii="Calibri" w:cs="Calibri" w:eastAsia="Calibri" w:hAnsi="Calibri"/>
+                <w:b w:val="false"/>
+                <w:bCs w:val="false"/>
+                <w:sz w:val="20"/>
+                <w:szCs w:val="20"/>
+              </w:rPr>
+              <w:t xml:space="preserve">Revised Sections 5.3 and 11 of the Design Review Package.</w:t>
+            </w:r>
+          </w:p>
+        </w:tc>
+      </w:tr>
+      <w:tr>
+        <w:trPr>
+          <w:cantSplit/>
+        </w:trPr>
+        <w:tc>
+          <w:tcPr>
+            <w:tcW w:type="dxa" w:w="2400"/>
+            <w:tcMar>
+              <w:top w:type="dxa" w:w="80"/>
+              <w:left w:type="dxa" w:w="100"/>
+              <w:bottom w:type="dxa" w:w="80"/>
+              <w:right w:type="dxa" w:w="100"/>
+            </w:tcMar>
+            <w:vAlign w:val="top"/>
+          </w:tcPr>
+          <w:p>
+            <w:pPr>
+              <w:spacing w:after="0" w:before="0" w:line="250"/>
+            </w:pPr>
+            <w:r>
+              <w:rPr>
+                <w:rFonts w:ascii="Calibri" w:cs="Calibri" w:eastAsia="Calibri" w:hAnsi="Calibri"/>
+                <w:b w:val="false"/>
+                <w:bCs w:val="false"/>
+                <w:sz w:val="20"/>
+                <w:szCs w:val="20"/>
+              </w:rPr>
+              <w:t xml:space="preserve">Affected Section / Artifact</w:t>
+            </w:r>
+          </w:p>
+        </w:tc>
+        <w:tc>
+          <w:tcPr>
+            <w:tcW w:type="dxa" w:w="6960"/>
+            <w:tcMar>
+              <w:top w:type="dxa" w:w="80"/>
+              <w:left w:type="dxa" w:w="100"/>
+              <w:bottom w:type="dxa" w:w="80"/>
+              <w:right w:type="dxa" w:w="100"/>
+            </w:tcMar>
+            <w:vAlign w:val="top"/>
+          </w:tcPr>
+          <w:p>
+            <w:pPr>
+              <w:spacing w:after="0" w:before="0" w:line="250"/>
+            </w:pPr>
+            <w:r>
+              <w:rPr>
+                <w:rFonts w:ascii="Calibri" w:cs="Calibri" w:eastAsia="Calibri" w:hAnsi="Calibri"/>
+                <w:b w:val="false"/>
+                <w:bCs w:val="false"/>
+                <w:sz w:val="20"/>
+                <w:szCs w:val="20"/>
+              </w:rPr>
+              <w:t xml:space="preserve">Sections 5.3, 11.</w:t>
+            </w:r>
+          </w:p>
+        </w:tc>
+      </w:tr>
+      <w:tr>
+        <w:trPr>
+          <w:cantSplit/>
+        </w:trPr>
+        <w:tc>
+          <w:tcPr>
+            <w:tcW w:type="dxa" w:w="2400"/>
+            <w:tcMar>
+              <w:top w:type="dxa" w:w="80"/>
+              <w:left w:type="dxa" w:w="100"/>
+              <w:bottom w:type="dxa" w:w="80"/>
+              <w:right w:type="dxa" w:w="100"/>
+            </w:tcMar>
+            <w:vAlign w:val="top"/>
+          </w:tcPr>
+          <w:p>
+            <w:pPr>
+              <w:spacing w:after="0" w:before="0" w:line="250"/>
+            </w:pPr>
+            <w:r>
+              <w:rPr>
+                <w:rFonts w:ascii="Calibri" w:cs="Calibri" w:eastAsia="Calibri" w:hAnsi="Calibri"/>
+                <w:b w:val="false"/>
+                <w:bCs w:val="false"/>
+                <w:sz w:val="20"/>
+                <w:szCs w:val="20"/>
+              </w:rPr>
+              <w:t xml:space="preserve">Human Verification</w:t>
+            </w:r>
+          </w:p>
+        </w:tc>
+        <w:tc>
+          <w:tcPr>
+            <w:tcW w:type="dxa" w:w="6960"/>
+            <w:tcMar>
+              <w:top w:type="dxa" w:w="80"/>
+              <w:left w:type="dxa" w:w="100"/>
+              <w:bottom w:type="dxa" w:w="80"/>
+              <w:right w:type="dxa" w:w="100"/>
+            </w:tcMar>
+            <w:vAlign w:val="top"/>
+          </w:tcPr>
+          <w:p>
+            <w:pPr>
+              <w:spacing w:after="0" w:before="0" w:line="250"/>
+            </w:pPr>
+            <w:r>
+              <w:rPr>
+                <w:rFonts w:ascii="Calibri" w:cs="Calibri" w:eastAsia="Calibri" w:hAnsi="Calibri"/>
+                <w:b w:val="false"/>
+                <w:bCs w:val="false"/>
+                <w:sz w:val="20"/>
+                <w:szCs w:val="20"/>
+              </w:rPr>
+              <w:t xml:space="preserve">The quoted reply was read directly from Outlook, not paraphrased from memory; the Canvas assignment page was checked directly for the real extended availability date (Sep 29, 11:59 PM) rather than computing it from the announcement's "two days" wording alone.</w:t>
+            </w:r>
+          </w:p>
+        </w:tc>
+      </w:tr>
+      <w:tr>
+        <w:trPr>
+          <w:cantSplit/>
+        </w:trPr>
+        <w:tc>
+          <w:tcPr>
+            <w:tcW w:type="dxa" w:w="2400"/>
+            <w:tcMar>
+              <w:top w:type="dxa" w:w="80"/>
+              <w:left w:type="dxa" w:w="100"/>
+              <w:bottom w:type="dxa" w:w="80"/>
+              <w:right w:type="dxa" w:w="100"/>
+            </w:tcMar>
+            <w:vAlign w:val="top"/>
+          </w:tcPr>
+          <w:p>
+            <w:pPr>
+              <w:spacing w:after="0" w:before="0" w:line="250"/>
+            </w:pPr>
+            <w:r>
+              <w:rPr>
+                <w:rFonts w:ascii="Calibri" w:cs="Calibri" w:eastAsia="Calibri" w:hAnsi="Calibri"/>
+                <w:b w:val="false"/>
+                <w:bCs w:val="false"/>
+                <w:sz w:val="20"/>
+                <w:szCs w:val="20"/>
+              </w:rPr>
+              <w:t xml:space="preserve">Final Student Revisions</w:t>
+            </w:r>
+          </w:p>
+        </w:tc>
+        <w:tc>
+          <w:tcPr>
+            <w:tcW w:type="dxa" w:w="6960"/>
+            <w:tcMar>
+              <w:top w:type="dxa" w:w="80"/>
+              <w:left w:type="dxa" w:w="100"/>
+              <w:bottom w:type="dxa" w:w="80"/>
+              <w:right w:type="dxa" w:w="100"/>
+            </w:tcMar>
+            <w:vAlign w:val="top"/>
+          </w:tcPr>
+          <w:p>
+            <w:pPr>
+              <w:spacing w:after="0" w:before="0" w:line="250"/>
+            </w:pPr>
+            <w:r>
+              <w:rPr>
+                <w:rFonts w:ascii="Calibri" w:cs="Calibri" w:eastAsia="Calibri" w:hAnsi="Calibri"/>
+                <w:b w:val="false"/>
+                <w:bCs w:val="false"/>
+                <w:sz w:val="20"/>
+                <w:szCs w:val="20"/>
+              </w:rPr>
+              <w:t xml:space="preserve">Student decided that the second-judge and evidence-base questions, not directly addressed in the reply, would be treated as resolved by proceeding rather than re-asked, consistent with the decision to stop emailing and document instead.</w:t>
             </w:r>
           </w:p>
         </w:tc>

--- a/docs/CISC699_HardStop2_DesignReview.docx
+++ b/docs/CISC699_HardStop2_DesignReview.docx
@@ -3684,6 +3684,588 @@
                 <w:szCs w:val="20"/>
               </w:rPr>
               <w:t xml:space="preserve">Student decided that the second-judge and evidence-base questions, not directly addressed in the reply, would be treated as resolved by proceeding rather than re-asked, consistent with the decision to stop emailing and document instead.</w:t>
+            </w:r>
+          </w:p>
+        </w:tc>
+      </w:tr>
+    </w:tbl>
+    <w:p>
+      <w:pPr>
+        <w:spacing w:after="0" w:before="0" w:line="264"/>
+      </w:pPr>
+      <w:r>
+        <w:rPr>
+          <w:rFonts w:ascii="Calibri" w:cs="Calibri" w:eastAsia="Calibri" w:hAnsi="Calibri"/>
+          <w:sz w:val="22"/>
+          <w:szCs w:val="22"/>
+        </w:rPr>
+        <w:t xml:space="preserve"/>
+      </w:r>
+    </w:p>
+    <w:p>
+      <w:pPr>
+        <w:keepNext/>
+        <w:spacing w:after="60" w:before="120" w:line="264"/>
+      </w:pPr>
+      <w:r>
+        <w:rPr>
+          <w:rFonts w:ascii="Calibri" w:cs="Calibri" w:eastAsia="Calibri" w:hAnsi="Calibri"/>
+          <w:b/>
+          <w:bCs/>
+          <w:i/>
+          <w:iCs/>
+          <w:sz w:val="22"/>
+          <w:szCs w:val="22"/>
+        </w:rPr>
+        <w:t xml:space="preserve">Entry 17 — Fairness-by-Shelter-Characteristic Check</w:t>
+      </w:r>
+    </w:p>
+    <w:tbl>
+      <w:tblPr>
+        <w:tblW w:type="dxa" w:w="9360"/>
+        <w:tblBorders>
+          <w:top w:val="single" w:color="999999" w:sz="4"/>
+          <w:left w:val="single" w:color="999999" w:sz="4"/>
+          <w:bottom w:val="single" w:color="999999" w:sz="4"/>
+          <w:right w:val="single" w:color="999999" w:sz="4"/>
+          <w:insideH w:val="single" w:color="CCCCCC" w:sz="2"/>
+          <w:insideV w:val="single" w:color="CCCCCC" w:sz="2"/>
+        </w:tblBorders>
+      </w:tblPr>
+      <w:tblGrid>
+        <w:gridCol w:w="2400"/>
+        <w:gridCol w:w="6960"/>
+      </w:tblGrid>
+      <w:tr>
+        <w:trPr>
+          <w:cantSplit/>
+          <w:tblHeader/>
+        </w:trPr>
+        <w:tc>
+          <w:tcPr>
+            <w:tcW w:type="dxa" w:w="2400"/>
+            <w:shd w:fill="E8F3EF" w:val="clear"/>
+            <w:tcMar>
+              <w:top w:type="dxa" w:w="80"/>
+              <w:left w:type="dxa" w:w="100"/>
+              <w:bottom w:type="dxa" w:w="80"/>
+              <w:right w:type="dxa" w:w="100"/>
+            </w:tcMar>
+            <w:vAlign w:val="top"/>
+          </w:tcPr>
+          <w:p>
+            <w:pPr>
+              <w:spacing w:after="0" w:before="0" w:line="250"/>
+            </w:pPr>
+            <w:r>
+              <w:rPr>
+                <w:rFonts w:ascii="Calibri" w:cs="Calibri" w:eastAsia="Calibri" w:hAnsi="Calibri"/>
+                <w:b/>
+                <w:bCs/>
+                <w:sz w:val="20"/>
+                <w:szCs w:val="20"/>
+              </w:rPr>
+              <w:t xml:space="preserve">Field</w:t>
+            </w:r>
+          </w:p>
+        </w:tc>
+        <w:tc>
+          <w:tcPr>
+            <w:tcW w:type="dxa" w:w="6960"/>
+            <w:shd w:fill="E8F3EF" w:val="clear"/>
+            <w:tcMar>
+              <w:top w:type="dxa" w:w="80"/>
+              <w:left w:type="dxa" w:w="100"/>
+              <w:bottom w:type="dxa" w:w="80"/>
+              <w:right w:type="dxa" w:w="100"/>
+            </w:tcMar>
+            <w:vAlign w:val="top"/>
+          </w:tcPr>
+          <w:p>
+            <w:pPr>
+              <w:spacing w:after="0" w:before="0" w:line="250"/>
+            </w:pPr>
+            <w:r>
+              <w:rPr>
+                <w:rFonts w:ascii="Calibri" w:cs="Calibri" w:eastAsia="Calibri" w:hAnsi="Calibri"/>
+                <w:b/>
+                <w:bCs/>
+                <w:sz w:val="20"/>
+                <w:szCs w:val="20"/>
+              </w:rPr>
+              <w:t xml:space="preserve">Detail</w:t>
+            </w:r>
+          </w:p>
+        </w:tc>
+      </w:tr>
+      <w:tr>
+        <w:trPr>
+          <w:cantSplit/>
+        </w:trPr>
+        <w:tc>
+          <w:tcPr>
+            <w:tcW w:type="dxa" w:w="2400"/>
+            <w:tcMar>
+              <w:top w:type="dxa" w:w="80"/>
+              <w:left w:type="dxa" w:w="100"/>
+              <w:bottom w:type="dxa" w:w="80"/>
+              <w:right w:type="dxa" w:w="100"/>
+            </w:tcMar>
+            <w:vAlign w:val="top"/>
+          </w:tcPr>
+          <w:p>
+            <w:pPr>
+              <w:spacing w:after="0" w:before="0" w:line="250"/>
+            </w:pPr>
+            <w:r>
+              <w:rPr>
+                <w:rFonts w:ascii="Calibri" w:cs="Calibri" w:eastAsia="Calibri" w:hAnsi="Calibri"/>
+                <w:b w:val="false"/>
+                <w:bCs w:val="false"/>
+                <w:sz w:val="20"/>
+                <w:szCs w:val="20"/>
+              </w:rPr>
+              <w:t xml:space="preserve">Tool</w:t>
+            </w:r>
+          </w:p>
+        </w:tc>
+        <w:tc>
+          <w:tcPr>
+            <w:tcW w:type="dxa" w:w="6960"/>
+            <w:tcMar>
+              <w:top w:type="dxa" w:w="80"/>
+              <w:left w:type="dxa" w:w="100"/>
+              <w:bottom w:type="dxa" w:w="80"/>
+              <w:right w:type="dxa" w:w="100"/>
+            </w:tcMar>
+            <w:vAlign w:val="top"/>
+          </w:tcPr>
+          <w:p>
+            <w:pPr>
+              <w:spacing w:after="0" w:before="0" w:line="250"/>
+            </w:pPr>
+            <w:r>
+              <w:rPr>
+                <w:rFonts w:ascii="Calibri" w:cs="Calibri" w:eastAsia="Calibri" w:hAnsi="Calibri"/>
+                <w:b w:val="false"/>
+                <w:bCs w:val="false"/>
+                <w:sz w:val="20"/>
+                <w:szCs w:val="20"/>
+              </w:rPr>
+              <w:t xml:space="preserve">Claude (Anthropic, Claude Sonnet 5)</w:t>
+            </w:r>
+          </w:p>
+        </w:tc>
+      </w:tr>
+      <w:tr>
+        <w:trPr>
+          <w:cantSplit/>
+        </w:trPr>
+        <w:tc>
+          <w:tcPr>
+            <w:tcW w:type="dxa" w:w="2400"/>
+            <w:tcMar>
+              <w:top w:type="dxa" w:w="80"/>
+              <w:left w:type="dxa" w:w="100"/>
+              <w:bottom w:type="dxa" w:w="80"/>
+              <w:right w:type="dxa" w:w="100"/>
+            </w:tcMar>
+            <w:vAlign w:val="top"/>
+          </w:tcPr>
+          <w:p>
+            <w:pPr>
+              <w:spacing w:after="0" w:before="0" w:line="250"/>
+            </w:pPr>
+            <w:r>
+              <w:rPr>
+                <w:rFonts w:ascii="Calibri" w:cs="Calibri" w:eastAsia="Calibri" w:hAnsi="Calibri"/>
+                <w:b w:val="false"/>
+                <w:bCs w:val="false"/>
+                <w:sz w:val="20"/>
+                <w:szCs w:val="20"/>
+              </w:rPr>
+              <w:t xml:space="preserve">Date / Phase</w:t>
+            </w:r>
+          </w:p>
+        </w:tc>
+        <w:tc>
+          <w:tcPr>
+            <w:tcW w:type="dxa" w:w="6960"/>
+            <w:tcMar>
+              <w:top w:type="dxa" w:w="80"/>
+              <w:left w:type="dxa" w:w="100"/>
+              <w:bottom w:type="dxa" w:w="80"/>
+              <w:right w:type="dxa" w:w="100"/>
+            </w:tcMar>
+            <w:vAlign w:val="top"/>
+          </w:tcPr>
+          <w:p>
+            <w:pPr>
+              <w:spacing w:after="0" w:before="0" w:line="250"/>
+            </w:pPr>
+            <w:r>
+              <w:rPr>
+                <w:rFonts w:ascii="Calibri" w:cs="Calibri" w:eastAsia="Calibri" w:hAnsi="Calibri"/>
+                <w:b w:val="false"/>
+                <w:bCs w:val="false"/>
+                <w:sz w:val="20"/>
+                <w:szCs w:val="20"/>
+              </w:rPr>
+              <w:t xml:space="preserve">Week 4 (2026-09-29), addition before resubmission</w:t>
+            </w:r>
+          </w:p>
+        </w:tc>
+      </w:tr>
+      <w:tr>
+        <w:trPr>
+          <w:cantSplit/>
+        </w:trPr>
+        <w:tc>
+          <w:tcPr>
+            <w:tcW w:type="dxa" w:w="2400"/>
+            <w:tcMar>
+              <w:top w:type="dxa" w:w="80"/>
+              <w:left w:type="dxa" w:w="100"/>
+              <w:bottom w:type="dxa" w:w="80"/>
+              <w:right w:type="dxa" w:w="100"/>
+            </w:tcMar>
+            <w:vAlign w:val="top"/>
+          </w:tcPr>
+          <w:p>
+            <w:pPr>
+              <w:spacing w:after="0" w:before="0" w:line="250"/>
+            </w:pPr>
+            <w:r>
+              <w:rPr>
+                <w:rFonts w:ascii="Calibri" w:cs="Calibri" w:eastAsia="Calibri" w:hAnsi="Calibri"/>
+                <w:b w:val="false"/>
+                <w:bCs w:val="false"/>
+                <w:sz w:val="20"/>
+                <w:szCs w:val="20"/>
+              </w:rPr>
+              <w:t xml:space="preserve">Purpose</w:t>
+            </w:r>
+          </w:p>
+        </w:tc>
+        <w:tc>
+          <w:tcPr>
+            <w:tcW w:type="dxa" w:w="6960"/>
+            <w:tcMar>
+              <w:top w:type="dxa" w:w="80"/>
+              <w:left w:type="dxa" w:w="100"/>
+              <w:bottom w:type="dxa" w:w="80"/>
+              <w:right w:type="dxa" w:w="100"/>
+            </w:tcMar>
+            <w:vAlign w:val="top"/>
+          </w:tcPr>
+          <w:p>
+            <w:pPr>
+              <w:spacing w:after="0" w:before="0" w:line="250"/>
+            </w:pPr>
+            <w:r>
+              <w:rPr>
+                <w:rFonts w:ascii="Calibri" w:cs="Calibri" w:eastAsia="Calibri" w:hAnsi="Calibri"/>
+                <w:b w:val="false"/>
+                <w:bCs w:val="false"/>
+                <w:sz w:val="20"/>
+                <w:szCs w:val="20"/>
+              </w:rPr>
+              <w:t xml:space="preserve">Add the second half of the Week 2 fairness/sensitivity request, which the sensitivity check alone did not cover: whether scoring systematically favors a shelter characteristic regardless of case merit.</w:t>
+            </w:r>
+          </w:p>
+        </w:tc>
+      </w:tr>
+      <w:tr>
+        <w:trPr>
+          <w:cantSplit/>
+        </w:trPr>
+        <w:tc>
+          <w:tcPr>
+            <w:tcW w:type="dxa" w:w="2400"/>
+            <w:tcMar>
+              <w:top w:type="dxa" w:w="80"/>
+              <w:left w:type="dxa" w:w="100"/>
+              <w:bottom w:type="dxa" w:w="80"/>
+              <w:right w:type="dxa" w:w="100"/>
+            </w:tcMar>
+            <w:vAlign w:val="top"/>
+          </w:tcPr>
+          <w:p>
+            <w:pPr>
+              <w:spacing w:after="0" w:before="0" w:line="250"/>
+            </w:pPr>
+            <w:r>
+              <w:rPr>
+                <w:rFonts w:ascii="Calibri" w:cs="Calibri" w:eastAsia="Calibri" w:hAnsi="Calibri"/>
+                <w:b w:val="false"/>
+                <w:bCs w:val="false"/>
+                <w:sz w:val="20"/>
+                <w:szCs w:val="20"/>
+              </w:rPr>
+              <w:t xml:space="preserve">Prompt / Task Summary</w:t>
+            </w:r>
+          </w:p>
+        </w:tc>
+        <w:tc>
+          <w:tcPr>
+            <w:tcW w:type="dxa" w:w="6960"/>
+            <w:tcMar>
+              <w:top w:type="dxa" w:w="80"/>
+              <w:left w:type="dxa" w:w="100"/>
+              <w:bottom w:type="dxa" w:w="80"/>
+              <w:right w:type="dxa" w:w="100"/>
+            </w:tcMar>
+            <w:vAlign w:val="top"/>
+          </w:tcPr>
+          <w:p>
+            <w:pPr>
+              <w:spacing w:after="0" w:before="0" w:line="250"/>
+            </w:pPr>
+            <w:r>
+              <w:rPr>
+                <w:rFonts w:ascii="Calibri" w:cs="Calibri" w:eastAsia="Calibri" w:hAnsi="Calibri"/>
+                <w:b w:val="false"/>
+                <w:bCs w:val="false"/>
+                <w:sz w:val="20"/>
+                <w:szCs w:val="20"/>
+              </w:rPr>
+              <w:t xml:space="preserve">Re-read the exact Week 2 feedback wording to separate its two asks (judgment sensitivity vs. input-factor fairness); design a won-share-vs-eligible-share method by shelter characteristic (tier, vet availability, distance, freshness); add it to Section 8 with an honest statistical-power caveat given only 9 planned cases; add a traceability row and a Week 7 build-order update.</w:t>
+            </w:r>
+          </w:p>
+        </w:tc>
+      </w:tr>
+      <w:tr>
+        <w:trPr>
+          <w:cantSplit/>
+        </w:trPr>
+        <w:tc>
+          <w:tcPr>
+            <w:tcW w:type="dxa" w:w="2400"/>
+            <w:tcMar>
+              <w:top w:type="dxa" w:w="80"/>
+              <w:left w:type="dxa" w:w="100"/>
+              <w:bottom w:type="dxa" w:w="80"/>
+              <w:right w:type="dxa" w:w="100"/>
+            </w:tcMar>
+            <w:vAlign w:val="top"/>
+          </w:tcPr>
+          <w:p>
+            <w:pPr>
+              <w:spacing w:after="0" w:before="0" w:line="250"/>
+            </w:pPr>
+            <w:r>
+              <w:rPr>
+                <w:rFonts w:ascii="Calibri" w:cs="Calibri" w:eastAsia="Calibri" w:hAnsi="Calibri"/>
+                <w:b w:val="false"/>
+                <w:bCs w:val="false"/>
+                <w:sz w:val="20"/>
+                <w:szCs w:val="20"/>
+              </w:rPr>
+              <w:t xml:space="preserve">Output Used</w:t>
+            </w:r>
+          </w:p>
+        </w:tc>
+        <w:tc>
+          <w:tcPr>
+            <w:tcW w:type="dxa" w:w="6960"/>
+            <w:tcMar>
+              <w:top w:type="dxa" w:w="80"/>
+              <w:left w:type="dxa" w:w="100"/>
+              <w:bottom w:type="dxa" w:w="80"/>
+              <w:right w:type="dxa" w:w="100"/>
+            </w:tcMar>
+            <w:vAlign w:val="top"/>
+          </w:tcPr>
+          <w:p>
+            <w:pPr>
+              <w:spacing w:after="0" w:before="0" w:line="250"/>
+            </w:pPr>
+            <w:r>
+              <w:rPr>
+                <w:rFonts w:ascii="Calibri" w:cs="Calibri" w:eastAsia="Calibri" w:hAnsi="Calibri"/>
+                <w:b w:val="false"/>
+                <w:bCs w:val="false"/>
+                <w:sz w:val="20"/>
+                <w:szCs w:val="20"/>
+              </w:rPr>
+              <w:t xml:space="preserve">New Section 8 subsection, Section 9 row NFR7, Section 11 Week 7 build step.</w:t>
+            </w:r>
+          </w:p>
+        </w:tc>
+      </w:tr>
+      <w:tr>
+        <w:trPr>
+          <w:cantSplit/>
+        </w:trPr>
+        <w:tc>
+          <w:tcPr>
+            <w:tcW w:type="dxa" w:w="2400"/>
+            <w:tcMar>
+              <w:top w:type="dxa" w:w="80"/>
+              <w:left w:type="dxa" w:w="100"/>
+              <w:bottom w:type="dxa" w:w="80"/>
+              <w:right w:type="dxa" w:w="100"/>
+            </w:tcMar>
+            <w:vAlign w:val="top"/>
+          </w:tcPr>
+          <w:p>
+            <w:pPr>
+              <w:spacing w:after="0" w:before="0" w:line="250"/>
+            </w:pPr>
+            <w:r>
+              <w:rPr>
+                <w:rFonts w:ascii="Calibri" w:cs="Calibri" w:eastAsia="Calibri" w:hAnsi="Calibri"/>
+                <w:b w:val="false"/>
+                <w:bCs w:val="false"/>
+                <w:sz w:val="20"/>
+                <w:szCs w:val="20"/>
+              </w:rPr>
+              <w:t xml:space="preserve">Affected Section / Artifact</w:t>
+            </w:r>
+          </w:p>
+        </w:tc>
+        <w:tc>
+          <w:tcPr>
+            <w:tcW w:type="dxa" w:w="6960"/>
+            <w:tcMar>
+              <w:top w:type="dxa" w:w="80"/>
+              <w:left w:type="dxa" w:w="100"/>
+              <w:bottom w:type="dxa" w:w="80"/>
+              <w:right w:type="dxa" w:w="100"/>
+            </w:tcMar>
+            <w:vAlign w:val="top"/>
+          </w:tcPr>
+          <w:p>
+            <w:pPr>
+              <w:spacing w:after="0" w:before="0" w:line="250"/>
+            </w:pPr>
+            <w:r>
+              <w:rPr>
+                <w:rFonts w:ascii="Calibri" w:cs="Calibri" w:eastAsia="Calibri" w:hAnsi="Calibri"/>
+                <w:b w:val="false"/>
+                <w:bCs w:val="false"/>
+                <w:sz w:val="20"/>
+                <w:szCs w:val="20"/>
+              </w:rPr>
+              <w:t xml:space="preserve">Sections 8, 9, 11.</w:t>
+            </w:r>
+          </w:p>
+        </w:tc>
+      </w:tr>
+      <w:tr>
+        <w:trPr>
+          <w:cantSplit/>
+        </w:trPr>
+        <w:tc>
+          <w:tcPr>
+            <w:tcW w:type="dxa" w:w="2400"/>
+            <w:tcMar>
+              <w:top w:type="dxa" w:w="80"/>
+              <w:left w:type="dxa" w:w="100"/>
+              <w:bottom w:type="dxa" w:w="80"/>
+              <w:right w:type="dxa" w:w="100"/>
+            </w:tcMar>
+            <w:vAlign w:val="top"/>
+          </w:tcPr>
+          <w:p>
+            <w:pPr>
+              <w:spacing w:after="0" w:before="0" w:line="250"/>
+            </w:pPr>
+            <w:r>
+              <w:rPr>
+                <w:rFonts w:ascii="Calibri" w:cs="Calibri" w:eastAsia="Calibri" w:hAnsi="Calibri"/>
+                <w:b w:val="false"/>
+                <w:bCs w:val="false"/>
+                <w:sz w:val="20"/>
+                <w:szCs w:val="20"/>
+              </w:rPr>
+              <w:t xml:space="preserve">Human Verification</w:t>
+            </w:r>
+          </w:p>
+        </w:tc>
+        <w:tc>
+          <w:tcPr>
+            <w:tcW w:type="dxa" w:w="6960"/>
+            <w:tcMar>
+              <w:top w:type="dxa" w:w="80"/>
+              <w:left w:type="dxa" w:w="100"/>
+              <w:bottom w:type="dxa" w:w="80"/>
+              <w:right w:type="dxa" w:w="100"/>
+            </w:tcMar>
+            <w:vAlign w:val="top"/>
+          </w:tcPr>
+          <w:p>
+            <w:pPr>
+              <w:spacing w:after="0" w:before="0" w:line="250"/>
+            </w:pPr>
+            <w:r>
+              <w:rPr>
+                <w:rFonts w:ascii="Calibri" w:cs="Calibri" w:eastAsia="Calibri" w:hAnsi="Calibri"/>
+                <w:b w:val="false"/>
+                <w:bCs w:val="false"/>
+                <w:sz w:val="20"/>
+                <w:szCs w:val="20"/>
+              </w:rPr>
+              <w:t xml:space="preserve">The Week 2 feedback text was re-read verbatim rather than paraphrased from memory to confirm it named two distinct checks, not one.</w:t>
+            </w:r>
+          </w:p>
+        </w:tc>
+      </w:tr>
+      <w:tr>
+        <w:trPr>
+          <w:cantSplit/>
+        </w:trPr>
+        <w:tc>
+          <w:tcPr>
+            <w:tcW w:type="dxa" w:w="2400"/>
+            <w:tcMar>
+              <w:top w:type="dxa" w:w="80"/>
+              <w:left w:type="dxa" w:w="100"/>
+              <w:bottom w:type="dxa" w:w="80"/>
+              <w:right w:type="dxa" w:w="100"/>
+            </w:tcMar>
+            <w:vAlign w:val="top"/>
+          </w:tcPr>
+          <w:p>
+            <w:pPr>
+              <w:spacing w:after="0" w:before="0" w:line="250"/>
+            </w:pPr>
+            <w:r>
+              <w:rPr>
+                <w:rFonts w:ascii="Calibri" w:cs="Calibri" w:eastAsia="Calibri" w:hAnsi="Calibri"/>
+                <w:b w:val="false"/>
+                <w:bCs w:val="false"/>
+                <w:sz w:val="20"/>
+                <w:szCs w:val="20"/>
+              </w:rPr>
+              <w:t xml:space="preserve">Final Student Revisions</w:t>
+            </w:r>
+          </w:p>
+        </w:tc>
+        <w:tc>
+          <w:tcPr>
+            <w:tcW w:type="dxa" w:w="6960"/>
+            <w:tcMar>
+              <w:top w:type="dxa" w:w="80"/>
+              <w:left w:type="dxa" w:w="100"/>
+              <w:bottom w:type="dxa" w:w="80"/>
+              <w:right w:type="dxa" w:w="100"/>
+            </w:tcMar>
+            <w:vAlign w:val="top"/>
+          </w:tcPr>
+          <w:p>
+            <w:pPr>
+              <w:spacing w:after="0" w:before="0" w:line="250"/>
+            </w:pPr>
+            <w:r>
+              <w:rPr>
+                <w:rFonts w:ascii="Calibri" w:cs="Calibri" w:eastAsia="Calibri" w:hAnsi="Calibri"/>
+                <w:b w:val="false"/>
+                <w:bCs w:val="false"/>
+                <w:sz w:val="20"/>
+                <w:szCs w:val="20"/>
+              </w:rPr>
+              <w:t xml:space="preserve">Student requested this addition given the extended deadline; the specific characteristics checked and the "reported as counts, not percentages" honesty framing were directed by the student.</w:t>
             </w:r>
           </w:p>
         </w:tc>
@@ -16781,7 +17363,531 @@
           <w:sz w:val="22"/>
           <w:szCs w:val="22"/>
         </w:rPr>
-        <w:t xml:space="preserve">The harness logs which weight factor decides the winner in each case. If one factor (for example proximity) decides nearly every case regardless of the elicited vectors, that points to the scoring formulas (such as the /30 km constant, a disclosed limitation) and not to the weighting, and would be flagged for the supervisor and not silently accepted. The sensitivity check above also serves as the fairness check requested in Week 2 feedback: it shows how rankings move if the judge's subjective inputs change.</w:t>
+        <w:t xml:space="preserve">The harness logs which weight factor decides the winner in each case. If one factor (for example proximity) decides nearly every case regardless of the elicited vectors, that points to the scoring formulas (such as the /30 km constant, a disclosed limitation) and not to the weighting, and would be flagged for the supervisor and not silently accepted.</w:t>
+      </w:r>
+    </w:p>
+    <w:p>
+      <w:pPr>
+        <w:keepNext/>
+        <w:spacing w:after="100" w:before="200" w:line="264"/>
+      </w:pPr>
+      <w:r>
+        <w:rPr>
+          <w:rFonts w:ascii="Calibri" w:cs="Calibri" w:eastAsia="Calibri" w:hAnsi="Calibri"/>
+          <w:b/>
+          <w:bCs/>
+          <w:color w:val="0A3A35"/>
+          <w:sz w:val="24"/>
+          <w:szCs w:val="24"/>
+        </w:rPr>
+        <w:t xml:space="preserve">Fairness Check: Scoring by Shelter Characteristic (Week 2 Feedback)</w:t>
+      </w:r>
+    </w:p>
+    <w:p>
+      <w:pPr>
+        <w:spacing w:after="120" w:before="0" w:line="264"/>
+        <w:jc w:val="both"/>
+      </w:pPr>
+      <w:r>
+        <w:rPr>
+          <w:rFonts w:ascii="Calibri" w:cs="Calibri" w:eastAsia="Calibri" w:hAnsi="Calibri"/>
+          <w:sz w:val="22"/>
+          <w:szCs w:val="22"/>
+        </w:rPr>
+        <w:t xml:space="preserve">Week 2 feedback asked for two distinct things under this heading, and only the first was built into the original plan above. Restated precisely: "AHP judgments may systematically privilege particular shelter characteristics, geographic areas, or operational capacities... include a simple sensitivity/fairness check showing how shelter rankings change when AHP judgments or input factors vary." The sensitivity check (Section 8, above) answers the "AHP judgments vary" half: is the elicitation robust to small changes in the judge's input. It does not answer the "input factors vary" half: once the weights are fixed, does the scoring formula itself systematically favor a class of shelter regardless of case merit. This subsection adds that second, missing check.</w:t>
+      </w:r>
+    </w:p>
+    <w:p>
+      <w:pPr>
+        <w:spacing w:after="120" w:before="0" w:line="264"/>
+        <w:jc w:val="both"/>
+      </w:pPr>
+      <w:r>
+        <w:rPr>
+          <w:rFonts w:ascii="Calibri" w:cs="Calibri" w:eastAsia="Calibri" w:hAnsi="Calibri"/>
+          <w:sz w:val="22"/>
+          <w:szCs w:val="22"/>
+        </w:rPr>
+        <w:t xml:space="preserve">Method: for every case in the evaluation set, record each eligible bidding shelter's characteristics (tier, has_vet, distance bucket, dataFreshness) alongside its v2 match score and whether it won. For each characteristic value, compute its won share (fraction of cases it won) against its eligible share (fraction of cases in which a shelter with that characteristic was bidding at all). A characteristic whose won share exceeds its eligible share by a wide margin, with no case-merit reason (such as a case's own hard constraints requiring vet care), is flagged for the Week 7 midpoint rather than accepted as a good outcome.</w:t>
+      </w:r>
+    </w:p>
+    <w:tbl>
+      <w:tblPr>
+        <w:tblW w:type="dxa" w:w="9360"/>
+        <w:tblBorders>
+          <w:top w:val="single" w:color="999999" w:sz="4"/>
+          <w:left w:val="single" w:color="999999" w:sz="4"/>
+          <w:bottom w:val="single" w:color="999999" w:sz="4"/>
+          <w:right w:val="single" w:color="999999" w:sz="4"/>
+          <w:insideH w:val="single" w:color="CCCCCC" w:sz="2"/>
+          <w:insideV w:val="single" w:color="CCCCCC" w:sz="2"/>
+        </w:tblBorders>
+      </w:tblPr>
+      <w:tblGrid>
+        <w:gridCol w:w="1800"/>
+        <w:gridCol w:w="3200"/>
+        <w:gridCol w:w="4360"/>
+      </w:tblGrid>
+      <w:tr>
+        <w:trPr>
+          <w:cantSplit/>
+          <w:tblHeader/>
+        </w:trPr>
+        <w:tc>
+          <w:tcPr>
+            <w:tcW w:type="dxa" w:w="1800"/>
+            <w:shd w:fill="E8F3EF" w:val="clear"/>
+            <w:tcMar>
+              <w:top w:type="dxa" w:w="80"/>
+              <w:left w:type="dxa" w:w="100"/>
+              <w:bottom w:type="dxa" w:w="80"/>
+              <w:right w:type="dxa" w:w="100"/>
+            </w:tcMar>
+            <w:vAlign w:val="top"/>
+          </w:tcPr>
+          <w:p>
+            <w:pPr>
+              <w:spacing w:after="0" w:before="0" w:line="250"/>
+            </w:pPr>
+            <w:r>
+              <w:rPr>
+                <w:rFonts w:ascii="Calibri" w:cs="Calibri" w:eastAsia="Calibri" w:hAnsi="Calibri"/>
+                <w:b/>
+                <w:bCs/>
+                <w:sz w:val="20"/>
+                <w:szCs w:val="20"/>
+              </w:rPr>
+              <w:t xml:space="preserve">Characteristic</w:t>
+            </w:r>
+          </w:p>
+        </w:tc>
+        <w:tc>
+          <w:tcPr>
+            <w:tcW w:type="dxa" w:w="3200"/>
+            <w:shd w:fill="E8F3EF" w:val="clear"/>
+            <w:tcMar>
+              <w:top w:type="dxa" w:w="80"/>
+              <w:left w:type="dxa" w:w="100"/>
+              <w:bottom w:type="dxa" w:w="80"/>
+              <w:right w:type="dxa" w:w="100"/>
+            </w:tcMar>
+            <w:vAlign w:val="top"/>
+          </w:tcPr>
+          <w:p>
+            <w:pPr>
+              <w:spacing w:after="0" w:before="0" w:line="250"/>
+            </w:pPr>
+            <w:r>
+              <w:rPr>
+                <w:rFonts w:ascii="Calibri" w:cs="Calibri" w:eastAsia="Calibri" w:hAnsi="Calibri"/>
+                <w:b/>
+                <w:bCs/>
+                <w:sz w:val="20"/>
+                <w:szCs w:val="20"/>
+              </w:rPr>
+              <w:t xml:space="preserve">Example Values</w:t>
+            </w:r>
+          </w:p>
+        </w:tc>
+        <w:tc>
+          <w:tcPr>
+            <w:tcW w:type="dxa" w:w="4360"/>
+            <w:shd w:fill="E8F3EF" w:val="clear"/>
+            <w:tcMar>
+              <w:top w:type="dxa" w:w="80"/>
+              <w:left w:type="dxa" w:w="100"/>
+              <w:bottom w:type="dxa" w:w="80"/>
+              <w:right w:type="dxa" w:w="100"/>
+            </w:tcMar>
+            <w:vAlign w:val="top"/>
+          </w:tcPr>
+          <w:p>
+            <w:pPr>
+              <w:spacing w:after="0" w:before="0" w:line="250"/>
+            </w:pPr>
+            <w:r>
+              <w:rPr>
+                <w:rFonts w:ascii="Calibri" w:cs="Calibri" w:eastAsia="Calibri" w:hAnsi="Calibri"/>
+                <w:b/>
+                <w:bCs/>
+                <w:sz w:val="20"/>
+                <w:szCs w:val="20"/>
+              </w:rPr>
+              <w:t xml:space="preserve">What Would Be Suspicious</w:t>
+            </w:r>
+          </w:p>
+        </w:tc>
+      </w:tr>
+      <w:tr>
+        <w:trPr>
+          <w:cantSplit/>
+        </w:trPr>
+        <w:tc>
+          <w:tcPr>
+            <w:tcW w:type="dxa" w:w="1800"/>
+            <w:tcMar>
+              <w:top w:type="dxa" w:w="80"/>
+              <w:left w:type="dxa" w:w="100"/>
+              <w:bottom w:type="dxa" w:w="80"/>
+              <w:right w:type="dxa" w:w="100"/>
+            </w:tcMar>
+            <w:vAlign w:val="top"/>
+          </w:tcPr>
+          <w:p>
+            <w:pPr>
+              <w:spacing w:after="0" w:before="0" w:line="250"/>
+            </w:pPr>
+            <w:r>
+              <w:rPr>
+                <w:rFonts w:ascii="Calibri" w:cs="Calibri" w:eastAsia="Calibri" w:hAnsi="Calibri"/>
+                <w:b w:val="false"/>
+                <w:bCs w:val="false"/>
+                <w:sz w:val="20"/>
+                <w:szCs w:val="20"/>
+              </w:rPr>
+              <w:t xml:space="preserve">Tier</w:t>
+            </w:r>
+          </w:p>
+        </w:tc>
+        <w:tc>
+          <w:tcPr>
+            <w:tcW w:type="dxa" w:w="3200"/>
+            <w:tcMar>
+              <w:top w:type="dxa" w:w="80"/>
+              <w:left w:type="dxa" w:w="100"/>
+              <w:bottom w:type="dxa" w:w="80"/>
+              <w:right w:type="dxa" w:w="100"/>
+            </w:tcMar>
+            <w:vAlign w:val="top"/>
+          </w:tcPr>
+          <w:p>
+            <w:pPr>
+              <w:spacing w:after="0" w:before="0" w:line="250"/>
+            </w:pPr>
+            <w:r>
+              <w:rPr>
+                <w:rFonts w:ascii="Calibri" w:cs="Calibri" w:eastAsia="Calibri" w:hAnsi="Calibri"/>
+                <w:b w:val="false"/>
+                <w:bCs w:val="false"/>
+                <w:sz w:val="20"/>
+                <w:szCs w:val="20"/>
+              </w:rPr>
+              <w:t xml:space="preserve">Tier 1 (automated) vs. Tier 2 (Slack Q&amp;A)</w:t>
+            </w:r>
+          </w:p>
+        </w:tc>
+        <w:tc>
+          <w:tcPr>
+            <w:tcW w:type="dxa" w:w="4360"/>
+            <w:tcMar>
+              <w:top w:type="dxa" w:w="80"/>
+              <w:left w:type="dxa" w:w="100"/>
+              <w:bottom w:type="dxa" w:w="80"/>
+              <w:right w:type="dxa" w:w="100"/>
+            </w:tcMar>
+            <w:vAlign w:val="top"/>
+          </w:tcPr>
+          <w:p>
+            <w:pPr>
+              <w:spacing w:after="0" w:before="0" w:line="250"/>
+            </w:pPr>
+            <w:r>
+              <w:rPr>
+                <w:rFonts w:ascii="Calibri" w:cs="Calibri" w:eastAsia="Calibri" w:hAnsi="Calibri"/>
+                <w:b w:val="false"/>
+                <w:bCs w:val="false"/>
+                <w:sz w:val="20"/>
+                <w:szCs w:val="20"/>
+              </w:rPr>
+              <w:t xml:space="preserve">One tier winning far more than its share of eligible bids, with no case reason (e.g., urgency requiring the faster tier-1 turnaround).</w:t>
+            </w:r>
+          </w:p>
+        </w:tc>
+      </w:tr>
+      <w:tr>
+        <w:trPr>
+          <w:cantSplit/>
+        </w:trPr>
+        <w:tc>
+          <w:tcPr>
+            <w:tcW w:type="dxa" w:w="1800"/>
+            <w:tcMar>
+              <w:top w:type="dxa" w:w="80"/>
+              <w:left w:type="dxa" w:w="100"/>
+              <w:bottom w:type="dxa" w:w="80"/>
+              <w:right w:type="dxa" w:w="100"/>
+            </w:tcMar>
+            <w:vAlign w:val="top"/>
+          </w:tcPr>
+          <w:p>
+            <w:pPr>
+              <w:spacing w:after="0" w:before="0" w:line="250"/>
+            </w:pPr>
+            <w:r>
+              <w:rPr>
+                <w:rFonts w:ascii="Calibri" w:cs="Calibri" w:eastAsia="Calibri" w:hAnsi="Calibri"/>
+                <w:b w:val="false"/>
+                <w:bCs w:val="false"/>
+                <w:sz w:val="20"/>
+                <w:szCs w:val="20"/>
+              </w:rPr>
+              <w:t xml:space="preserve">Vet availability</w:t>
+            </w:r>
+          </w:p>
+        </w:tc>
+        <w:tc>
+          <w:tcPr>
+            <w:tcW w:type="dxa" w:w="3200"/>
+            <w:tcMar>
+              <w:top w:type="dxa" w:w="80"/>
+              <w:left w:type="dxa" w:w="100"/>
+              <w:bottom w:type="dxa" w:w="80"/>
+              <w:right w:type="dxa" w:w="100"/>
+            </w:tcMar>
+            <w:vAlign w:val="top"/>
+          </w:tcPr>
+          <w:p>
+            <w:pPr>
+              <w:spacing w:after="0" w:before="0" w:line="250"/>
+            </w:pPr>
+            <w:r>
+              <w:rPr>
+                <w:rFonts w:ascii="Calibri" w:cs="Calibri" w:eastAsia="Calibri" w:hAnsi="Calibri"/>
+                <w:b w:val="false"/>
+                <w:bCs w:val="false"/>
+                <w:sz w:val="20"/>
+                <w:szCs w:val="20"/>
+              </w:rPr>
+              <w:t xml:space="preserve">has_vet vs. vet-can-be-arranged vs. none</w:t>
+            </w:r>
+          </w:p>
+        </w:tc>
+        <w:tc>
+          <w:tcPr>
+            <w:tcW w:type="dxa" w:w="4360"/>
+            <w:tcMar>
+              <w:top w:type="dxa" w:w="80"/>
+              <w:left w:type="dxa" w:w="100"/>
+              <w:bottom w:type="dxa" w:w="80"/>
+              <w:right w:type="dxa" w:w="100"/>
+            </w:tcMar>
+            <w:vAlign w:val="top"/>
+          </w:tcPr>
+          <w:p>
+            <w:pPr>
+              <w:spacing w:after="0" w:before="0" w:line="250"/>
+            </w:pPr>
+            <w:r>
+              <w:rPr>
+                <w:rFonts w:ascii="Calibri" w:cs="Calibri" w:eastAsia="Calibri" w:hAnsi="Calibri"/>
+                <w:b w:val="false"/>
+                <w:bCs w:val="false"/>
+                <w:sz w:val="20"/>
+                <w:szCs w:val="20"/>
+              </w:rPr>
+              <w:t xml:space="preserve">A no-vet shelter winning injured-animal cases (this would also fail the hard-constraint check, so it is a second, independent tripwire).</w:t>
+            </w:r>
+          </w:p>
+        </w:tc>
+      </w:tr>
+      <w:tr>
+        <w:trPr>
+          <w:cantSplit/>
+        </w:trPr>
+        <w:tc>
+          <w:tcPr>
+            <w:tcW w:type="dxa" w:w="1800"/>
+            <w:tcMar>
+              <w:top w:type="dxa" w:w="80"/>
+              <w:left w:type="dxa" w:w="100"/>
+              <w:bottom w:type="dxa" w:w="80"/>
+              <w:right w:type="dxa" w:w="100"/>
+            </w:tcMar>
+            <w:vAlign w:val="top"/>
+          </w:tcPr>
+          <w:p>
+            <w:pPr>
+              <w:spacing w:after="0" w:before="0" w:line="250"/>
+            </w:pPr>
+            <w:r>
+              <w:rPr>
+                <w:rFonts w:ascii="Calibri" w:cs="Calibri" w:eastAsia="Calibri" w:hAnsi="Calibri"/>
+                <w:b w:val="false"/>
+                <w:bCs w:val="false"/>
+                <w:sz w:val="20"/>
+                <w:szCs w:val="20"/>
+              </w:rPr>
+              <w:t xml:space="preserve">Distance bucket</w:t>
+            </w:r>
+          </w:p>
+        </w:tc>
+        <w:tc>
+          <w:tcPr>
+            <w:tcW w:type="dxa" w:w="3200"/>
+            <w:tcMar>
+              <w:top w:type="dxa" w:w="80"/>
+              <w:left w:type="dxa" w:w="100"/>
+              <w:bottom w:type="dxa" w:w="80"/>
+              <w:right w:type="dxa" w:w="100"/>
+            </w:tcMar>
+            <w:vAlign w:val="top"/>
+          </w:tcPr>
+          <w:p>
+            <w:pPr>
+              <w:spacing w:after="0" w:before="0" w:line="250"/>
+            </w:pPr>
+            <w:r>
+              <w:rPr>
+                <w:rFonts w:ascii="Calibri" w:cs="Calibri" w:eastAsia="Calibri" w:hAnsi="Calibri"/>
+                <w:b w:val="false"/>
+                <w:bCs w:val="false"/>
+                <w:sz w:val="20"/>
+                <w:szCs w:val="20"/>
+              </w:rPr>
+              <w:t xml:space="preserve">Near (&lt;10 km) vs. far (&gt;=10 km)</w:t>
+            </w:r>
+          </w:p>
+        </w:tc>
+        <w:tc>
+          <w:tcPr>
+            <w:tcW w:type="dxa" w:w="4360"/>
+            <w:tcMar>
+              <w:top w:type="dxa" w:w="80"/>
+              <w:left w:type="dxa" w:w="100"/>
+              <w:bottom w:type="dxa" w:w="80"/>
+              <w:right w:type="dxa" w:w="100"/>
+            </w:tcMar>
+            <w:vAlign w:val="top"/>
+          </w:tcPr>
+          <w:p>
+            <w:pPr>
+              <w:spacing w:after="0" w:before="0" w:line="250"/>
+            </w:pPr>
+            <w:r>
+              <w:rPr>
+                <w:rFonts w:ascii="Calibri" w:cs="Calibri" w:eastAsia="Calibri" w:hAnsi="Calibri"/>
+                <w:b w:val="false"/>
+                <w:bCs w:val="false"/>
+                <w:sz w:val="20"/>
+                <w:szCs w:val="20"/>
+              </w:rPr>
+              <w:t xml:space="preserve">Far shelters never winning even when nearer options have no slots or lack the needed species (would point to the disclosed /30 km normalization limitation).</w:t>
+            </w:r>
+          </w:p>
+        </w:tc>
+      </w:tr>
+      <w:tr>
+        <w:trPr>
+          <w:cantSplit/>
+        </w:trPr>
+        <w:tc>
+          <w:tcPr>
+            <w:tcW w:type="dxa" w:w="1800"/>
+            <w:tcMar>
+              <w:top w:type="dxa" w:w="80"/>
+              <w:left w:type="dxa" w:w="100"/>
+              <w:bottom w:type="dxa" w:w="80"/>
+              <w:right w:type="dxa" w:w="100"/>
+            </w:tcMar>
+            <w:vAlign w:val="top"/>
+          </w:tcPr>
+          <w:p>
+            <w:pPr>
+              <w:spacing w:after="0" w:before="0" w:line="250"/>
+            </w:pPr>
+            <w:r>
+              <w:rPr>
+                <w:rFonts w:ascii="Calibri" w:cs="Calibri" w:eastAsia="Calibri" w:hAnsi="Calibri"/>
+                <w:b w:val="false"/>
+                <w:bCs w:val="false"/>
+                <w:sz w:val="20"/>
+                <w:szCs w:val="20"/>
+              </w:rPr>
+              <w:t xml:space="preserve">Data freshness</w:t>
+            </w:r>
+          </w:p>
+        </w:tc>
+        <w:tc>
+          <w:tcPr>
+            <w:tcW w:type="dxa" w:w="3200"/>
+            <w:tcMar>
+              <w:top w:type="dxa" w:w="80"/>
+              <w:left w:type="dxa" w:w="100"/>
+              <w:bottom w:type="dxa" w:w="80"/>
+              <w:right w:type="dxa" w:w="100"/>
+            </w:tcMar>
+            <w:vAlign w:val="top"/>
+          </w:tcPr>
+          <w:p>
+            <w:pPr>
+              <w:spacing w:after="0" w:before="0" w:line="250"/>
+            </w:pPr>
+            <w:r>
+              <w:rPr>
+                <w:rFonts w:ascii="Calibri" w:cs="Calibri" w:eastAsia="Calibri" w:hAnsi="Calibri"/>
+                <w:b w:val="false"/>
+                <w:bCs w:val="false"/>
+                <w:sz w:val="20"/>
+                <w:szCs w:val="20"/>
+              </w:rPr>
+              <w:t xml:space="preserve">LIVE vs. HUMAN vs. SYNCED vs. STATIC</w:t>
+            </w:r>
+          </w:p>
+        </w:tc>
+        <w:tc>
+          <w:tcPr>
+            <w:tcW w:type="dxa" w:w="4360"/>
+            <w:tcMar>
+              <w:top w:type="dxa" w:w="80"/>
+              <w:left w:type="dxa" w:w="100"/>
+              <w:bottom w:type="dxa" w:w="80"/>
+              <w:right w:type="dxa" w:w="100"/>
+            </w:tcMar>
+            <w:vAlign w:val="top"/>
+          </w:tcPr>
+          <w:p>
+            <w:pPr>
+              <w:spacing w:after="0" w:before="0" w:line="250"/>
+            </w:pPr>
+            <w:r>
+              <w:rPr>
+                <w:rFonts w:ascii="Calibri" w:cs="Calibri" w:eastAsia="Calibri" w:hAnsi="Calibri"/>
+                <w:b w:val="false"/>
+                <w:bCs w:val="false"/>
+                <w:sz w:val="20"/>
+                <w:szCs w:val="20"/>
+              </w:rPr>
+              <w:t xml:space="preserve">STATIC/seeded shelters winning disproportionately just because they are always "available" on paper, crowding out live bids.</w:t>
+            </w:r>
+          </w:p>
+        </w:tc>
+      </w:tr>
+    </w:tbl>
+    <w:p>
+      <w:pPr>
+        <w:spacing w:after="0" w:before="0" w:line="264"/>
+      </w:pPr>
+      <w:r>
+        <w:rPr>
+          <w:rFonts w:ascii="Calibri" w:cs="Calibri" w:eastAsia="Calibri" w:hAnsi="Calibri"/>
+          <w:sz w:val="22"/>
+          <w:szCs w:val="22"/>
+        </w:rPr>
+        <w:t xml:space="preserve"/>
+      </w:r>
+    </w:p>
+    <w:p>
+      <w:pPr>
+        <w:spacing w:after="120" w:before="0" w:line="264"/>
+        <w:jc w:val="both"/>
+      </w:pPr>
+      <w:r>
+        <w:rPr>
+          <w:rFonts w:ascii="Calibri" w:cs="Calibri" w:eastAsia="Calibri" w:hAnsi="Calibri"/>
+          <w:sz w:val="22"/>
+          <w:szCs w:val="22"/>
+        </w:rPr>
+        <w:t xml:space="preserve">Honesty about statistical power: with 9 cases (1 real, 8 synthetic) this is a directional, illustrative check this term, not a statistically powered fairness audit — a skew observed on 9 cases could easily be chance rather than systematic bias. It is reported as counts (for example, "3 of 4 eligible tier-1 wins"), not percentages, and is treated as a prompt for supervisor discussion at the Week 7 midpoint, not as proof of fairness or unfairness either way. A properly powered version of this check is future work once real case volume accumulates, the same constraint already disclosed for the comparison test (Section 8, above) and the classifier agreement test.</w:t>
       </w:r>
     </w:p>
     <w:p>
@@ -19683,6 +20789,146 @@
                 <w:szCs w:val="20"/>
               </w:rPr>
               <w:t xml:space="preserve">Exact repeatability; max delta in p at most 0.10 across repeats (provisional)</w:t>
+            </w:r>
+          </w:p>
+        </w:tc>
+      </w:tr>
+      <w:tr>
+        <w:trPr>
+          <w:cantSplit/>
+        </w:trPr>
+        <w:tc>
+          <w:tcPr>
+            <w:tcW w:type="dxa" w:w="1100"/>
+            <w:tcMar>
+              <w:top w:type="dxa" w:w="80"/>
+              <w:left w:type="dxa" w:w="100"/>
+              <w:bottom w:type="dxa" w:w="80"/>
+              <w:right w:type="dxa" w:w="100"/>
+            </w:tcMar>
+            <w:vAlign w:val="top"/>
+          </w:tcPr>
+          <w:p>
+            <w:pPr>
+              <w:spacing w:after="0" w:before="0" w:line="250"/>
+            </w:pPr>
+            <w:r>
+              <w:rPr>
+                <w:rFonts w:ascii="Calibri" w:cs="Calibri" w:eastAsia="Calibri" w:hAnsi="Calibri"/>
+                <w:b w:val="false"/>
+                <w:bCs w:val="false"/>
+                <w:sz w:val="20"/>
+                <w:szCs w:val="20"/>
+              </w:rPr>
+              <w:t xml:space="preserve">NFR7 (new)</w:t>
+            </w:r>
+          </w:p>
+        </w:tc>
+        <w:tc>
+          <w:tcPr>
+            <w:tcW w:type="dxa" w:w="2500"/>
+            <w:tcMar>
+              <w:top w:type="dxa" w:w="80"/>
+              <w:left w:type="dxa" w:w="100"/>
+              <w:bottom w:type="dxa" w:w="80"/>
+              <w:right w:type="dxa" w:w="100"/>
+            </w:tcMar>
+            <w:vAlign w:val="top"/>
+          </w:tcPr>
+          <w:p>
+            <w:pPr>
+              <w:spacing w:after="0" w:before="0" w:line="250"/>
+            </w:pPr>
+            <w:r>
+              <w:rPr>
+                <w:rFonts w:ascii="Calibri" w:cs="Calibri" w:eastAsia="Calibri" w:hAnsi="Calibri"/>
+                <w:b w:val="false"/>
+                <w:bCs w:val="false"/>
+                <w:sz w:val="20"/>
+                <w:szCs w:val="20"/>
+              </w:rPr>
+              <w:t xml:space="preserve">Scoring shall not systematically favor a shelter characteristic (tier, vet availability, distance, freshness) without case-merit justification</w:t>
+            </w:r>
+          </w:p>
+        </w:tc>
+        <w:tc>
+          <w:tcPr>
+            <w:tcW w:type="dxa" w:w="2000"/>
+            <w:tcMar>
+              <w:top w:type="dxa" w:w="80"/>
+              <w:left w:type="dxa" w:w="100"/>
+              <w:bottom w:type="dxa" w:w="80"/>
+              <w:right w:type="dxa" w:w="100"/>
+            </w:tcMar>
+            <w:vAlign w:val="top"/>
+          </w:tcPr>
+          <w:p>
+            <w:pPr>
+              <w:spacing w:after="0" w:before="0" w:line="250"/>
+            </w:pPr>
+            <w:r>
+              <w:rPr>
+                <w:rFonts w:ascii="Calibri" w:cs="Calibri" w:eastAsia="Calibri" w:hAnsi="Calibri"/>
+                <w:b w:val="false"/>
+                <w:bCs w:val="false"/>
+                <w:sz w:val="20"/>
+                <w:szCs w:val="20"/>
+              </w:rPr>
+              <w:t xml:space="preserve">Section 8 (Fairness Check)</w:t>
+            </w:r>
+          </w:p>
+        </w:tc>
+        <w:tc>
+          <w:tcPr>
+            <w:tcW w:type="dxa" w:w="1800"/>
+            <w:tcMar>
+              <w:top w:type="dxa" w:w="80"/>
+              <w:left w:type="dxa" w:w="100"/>
+              <w:bottom w:type="dxa" w:w="80"/>
+              <w:right w:type="dxa" w:w="100"/>
+            </w:tcMar>
+            <w:vAlign w:val="top"/>
+          </w:tcPr>
+          <w:p>
+            <w:pPr>
+              <w:spacing w:after="0" w:before="0" w:line="250"/>
+            </w:pPr>
+            <w:r>
+              <w:rPr>
+                <w:rFonts w:ascii="Calibri" w:cs="Calibri" w:eastAsia="Calibri" w:hAnsi="Calibri"/>
+                <w:b w:val="false"/>
+                <w:bCs w:val="false"/>
+                <w:sz w:val="20"/>
+                <w:szCs w:val="20"/>
+              </w:rPr>
+              <w:t xml:space="preserve">Won-share vs. eligible-share breakdown by characteristic</w:t>
+            </w:r>
+          </w:p>
+        </w:tc>
+        <w:tc>
+          <w:tcPr>
+            <w:tcW w:type="dxa" w:w="1960"/>
+            <w:tcMar>
+              <w:top w:type="dxa" w:w="80"/>
+              <w:left w:type="dxa" w:w="100"/>
+              <w:bottom w:type="dxa" w:w="80"/>
+              <w:right w:type="dxa" w:w="100"/>
+            </w:tcMar>
+            <w:vAlign w:val="top"/>
+          </w:tcPr>
+          <w:p>
+            <w:pPr>
+              <w:spacing w:after="0" w:before="0" w:line="250"/>
+            </w:pPr>
+            <w:r>
+              <w:rPr>
+                <w:rFonts w:ascii="Calibri" w:cs="Calibri" w:eastAsia="Calibri" w:hAnsi="Calibri"/>
+                <w:b w:val="false"/>
+                <w:bCs w:val="false"/>
+                <w:sz w:val="20"/>
+                <w:szCs w:val="20"/>
+              </w:rPr>
+              <w:t xml:space="preserve">No characteristic's won share exceeds its eligible share by a wide, unexplained margin; reported as counts, flagged at Week 7 midpoint if seen</w:t>
             </w:r>
           </w:p>
         </w:tc>
@@ -20317,7 +21563,7 @@
                 <w:sz w:val="20"/>
                 <w:szCs w:val="20"/>
               </w:rPr>
-              <w:t xml:space="preserve">Full v1-vs-v2 comparison on all 9 cases; non-production latency and error-rate run with the flag on.</w:t>
+              <w:t xml:space="preserve">Full v1-vs-v2 comparison on all 9 cases; non-production latency and error-rate run with the flag on; fairness-by-characteristic breakdown (Section 8) computed and reported alongside it.</w:t>
             </w:r>
           </w:p>
         </w:tc>
@@ -20799,7 +22045,7 @@
           <w:sz w:val="22"/>
           <w:szCs w:val="22"/>
         </w:rPr>
-        <w:t xml:space="preserve">Reproduced in full, parsed directly from docs/AI_USE_LOG.md at the project root (Entries 1-16, cumulative across all submissions this term), not retyped by hand.</w:t>
+        <w:t xml:space="preserve">Reproduced in full, parsed directly from docs/AI_USE_LOG.md at the project root (Entries 1-17, cumulative across all submissions this term), not retyped by hand.</w:t>
       </w:r>
     </w:p>
     <w:p>
